--- a/115校內語文競賽/四年丙班_各項目培訓資料庫/06_國語演說組/老師_指導指引與每日進度表(含評量標準).docx
+++ b/115校內語文競賽/四年丙班_各項目培訓資料庫/06_國語演說組/老師_指導指引與每日進度表(含評量標準).docx
@@ -31,7 +31,7 @@
           <w:color w:val="C2410C"/>
           <w:sz w:val="22"/>
         </w:rPr>
-        <w:t>【四年丙班・國語演說組】老師指導指引與示範講稿（10/5-10/30 完整 20 天在校＋4週末假日）</w:t>
+        <w:t>【四年丙班・國語演說組】老師指導指引與進度表（官方指定雙題全套培訓）</w:t>
       </w:r>
     </w:p>
     <w:p>
@@ -73,7 +73,7 @@
           <w:color w:val="334155"/>
           <w:sz w:val="19"/>
         </w:rPr>
-        <w:t>115 年 11 月 5 日（四）08:20 抽籤報到，08:30 正式開始（大辦公室）。</w:t>
+        <w:t>115 年 11 月 19 日（四）08:10-09:20，活動中心簡報室。</w:t>
       </w:r>
     </w:p>
     <w:p>
@@ -89,7 +89,7 @@
           <w:color w:val="1E293B"/>
           <w:sz w:val="19"/>
         </w:rPr>
-        <w:t>指定題目：</w:t>
+        <w:t>競賽時限：</w:t>
       </w:r>
       <w:r>
         <w:rPr>
@@ -99,7 +99,7 @@
           <w:color w:val="334155"/>
           <w:sz w:val="19"/>
         </w:rPr>
-        <w:t>題目一：〈閱讀，帶我走進奇妙世界〉／題目二：〈中正校園裡最美麗的角落〉（二擇一）。</w:t>
+        <w:t>每人限時 2 分鐘（1分30秒一響鈴準備收尾，2分鐘二響鈴立即停止）。</w:t>
       </w:r>
     </w:p>
     <w:p>
@@ -115,7 +115,7 @@
           <w:color w:val="1E293B"/>
           <w:sz w:val="19"/>
         </w:rPr>
-        <w:t>評判規準：</w:t>
+        <w:t>官方題目：</w:t>
       </w:r>
       <w:r>
         <w:rPr>
@@ -125,7 +125,33 @@
           <w:color w:val="334155"/>
           <w:sz w:val="19"/>
         </w:rPr>
-        <w:t>語音 40%、內容 50%、儀態 10%。限時 3~4 分鐘（3分鐘一響鈴，4分鐘二響鈴下台）。</w:t>
+        <w:t>〈如果同學做了不對的事〉、〈我最喜歡的卡通(動漫)人物〉（二擇一）。</w:t>
+      </w:r>
+    </w:p>
+    <w:p>
+      <w:pPr>
+        <w:pStyle w:val="ListBullet"/>
+        <w:spacing w:before="40" w:after="40"/>
+      </w:pPr>
+      <w:r>
+        <w:rPr>
+          <w:rFonts w:ascii="微軟正黑體" w:hAnsi="微軟正黑體" w:eastAsia="微軟正黑體"/>
+          <w:b/>
+          <w:i w:val="0"/>
+          <w:color w:val="1E293B"/>
+          <w:sz w:val="19"/>
+        </w:rPr>
+        <w:t>評判標準：</w:t>
+      </w:r>
+      <w:r>
+        <w:rPr>
+          <w:rFonts w:ascii="微軟正黑體" w:hAnsi="微軟正黑體" w:eastAsia="微軟正黑體"/>
+          <w:b w:val="0"/>
+          <w:i w:val="0"/>
+          <w:color w:val="334155"/>
+          <w:sz w:val="19"/>
+        </w:rPr>
+        <w:t>內容 50%、語音 40%、儀態 10%。配速目標 1分45秒 至 1分55秒 從容完篇。</w:t>
       </w:r>
     </w:p>
     <w:p>
@@ -151,7 +177,7 @@
           <w:color w:val="334155"/>
           <w:sz w:val="19"/>
         </w:rPr>
-        <w:t>週末假日停課全面轉為居家自主自學與演說增量（420字精修定稿 ＋ 鏡前手勢 ＋ 脫稿計時 ＋ 抗壓演練），週一晨間抽測。</w:t>
+        <w:t>遇到週末假日改為居家自學與演說增量（8~10遍計時脫稿），週一晨間抽測檢驗。</w:t>
       </w:r>
     </w:p>
     <w:p>
@@ -167,7 +193,7 @@
           <w:color w:val="0F2C59"/>
           <w:sz w:val="26"/>
         </w:rPr>
-        <w:t>貳、兩題完整 420 字標準示範講稿</w:t>
+        <w:t>貳、官方指定題目完整示範講稿（四格骨架起承轉合）</w:t>
       </w:r>
     </w:p>
     <w:p>
@@ -183,7 +209,7 @@
           <w:color w:val="1E40AF"/>
           <w:sz w:val="22"/>
         </w:rPr>
-        <w:t>題目一：〈閱讀，帶我走進奇妙世界〉</w:t>
+        <w:t>【示範講稿一：〈如果同學做了不對的事〉】</w:t>
       </w:r>
     </w:p>
     <w:p>
@@ -192,20 +218,70 @@
           <w:rFonts w:ascii="微軟正黑體" w:hAnsi="微軟正黑體" w:eastAsia="微軟正黑體"/>
           <w:b w:val="0"/>
           <w:i w:val="0"/>
-          <w:color w:val="1E293B"/>
-          <w:sz w:val="18"/>
+          <w:color w:val="0F172A"/>
+          <w:sz w:val="19"/>
         </w:rPr>
-        <w:t>【題目一】〈閱讀，帶我走進奇妙世界〉（約420字）</w:t>
-        <w:br/>
-        <w:t>尊敬的評判老師、各位同學：大家好！我是四年丙班的參賽選手。今天我所要演說的題目是——〈閱讀，帶我走進奇妙世界〉。</w:t>
-        <w:br/>
-        <w:t xml:space="preserve">　　有人說：「生活是一張白紙，而閱讀，就是為這張白紙塗上絢麗色彩的神奇畫筆。」每當我輕輕翻開一本書，伴隨著淡淡的墨香，我就彷彿推開了一扇通往浩瀚未知的大門。</w:t>
-        <w:br/>
-        <w:t xml:space="preserve">　　在書的世界裡，我可以穿越時空，與古代的大發明家暢談智慧；我可以化身為勇敢的探險家，潛入幽深蔚藍的深海，與巨大的鯨魚並肩前行；我更可以飛上遼闊無垠的宇宙，探索璀璨星河的奧祕。在四年丙班的圖書角，每當下課鐘聲響起，我總會迫不及待地捧起一本書，沉浸其中。書本不僅開闊了我的視野，更在遇到困難時，教會了我堅強與勇氣。</w:t>
-        <w:br/>
-        <w:t xml:space="preserve">　　閱讀，就像一盞明燈，照亮我前行的道路；閱讀，更像一雙隱形的翅膀，帶我飛越現實的藩籬，飛向那充滿無限可能的奇妙世界！</w:t>
-        <w:br/>
-        <w:t xml:space="preserve">　　親愛的朋友們，讓我們一起在閱讀的海洋中揚帆啟航，遇見更美好的自己！我的演說到此結束，謝謝各位評判老師！</w:t>
+        <w:t>【題目一示範講稿】如果同學做了不對的事</w:t>
+      </w:r>
+    </w:p>
+    <w:p>
+      <w:r>
+        <w:rPr>
+          <w:rFonts w:ascii="微軟正黑體" w:hAnsi="微軟正黑體" w:eastAsia="微軟正黑體"/>
+          <w:b w:val="0"/>
+          <w:i w:val="0"/>
+          <w:color w:val="0F172A"/>
+          <w:sz w:val="19"/>
+        </w:rPr>
+        <w:t>尊敬的評判老師、各位同學，大家好！我是四年丙班第○號選手。今天我所要演說的題目是——〈如果同學做了不對的事〉。</w:t>
+      </w:r>
+    </w:p>
+    <w:p>
+      <w:r>
+        <w:rPr>
+          <w:rFonts w:ascii="微軟正黑體" w:hAnsi="微軟正黑體" w:eastAsia="微軟正黑體"/>
+          <w:b w:val="0"/>
+          <w:i w:val="0"/>
+          <w:color w:val="0F172A"/>
+          <w:sz w:val="19"/>
+        </w:rPr>
+        <w:t xml:space="preserve">　　古人說：「人非聖賢，孰能無過？」在學校生活中，我們天天和同學相處，難免會遇到同學做了不對的事。當那一刻發生時，我們究竟該怎麼做呢？</w:t>
+      </w:r>
+    </w:p>
+    <w:p>
+      <w:r>
+        <w:rPr>
+          <w:rFonts w:ascii="微軟正黑體" w:hAnsi="微軟正黑體" w:eastAsia="微軟正黑體"/>
+          <w:b w:val="0"/>
+          <w:i w:val="0"/>
+          <w:color w:val="0F172A"/>
+          <w:sz w:val="19"/>
+        </w:rPr>
+        <w:t xml:space="preserve">　　記得有一次下課，我看見好友為了開玩笑，偷偷把同桌的鉛筆盒藏了起來，還在一旁捂著嘴偷笑，看著對方急得快哭了。那時我心裡很掙扎：如果我說出來，會不會破壞友誼？但如果我不說，他就會一錯再錯。</w:t>
+      </w:r>
+    </w:p>
+    <w:p>
+      <w:r>
+        <w:rPr>
+          <w:rFonts w:ascii="微軟正黑體" w:hAnsi="微軟正黑體" w:eastAsia="微軟正黑體"/>
+          <w:b w:val="0"/>
+          <w:i w:val="0"/>
+          <w:color w:val="0F172A"/>
+          <w:sz w:val="19"/>
+        </w:rPr>
+        <w:t xml:space="preserve">　　於是我深吸一口氣，走上前輕輕拉住他的手，真誠地說：「如果換成你的鉛筆盒不見了，一定也會很著急吧？我們趕快還給他好嗎？」朋友愣了一下，臉紅了，趕緊把文具歸還並道歉。那一刻我明白，真正的朋友不是盲目包庇，而是在關鍵時刻勇敢拉他一把！</w:t>
+      </w:r>
+    </w:p>
+    <w:p>
+      <w:r>
+        <w:rPr>
+          <w:rFonts w:ascii="微軟正黑體" w:hAnsi="微軟正黑體" w:eastAsia="微軟正黑體"/>
+          <w:b w:val="0"/>
+          <w:i w:val="0"/>
+          <w:color w:val="0F172A"/>
+          <w:sz w:val="19"/>
+        </w:rPr>
+        <w:t xml:space="preserve">　　如果同學做了不對的事，讓我們用善意代替嘲笑，用溫暖的提醒指引彼此。讓我們做彼此生命中的良師益友，攜手成為更好的人！我的演說到此結束，謝謝各位評判老師！</w:t>
       </w:r>
     </w:p>
     <w:p>
@@ -221,7 +297,7 @@
           <w:color w:val="1E40AF"/>
           <w:sz w:val="22"/>
         </w:rPr>
-        <w:t>題目二：〈中正校園裡最美麗的角落〉</w:t>
+        <w:t>【示範講稿二：〈我最喜歡的卡通(動漫)人物〉】</w:t>
       </w:r>
     </w:p>
     <w:p>
@@ -230,20 +306,70 @@
           <w:rFonts w:ascii="微軟正黑體" w:hAnsi="微軟正黑體" w:eastAsia="微軟正黑體"/>
           <w:b w:val="0"/>
           <w:i w:val="0"/>
-          <w:color w:val="1E293B"/>
-          <w:sz w:val="18"/>
+          <w:color w:val="0F172A"/>
+          <w:sz w:val="19"/>
         </w:rPr>
-        <w:t>【題目二】〈中正校園裡最美麗的角落〉（約420字）</w:t>
-        <w:br/>
-        <w:t>尊敬的評判老師、各位同學：大家好！我是四年丙班的參賽選手。今天我所要演說的題目是——〈中正校園裡最美麗的角落〉。</w:t>
-        <w:br/>
-        <w:t xml:space="preserve">　　漫步在中正國小的校園裡，處處充滿了生機與歡笑。有人喜歡綠草如茵的大操場，有人喜歡書香洋溢的圖書室，而我心中最美麗的角落，是四年丙班窗外那一排靜靜佇立的老榕樹。</w:t>
-        <w:br/>
-        <w:t xml:space="preserve">　　清晨，金色的陽光穿透濃密的樹葉，在樹下灑落斑駁陸離的光影。微風吹過，樹葉沙沙作響，彷彿在為早讀的我們輕聲伴奏。春天，它是鳥雀歌唱的舞台；夏天，它像一把巨大的綠傘，為滿頭大汗的我們遮擋酷暑；秋冬時節，它依然蒼翠挺拔，宛如一位慈祥的長者，靜靜守護著我們的成長。</w:t>
-        <w:br/>
-        <w:t xml:space="preserve">　　這排老榕樹不僅是一處風景，它更見證了我和同班同學互相鼓勵、共同奮鬥的點點滴滴。它教會我像樹一樣，深深扎根，勇敢迎向風雨。</w:t>
-        <w:br/>
-        <w:t xml:space="preserve">　　美麗，不僅在於花草的絢爛，更在於那份陪伴與成長的溫暖記憶。這就是我心中最美麗的角落——中正老榕樹！我的演說到此結束，謝謝各位評判老師！</w:t>
+        <w:t>【題目二示範講稿】我最喜歡的卡通人物</w:t>
+      </w:r>
+    </w:p>
+    <w:p>
+      <w:r>
+        <w:rPr>
+          <w:rFonts w:ascii="微軟正黑體" w:hAnsi="微軟正黑體" w:eastAsia="微軟正黑體"/>
+          <w:b w:val="0"/>
+          <w:i w:val="0"/>
+          <w:color w:val="0F172A"/>
+          <w:sz w:val="19"/>
+        </w:rPr>
+        <w:t>尊敬的評判老師、各位同學，大家好！我是四年丙班第○號選手。今天我所要演說的題目是——〈我最喜歡的卡通人物〉。</w:t>
+      </w:r>
+    </w:p>
+    <w:p>
+      <w:r>
+        <w:rPr>
+          <w:rFonts w:ascii="微軟正黑體" w:hAnsi="微軟正黑體" w:eastAsia="微軟正黑體"/>
+          <w:b w:val="0"/>
+          <w:i w:val="0"/>
+          <w:color w:val="0F172A"/>
+          <w:sz w:val="19"/>
+        </w:rPr>
+        <w:t xml:space="preserve">　　「每個人心裡都有一位英雄，指引我們勇敢向前。」如果有人問我最喜歡哪一個卡通人物，我會毫不猶豫地回答——「哆啦A夢」！</w:t>
+      </w:r>
+    </w:p>
+    <w:p>
+      <w:r>
+        <w:rPr>
+          <w:rFonts w:ascii="微軟正黑體" w:hAnsi="微軟正黑體" w:eastAsia="微軟正黑體"/>
+          <w:b w:val="0"/>
+          <w:i w:val="0"/>
+          <w:color w:val="0F172A"/>
+          <w:sz w:val="19"/>
+        </w:rPr>
+        <w:t xml:space="preserve">　　很多人喜歡哆啦A夢，是因為他那神奇的百寶袋，想要什麼就有什麼。但真正打動我的，不是竹蜻蜓或任意門，而是他對大雄那份永不放棄的真誠陪伴。每當大雄考零分、遇到挫折哭泣時，哆啦A夢雖然會嚴格叮嚀，但轉過身，總是拿出溫暖的心，陪伴大雄一步步面對困難、重新站起來。</w:t>
+      </w:r>
+    </w:p>
+    <w:p>
+      <w:r>
+        <w:rPr>
+          <w:rFonts w:ascii="微軟正黑體" w:hAnsi="微軟正黑體" w:eastAsia="微軟正黑體"/>
+          <w:b w:val="0"/>
+          <w:i w:val="0"/>
+          <w:color w:val="0F172A"/>
+          <w:sz w:val="19"/>
+        </w:rPr>
+        <w:t xml:space="preserve">　　在學習的路上，我也曾遇到數學難題解不開、甚至想放棄的時候。每當這時，哆啦A夢常說的那句：「跌倒了沒關係，再站起來就好！」就像一股暖流注入我的心中，讓我重拾勇氣，繼續挑戰。</w:t>
+      </w:r>
+    </w:p>
+    <w:p>
+      <w:r>
+        <w:rPr>
+          <w:rFonts w:ascii="微軟正黑體" w:hAnsi="微軟正黑體" w:eastAsia="微軟正黑體"/>
+          <w:b w:val="0"/>
+          <w:i w:val="0"/>
+          <w:color w:val="0F172A"/>
+          <w:sz w:val="19"/>
+        </w:rPr>
+        <w:t xml:space="preserve">　　哆啦A夢讓我明白：我們不需要神奇道具，只要心中擁有善良、勇氣與堅持，我們每個人都能成為生活中的小英雄！我的演說到此結束，謝謝各位評判老師！</w:t>
       </w:r>
     </w:p>
     <w:p>
@@ -259,7 +385,7 @@
           <w:color w:val="0F2C59"/>
           <w:sz w:val="26"/>
         </w:rPr>
-        <w:t>參、10/5~10/30 每日在校集訓暨週末自學增量排程表（20天在校＋4週末全排程）</w:t>
+        <w:t>參、10/5~10/30 每日集訓與週末自學增量進度評量表</w:t>
       </w:r>
     </w:p>
     <w:tbl>
@@ -288,7 +414,7 @@
       <w:tr>
         <w:tc>
           <w:tcPr>
-            <w:tcW w:type="dxa" w:w="1008"/>
+            <w:tcW w:type="dxa" w:w="1152"/>
             <w:vAlign w:val="center"/>
             <w:tcMar>
               <w:top w:w="50" w:type="dxa"/>
@@ -346,7 +472,7 @@
         </w:tc>
         <w:tc>
           <w:tcPr>
-            <w:tcW w:type="dxa" w:w="1080"/>
+            <w:tcW w:type="dxa" w:w="936"/>
             <w:vAlign w:val="center"/>
             <w:tcMar>
               <w:top w:w="50" w:type="dxa"/>
@@ -369,13 +495,13 @@
                 <w:color w:val="FFFFFF"/>
                 <w:sz w:val="18"/>
               </w:rPr>
-              <w:t>類型</w:t>
+              <w:t>性質</w:t>
             </w:r>
           </w:p>
         </w:tc>
         <w:tc>
           <w:tcPr>
-            <w:tcW w:type="dxa" w:w="1584"/>
+            <w:tcW w:type="dxa" w:w="1872"/>
             <w:vAlign w:val="center"/>
             <w:tcMar>
               <w:top w:w="50" w:type="dxa"/>
@@ -398,7 +524,7 @@
                 <w:color w:val="FFFFFF"/>
                 <w:sz w:val="18"/>
               </w:rPr>
-              <w:t>訓練階段/任務</w:t>
+              <w:t>訓練焦點/任務</w:t>
             </w:r>
           </w:p>
         </w:tc>
@@ -456,13 +582,13 @@
                 <w:color w:val="FFFFFF"/>
                 <w:sz w:val="18"/>
               </w:rPr>
-              <w:t>每日評量規準</w:t>
+              <w:t>評量指標規準</w:t>
             </w:r>
           </w:p>
         </w:tc>
         <w:tc>
           <w:tcPr>
-            <w:tcW w:type="dxa" w:w="936"/>
+            <w:tcW w:type="dxa" w:w="1008"/>
             <w:vAlign w:val="center"/>
             <w:tcMar>
               <w:top w:w="50" w:type="dxa"/>
@@ -493,7 +619,7 @@
       <w:tr>
         <w:tc>
           <w:tcPr>
-            <w:tcW w:type="dxa" w:w="1008"/>
+            <w:tcW w:type="dxa" w:w="1152"/>
             <w:vAlign w:val="center"/>
             <w:tcMar>
               <w:top w:w="50" w:type="dxa"/>
@@ -551,7 +677,7 @@
         </w:tc>
         <w:tc>
           <w:tcPr>
-            <w:tcW w:type="dxa" w:w="1080"/>
+            <w:tcW w:type="dxa" w:w="936"/>
             <w:vAlign w:val="center"/>
             <w:tcMar>
               <w:top w:w="50" w:type="dxa"/>
@@ -580,7 +706,7 @@
         </w:tc>
         <w:tc>
           <w:tcPr>
-            <w:tcW w:type="dxa" w:w="1584"/>
+            <w:tcW w:type="dxa" w:w="1872"/>
             <w:vAlign w:val="center"/>
             <w:tcMar>
               <w:top w:w="50" w:type="dxa"/>
@@ -603,7 +729,7 @@
                 <w:color w:val="1E293B"/>
                 <w:sz w:val="17"/>
               </w:rPr>
-              <w:t>審題立意：題目二選一與核心亮</w:t>
+              <w:t>審題立意：題目二選一確立與核...</w:t>
             </w:r>
           </w:p>
         </w:tc>
@@ -632,9 +758,7 @@
                 <w:color w:val="1E293B"/>
                 <w:sz w:val="17"/>
               </w:rPr>
-              <w:t>【重點】指導審題技巧：分析兩題優劣。題目一〈閱讀，帶我走進奇妙世界〉適合喜愛閱讀、想像力豐富之學生；題目二〈中正校園裡最美麗的角落〉適合觀察細膩、喜愛校園生活之學生。確立一人一題目與個人特色故事亮點。</w:t>
-              <w:br/>
-              <w:t>【午休/檢驗】指導學生確立演說主旨，引導寫下 3 個最感動的真實生活片段作為題材庫。</w:t>
+              <w:t>指導審題技巧：實施辦法規定雙題「如果同學做了不對的事」與「我最喜歡的卡通(動漫)人物」（二擇一）。題目一側重同儕友誼、道德勇氣與同理心；題目二側重榜樣激勵、克服挫折與自我成長。協助選手確立選題與核心故事。</w:t>
             </w:r>
           </w:p>
         </w:tc>
@@ -663,13 +787,13 @@
                 <w:color w:val="1E293B"/>
                 <w:sz w:val="17"/>
               </w:rPr>
-              <w:t>選定題目明確，立意切題且富新意，能列出 3 個具體的生活故事素材。</w:t>
+              <w:t>選題明確，立意積極向上，能列出 1 個生動具體的個人故事素材。</w:t>
             </w:r>
           </w:p>
         </w:tc>
         <w:tc>
           <w:tcPr>
-            <w:tcW w:type="dxa" w:w="936"/>
+            <w:tcW w:type="dxa" w:w="1008"/>
             <w:vAlign w:val="center"/>
             <w:tcMar>
               <w:top w:w="50" w:type="dxa"/>
@@ -695,8 +819,6 @@
               <w:t>［ ］優</w:t>
               <w:br/>
               <w:t>［ ］良</w:t>
-              <w:br/>
-              <w:t>［ ］可</w:t>
             </w:r>
           </w:p>
         </w:tc>
@@ -704,7 +826,7 @@
       <w:tr>
         <w:tc>
           <w:tcPr>
-            <w:tcW w:type="dxa" w:w="1008"/>
+            <w:tcW w:type="dxa" w:w="1152"/>
             <w:vAlign w:val="center"/>
             <w:tcMar>
               <w:top w:w="50" w:type="dxa"/>
@@ -760,7 +882,7 @@
         </w:tc>
         <w:tc>
           <w:tcPr>
-            <w:tcW w:type="dxa" w:w="1080"/>
+            <w:tcW w:type="dxa" w:w="936"/>
             <w:vAlign w:val="center"/>
             <w:tcMar>
               <w:top w:w="50" w:type="dxa"/>
@@ -788,7 +910,7 @@
         </w:tc>
         <w:tc>
           <w:tcPr>
-            <w:tcW w:type="dxa" w:w="1584"/>
+            <w:tcW w:type="dxa" w:w="1872"/>
             <w:vAlign w:val="center"/>
             <w:tcMar>
               <w:top w:w="50" w:type="dxa"/>
@@ -810,7 +932,7 @@
                 <w:color w:val="1E293B"/>
                 <w:sz w:val="17"/>
               </w:rPr>
-              <w:t>四格骨架第一格【起】：開場抓</w:t>
+              <w:t>四格骨架第一格【起】：開場抓...</w:t>
             </w:r>
           </w:p>
         </w:tc>
@@ -838,9 +960,7 @@
                 <w:color w:val="1E293B"/>
                 <w:sz w:val="17"/>
               </w:rPr>
-              <w:t>【重點】第一段【起】（約60-80字）寫作：禮貌問好 ＋ 報題 ＋ 抓耳黃金句（名言破題、設問破題或情境破題）。在 15 秒內吸引評判注意力。</w:t>
-              <w:br/>
-              <w:t>【午休/檢驗】修改開場白，杜絕平淡乏味的「今天我要講的題目是……」，改用充滿詩意或懸念的金句開篇。</w:t>
+              <w:t>指導第一段【起】（約60-70字）：禮貌問好 ＋ 報號報題 ＋ 名言金句破題（如「人非聖賢孰能無過」或「每個人心裡都有一位英雄」）。15 秒內抓住評審注意力。</w:t>
             </w:r>
           </w:p>
         </w:tc>
@@ -868,13 +988,13 @@
                 <w:color w:val="1E293B"/>
                 <w:sz w:val="17"/>
               </w:rPr>
-              <w:t>開場抓耳有力，問候大方得體，題旨鮮明，字數約 60~80 字。</w:t>
+              <w:t>開場抓耳有力，問候大方得體，題旨鮮明，字數約 60~70 字。</w:t>
             </w:r>
           </w:p>
         </w:tc>
         <w:tc>
           <w:tcPr>
-            <w:tcW w:type="dxa" w:w="936"/>
+            <w:tcW w:type="dxa" w:w="1008"/>
             <w:vAlign w:val="center"/>
             <w:tcMar>
               <w:top w:w="50" w:type="dxa"/>
@@ -899,8 +1019,6 @@
               <w:t>［ ］優</w:t>
               <w:br/>
               <w:t>［ ］良</w:t>
-              <w:br/>
-              <w:t>［ ］可</w:t>
             </w:r>
           </w:p>
         </w:tc>
@@ -908,7 +1026,7 @@
       <w:tr>
         <w:tc>
           <w:tcPr>
-            <w:tcW w:type="dxa" w:w="1008"/>
+            <w:tcW w:type="dxa" w:w="1152"/>
             <w:vAlign w:val="center"/>
             <w:tcMar>
               <w:top w:w="50" w:type="dxa"/>
@@ -966,7 +1084,7 @@
         </w:tc>
         <w:tc>
           <w:tcPr>
-            <w:tcW w:type="dxa" w:w="1080"/>
+            <w:tcW w:type="dxa" w:w="936"/>
             <w:vAlign w:val="center"/>
             <w:tcMar>
               <w:top w:w="50" w:type="dxa"/>
@@ -995,7 +1113,7 @@
         </w:tc>
         <w:tc>
           <w:tcPr>
-            <w:tcW w:type="dxa" w:w="1584"/>
+            <w:tcW w:type="dxa" w:w="1872"/>
             <w:vAlign w:val="center"/>
             <w:tcMar>
               <w:top w:w="50" w:type="dxa"/>
@@ -1018,7 +1136,7 @@
                 <w:color w:val="1E293B"/>
                 <w:sz w:val="17"/>
               </w:rPr>
-              <w:t>四格骨架第二格【承】：核心生</w:t>
+              <w:t>四格骨架第二格【承】：情境鋪...</w:t>
             </w:r>
           </w:p>
         </w:tc>
@@ -1047,9 +1165,7 @@
                 <w:color w:val="1E293B"/>
                 <w:sz w:val="17"/>
               </w:rPr>
-              <w:t>【重點】第二段【承】（約150-180字）寫作：具體生活事例。避免泛泛而談，必須聚焦在「一本具體的書」或「校園中一處具體的風景」，有細節、有畫面感。</w:t>
-              <w:br/>
-              <w:t>【午休/檢驗】一對一指導事例描繪，引導加入五感摹寫（看到的顏色、聽到的聲音），讓故事躍然紙上。</w:t>
+              <w:t>指導第二段【承】（約80-90字）：具體生活故事展開。題目一描寫「看見同學藏鉛筆盒，內心該不該說的掙扎」；題目二描寫「哆啦A夢對大雄永不放棄的真情陪伴」。細節要生動！</w:t>
             </w:r>
           </w:p>
         </w:tc>
@@ -1078,13 +1194,13 @@
                 <w:color w:val="1E293B"/>
                 <w:sz w:val="17"/>
               </w:rPr>
-              <w:t>事例真實生動，融入四年丙班校園真實生活元素，極富畫面感與感染力。</w:t>
+              <w:t>故事情節生動真實，細節描寫具體，能呈現心理對比與張力。</w:t>
             </w:r>
           </w:p>
         </w:tc>
         <w:tc>
           <w:tcPr>
-            <w:tcW w:type="dxa" w:w="936"/>
+            <w:tcW w:type="dxa" w:w="1008"/>
             <w:vAlign w:val="center"/>
             <w:tcMar>
               <w:top w:w="50" w:type="dxa"/>
@@ -1110,8 +1226,6 @@
               <w:t>［ ］優</w:t>
               <w:br/>
               <w:t>［ ］良</w:t>
-              <w:br/>
-              <w:t>［ ］可</w:t>
             </w:r>
           </w:p>
         </w:tc>
@@ -1119,7 +1233,7 @@
       <w:tr>
         <w:tc>
           <w:tcPr>
-            <w:tcW w:type="dxa" w:w="1008"/>
+            <w:tcW w:type="dxa" w:w="1152"/>
             <w:vAlign w:val="center"/>
             <w:tcMar>
               <w:top w:w="50" w:type="dxa"/>
@@ -1175,7 +1289,7 @@
         </w:tc>
         <w:tc>
           <w:tcPr>
-            <w:tcW w:type="dxa" w:w="1080"/>
+            <w:tcW w:type="dxa" w:w="936"/>
             <w:vAlign w:val="center"/>
             <w:tcMar>
               <w:top w:w="50" w:type="dxa"/>
@@ -1203,7 +1317,7 @@
         </w:tc>
         <w:tc>
           <w:tcPr>
-            <w:tcW w:type="dxa" w:w="1584"/>
+            <w:tcW w:type="dxa" w:w="1872"/>
             <w:vAlign w:val="center"/>
             <w:tcMar>
               <w:top w:w="50" w:type="dxa"/>
@@ -1225,7 +1339,7 @@
                 <w:color w:val="1E293B"/>
                 <w:sz w:val="17"/>
               </w:rPr>
-              <w:t>四格骨架第三格【轉】：心境波</w:t>
+              <w:t>四格骨架第三格【轉】：勇敢行...</w:t>
             </w:r>
           </w:p>
         </w:tc>
@@ -1253,9 +1367,7 @@
                 <w:color w:val="1E293B"/>
                 <w:sz w:val="17"/>
               </w:rPr>
-              <w:t>【重點】第三段【轉】（約100-120字）寫作：轉折與昇華。由具體事例引申出內心的觸動、挫折的克服或思想的成熟，展示選手的思考深度。</w:t>
-              <w:br/>
-              <w:t>【午休/檢驗】指導轉折連接詞「然而、每當我遇到困難時、這不僅僅是一處風景……」，讓論述層層遞進。</w:t>
+              <w:t>指導第三段【轉】（約90-100字）：演說的高潮轉折點。題目一寫「深吸一口氣走上前，溫柔堅定勸阻同學，化解矛盾」；題目二寫「自己在學習遇到挫折時，想起卡通人物那句話重獲勇氣」。</w:t>
             </w:r>
           </w:p>
         </w:tc>
@@ -1283,13 +1395,13 @@
                 <w:color w:val="1E293B"/>
                 <w:sz w:val="17"/>
               </w:rPr>
-              <w:t>思維深刻有見地，能從平凡事物中提煉出深刻的成長智慧，字數約 100 字。</w:t>
+              <w:t>轉折自然深刻，能展現四年級學生的成長與真誠體悟。</w:t>
             </w:r>
           </w:p>
         </w:tc>
         <w:tc>
           <w:tcPr>
-            <w:tcW w:type="dxa" w:w="936"/>
+            <w:tcW w:type="dxa" w:w="1008"/>
             <w:vAlign w:val="center"/>
             <w:tcMar>
               <w:top w:w="50" w:type="dxa"/>
@@ -1314,8 +1426,6 @@
               <w:t>［ ］優</w:t>
               <w:br/>
               <w:t>［ ］良</w:t>
-              <w:br/>
-              <w:t>［ ］可</w:t>
             </w:r>
           </w:p>
         </w:tc>
@@ -1323,7 +1433,7 @@
       <w:tr>
         <w:tc>
           <w:tcPr>
-            <w:tcW w:type="dxa" w:w="1008"/>
+            <w:tcW w:type="dxa" w:w="1152"/>
             <w:vAlign w:val="center"/>
             <w:tcMar>
               <w:top w:w="50" w:type="dxa"/>
@@ -1381,7 +1491,7 @@
         </w:tc>
         <w:tc>
           <w:tcPr>
-            <w:tcW w:type="dxa" w:w="1080"/>
+            <w:tcW w:type="dxa" w:w="936"/>
             <w:vAlign w:val="center"/>
             <w:tcMar>
               <w:top w:w="50" w:type="dxa"/>
@@ -1410,7 +1520,7 @@
         </w:tc>
         <w:tc>
           <w:tcPr>
-            <w:tcW w:type="dxa" w:w="1584"/>
+            <w:tcW w:type="dxa" w:w="1872"/>
             <w:vAlign w:val="center"/>
             <w:tcMar>
               <w:top w:w="50" w:type="dxa"/>
@@ -1433,7 +1543,7 @@
                 <w:color w:val="1E293B"/>
                 <w:sz w:val="17"/>
               </w:rPr>
-              <w:t>四格骨架第四格【合】：金句昇</w:t>
+              <w:t>四格骨架第四格【合】：名言昇...</w:t>
             </w:r>
           </w:p>
         </w:tc>
@@ -1462,9 +1572,7 @@
                 <w:color w:val="1E293B"/>
                 <w:sz w:val="17"/>
               </w:rPr>
-              <w:t>【重點】第四段【合】（約60-80字）寫作：總結全文 ＋ 呼籲號召 ＋ 金句昇華 ＋ 禮貌致謝。字數精煉、鏗鏘有力。執行第 1 週講稿架構驗收。佈置週末全篇謄寫與配速增量任務。</w:t>
-              <w:br/>
-              <w:t>【午休/檢驗】逐篇審查學生完整講稿草稿，計算總字數（標準：400~450字），刪改冗詞贅字。</w:t>
+              <w:t>指導第四段【合】（約60-70字）：總結昇華 ＋ 呼籲共鳴 ＋ 禮貌致謝。用有力金句收束（如「做彼此生命中的良師益友」或「每個人都能成為生活中的小英雄」）。完成全篇 330 字定稿。</w:t>
             </w:r>
           </w:p>
         </w:tc>
@@ -1493,13 +1601,13 @@
                 <w:color w:val="1E293B"/>
                 <w:sz w:val="17"/>
               </w:rPr>
-              <w:t>全篇四格骨架完整，總字數在 420 字左右，立意深刻，段落比例協調。</w:t>
+              <w:t>全篇講稿 320~350 字，結構完整（起承轉合），思想健康積極，合乎演說格式。</w:t>
             </w:r>
           </w:p>
         </w:tc>
         <w:tc>
           <w:tcPr>
-            <w:tcW w:type="dxa" w:w="936"/>
+            <w:tcW w:type="dxa" w:w="1008"/>
             <w:vAlign w:val="center"/>
             <w:tcMar>
               <w:top w:w="50" w:type="dxa"/>
@@ -1525,8 +1633,6 @@
               <w:t>［ ］優</w:t>
               <w:br/>
               <w:t>［ ］良</w:t>
-              <w:br/>
-              <w:t>［ ］可</w:t>
             </w:r>
           </w:p>
         </w:tc>
@@ -1534,7 +1640,7 @@
       <w:tr>
         <w:tc>
           <w:tcPr>
-            <w:tcW w:type="dxa" w:w="1008"/>
+            <w:tcW w:type="dxa" w:w="1152"/>
             <w:vAlign w:val="center"/>
             <w:tcMar>
               <w:top w:w="50" w:type="dxa"/>
@@ -1590,7 +1696,7 @@
         </w:tc>
         <w:tc>
           <w:tcPr>
-            <w:tcW w:type="dxa" w:w="1080"/>
+            <w:tcW w:type="dxa" w:w="936"/>
             <w:vAlign w:val="center"/>
             <w:tcMar>
               <w:top w:w="50" w:type="dxa"/>
@@ -1618,7 +1724,7 @@
         </w:tc>
         <w:tc>
           <w:tcPr>
-            <w:tcW w:type="dxa" w:w="1584"/>
+            <w:tcW w:type="dxa" w:w="1872"/>
             <w:vAlign w:val="center"/>
             <w:tcMar>
               <w:top w:w="50" w:type="dxa"/>
@@ -1640,7 +1746,7 @@
                 <w:color w:val="1E293B"/>
                 <w:sz w:val="17"/>
               </w:rPr>
-              <w:t>【假日自主自學與演講增量】4</w:t>
+              <w:t>【假日自主自學與演說增量 A...</w:t>
             </w:r>
           </w:p>
         </w:tc>
@@ -1668,11 +1774,7 @@
                 <w:color w:val="1E293B"/>
                 <w:sz w:val="17"/>
               </w:rPr>
-              <w:t>【重點】【週末停課改居家自學】指派高強度演講增量作業：定稿 420 字講稿；繪製「四格心智圖」；完整朗讀講稿 8 遍並碼表計時。</w:t>
-              <w:br/>
-              <w:t>【導師週一驗收指標】週一晨間檢核定稿講稿與四格心智圖，抽測朗讀配速是否落在 3 分 15 秒 至 3 分 30 秒 之間。</w:t>
-              <w:br/>
-              <w:t>【午休/檢驗】【週一晨間批閱規準】檢查學生自評表家長評語與計時數據，確認字數無超標或不足。</w:t>
+              <w:t>【週末自學指引】週末背稿增量任務：1. 畫出「四格心智圖」（起承轉合四個畫面）；2. 脫稿背誦 8 遍；3. 長輩面前完整背講 2 次。</w:t>
             </w:r>
           </w:p>
         </w:tc>
@@ -1700,13 +1802,13 @@
                 <w:color w:val="1E293B"/>
                 <w:sz w:val="17"/>
               </w:rPr>
-              <w:t>【特優】：講稿字數在 400~440 字，四格心智圖生動精美，朗讀計時均在 3分25秒左右；【合格】：按次數完成並家長簽章。</w:t>
+              <w:t>【特優】完全脫稿且如講故事般生動；【優等】基本脫稿但稍有停頓；【尚可】仍需偷看講稿。</w:t>
             </w:r>
           </w:p>
         </w:tc>
         <w:tc>
           <w:tcPr>
-            <w:tcW w:type="dxa" w:w="936"/>
+            <w:tcW w:type="dxa" w:w="1008"/>
             <w:vAlign w:val="center"/>
             <w:tcMar>
               <w:top w:w="50" w:type="dxa"/>
@@ -1731,8 +1833,6 @@
               <w:t>［ ］優</w:t>
               <w:br/>
               <w:t>［ ］良</w:t>
-              <w:br/>
-              <w:t>［ ］可</w:t>
             </w:r>
           </w:p>
         </w:tc>
@@ -1740,7 +1840,7 @@
       <w:tr>
         <w:tc>
           <w:tcPr>
-            <w:tcW w:type="dxa" w:w="1008"/>
+            <w:tcW w:type="dxa" w:w="1152"/>
             <w:vAlign w:val="center"/>
             <w:tcMar>
               <w:top w:w="50" w:type="dxa"/>
@@ -1798,7 +1898,7 @@
         </w:tc>
         <w:tc>
           <w:tcPr>
-            <w:tcW w:type="dxa" w:w="1080"/>
+            <w:tcW w:type="dxa" w:w="936"/>
             <w:vAlign w:val="center"/>
             <w:tcMar>
               <w:top w:w="50" w:type="dxa"/>
@@ -1827,7 +1927,7 @@
         </w:tc>
         <w:tc>
           <w:tcPr>
-            <w:tcW w:type="dxa" w:w="1584"/>
+            <w:tcW w:type="dxa" w:w="1872"/>
             <w:vAlign w:val="center"/>
             <w:tcMar>
               <w:top w:w="50" w:type="dxa"/>
@@ -1850,7 +1950,7 @@
                 <w:color w:val="1E293B"/>
                 <w:sz w:val="17"/>
               </w:rPr>
-              <w:t>講稿文字精修與秒數配比（檢驗</w:t>
+              <w:t>破題眼神與「三角掃視法」：評...</w:t>
             </w:r>
           </w:p>
         </w:tc>
@@ -1879,9 +1979,7 @@
                 <w:color w:val="1E293B"/>
                 <w:sz w:val="17"/>
               </w:rPr>
-              <w:t>【重點】晨間驗收週末講稿定稿與四格心智圖。演說語音配比技巧：演說語速一般為每分鐘 120~130 字。420 字講稿最理想耗時為 3 分 15 秒 至 3 分 30 秒（預留停頓呼吸時間）。</w:t>
-              <w:br/>
-              <w:t>【午休/檢驗】標記講稿中的「停頓留白點」（每段結尾留白 2 秒），防止學生語速像機關槍過快掃射。</w:t>
+              <w:t>指導演說眼神技巧：「三角掃視法」（左邊評審 3 秒、中間評審 3 秒、右邊評審 3 秒）。切忌眼神飄忽看天花板或死盯地板。開口第一句目光必須堅定正視正前方！</w:t>
             </w:r>
           </w:p>
         </w:tc>
@@ -1910,13 +2008,13 @@
                 <w:color w:val="1E293B"/>
                 <w:sz w:val="17"/>
               </w:rPr>
-              <w:t>講稿朗讀時間精確控制在 3分15秒~3分30秒，留白得當，節奏從容。</w:t>
+              <w:t>眼神堅定大方，落落大方掃視全場，有良好的目光交流感。</w:t>
             </w:r>
           </w:p>
         </w:tc>
         <w:tc>
           <w:tcPr>
-            <w:tcW w:type="dxa" w:w="936"/>
+            <w:tcW w:type="dxa" w:w="1008"/>
             <w:vAlign w:val="center"/>
             <w:tcMar>
               <w:top w:w="50" w:type="dxa"/>
@@ -1942,8 +2040,6 @@
               <w:t>［ ］優</w:t>
               <w:br/>
               <w:t>［ ］良</w:t>
-              <w:br/>
-              <w:t>［ ］可</w:t>
             </w:r>
           </w:p>
         </w:tc>
@@ -1951,7 +2047,7 @@
       <w:tr>
         <w:tc>
           <w:tcPr>
-            <w:tcW w:type="dxa" w:w="1008"/>
+            <w:tcW w:type="dxa" w:w="1152"/>
             <w:vAlign w:val="center"/>
             <w:tcMar>
               <w:top w:w="50" w:type="dxa"/>
@@ -2007,7 +2103,7 @@
         </w:tc>
         <w:tc>
           <w:tcPr>
-            <w:tcW w:type="dxa" w:w="1080"/>
+            <w:tcW w:type="dxa" w:w="936"/>
             <w:vAlign w:val="center"/>
             <w:tcMar>
               <w:top w:w="50" w:type="dxa"/>
@@ -2035,7 +2131,7 @@
         </w:tc>
         <w:tc>
           <w:tcPr>
-            <w:tcW w:type="dxa" w:w="1584"/>
+            <w:tcW w:type="dxa" w:w="1872"/>
             <w:vAlign w:val="center"/>
             <w:tcMar>
               <w:top w:w="50" w:type="dxa"/>
@@ -2057,7 +2153,7 @@
                 <w:color w:val="1E293B"/>
                 <w:sz w:val="17"/>
               </w:rPr>
-              <w:t>聲音表情雕琢：重音、抑揚頓挫</w:t>
+              <w:t>聲音表情雕琢：重音、語調起伏...</w:t>
             </w:r>
           </w:p>
         </w:tc>
@@ -2085,9 +2181,7 @@
                 <w:color w:val="1E293B"/>
                 <w:sz w:val="17"/>
               </w:rPr>
-              <w:t>【重點】語音表情專題：句子中的「重音(△)」、「高音(↗)」、「低音(↘)」。強調核心詞（如「浩瀚、奇妙、老榕樹、深根」），讓演說充滿起伏跌宕的音樂美。</w:t>
-              <w:br/>
-              <w:t>【午休/檢驗】逐句指導重音落點，示範設問句的上揚調與感嘆句的沉著下壓調。</w:t>
+              <w:t>指導聲音抑揚頓挫：疑問句語調上揚、故事緊張處語速略快、道理昇華處語調沉穩有力。在關鍵詞（如「真正的朋友」、「生活中的小英雄」）前稍作半秒停頓（懸念感）。</w:t>
             </w:r>
           </w:p>
         </w:tc>
@@ -2115,13 +2209,13 @@
                 <w:color w:val="1E293B"/>
                 <w:sz w:val="17"/>
               </w:rPr>
-              <w:t>聲音富有層次感與感染力，重音明確，抑揚頓挫，完全擺脫背書腔調。</w:t>
+              <w:t>聲音富有張力與感染力，抑揚頓挫分明，能隨情節牽動人心。</w:t>
             </w:r>
           </w:p>
         </w:tc>
         <w:tc>
           <w:tcPr>
-            <w:tcW w:type="dxa" w:w="936"/>
+            <w:tcW w:type="dxa" w:w="1008"/>
             <w:vAlign w:val="center"/>
             <w:tcMar>
               <w:top w:w="50" w:type="dxa"/>
@@ -2146,8 +2240,6 @@
               <w:t>［ ］優</w:t>
               <w:br/>
               <w:t>［ ］良</w:t>
-              <w:br/>
-              <w:t>［ ］可</w:t>
             </w:r>
           </w:p>
         </w:tc>
@@ -2155,7 +2247,7 @@
       <w:tr>
         <w:tc>
           <w:tcPr>
-            <w:tcW w:type="dxa" w:w="1008"/>
+            <w:tcW w:type="dxa" w:w="1152"/>
             <w:vAlign w:val="center"/>
             <w:tcMar>
               <w:top w:w="50" w:type="dxa"/>
@@ -2213,7 +2305,7 @@
         </w:tc>
         <w:tc>
           <w:tcPr>
-            <w:tcW w:type="dxa" w:w="1080"/>
+            <w:tcW w:type="dxa" w:w="936"/>
             <w:vAlign w:val="center"/>
             <w:tcMar>
               <w:top w:w="50" w:type="dxa"/>
@@ -2242,7 +2334,7 @@
         </w:tc>
         <w:tc>
           <w:tcPr>
-            <w:tcW w:type="dxa" w:w="1584"/>
+            <w:tcW w:type="dxa" w:w="1872"/>
             <w:vAlign w:val="center"/>
             <w:tcMar>
               <w:top w:w="50" w:type="dxa"/>
@@ -2265,7 +2357,7 @@
                 <w:color w:val="1E293B"/>
                 <w:sz w:val="17"/>
               </w:rPr>
-              <w:t>臉部神態與眼神「三角掃視法」</w:t>
+              <w:t>三大黃金肢體手勢：開篇引領、...</w:t>
             </w:r>
           </w:p>
         </w:tc>
@@ -2294,9 +2386,7 @@
                 <w:color w:val="1E293B"/>
                 <w:sz w:val="17"/>
               </w:rPr>
-              <w:t>【重點】眼神交流專題：「三角掃視法」。目光不可飄忽或看天花板，應將視線平分至評審席的「左側評判 ➔ 中間評判 ➔ 右側評判」，每個定點停留 3~4 秒。</w:t>
-              <w:br/>
-              <w:t>【午休/檢驗】導師在教室後方走動，訓練學生的視線隨動與真誠堅定的微笑神態。</w:t>
+              <w:t>指導演說三大手勢：1. 開篇「誠懇引領手」（雙手微張掌心向上胸前微抬）；2. 中段「堅定強調手」（單手握拳或單掌由上而下有力下切）；3. 結尾「抱負昇華手」（雙手緩緩向外上方展開展現願景）。</w:t>
             </w:r>
           </w:p>
         </w:tc>
@@ -2325,13 +2415,13 @@
                 <w:color w:val="1E293B"/>
                 <w:sz w:val="17"/>
               </w:rPr>
-              <w:t>眼神自信堅定，面帶微笑，三角掃視自然自如，與評審有強烈的目光互動。</w:t>
+              <w:t>肢體動作合宜自然，與講稿內容緊密融合，不僵硬、不做作。</w:t>
             </w:r>
           </w:p>
         </w:tc>
         <w:tc>
           <w:tcPr>
-            <w:tcW w:type="dxa" w:w="936"/>
+            <w:tcW w:type="dxa" w:w="1008"/>
             <w:vAlign w:val="center"/>
             <w:tcMar>
               <w:top w:w="50" w:type="dxa"/>
@@ -2357,8 +2447,6 @@
               <w:t>［ ］優</w:t>
               <w:br/>
               <w:t>［ ］良</w:t>
-              <w:br/>
-              <w:t>［ ］可</w:t>
             </w:r>
           </w:p>
         </w:tc>
@@ -2366,7 +2454,7 @@
       <w:tr>
         <w:tc>
           <w:tcPr>
-            <w:tcW w:type="dxa" w:w="1008"/>
+            <w:tcW w:type="dxa" w:w="1152"/>
             <w:vAlign w:val="center"/>
             <w:tcMar>
               <w:top w:w="50" w:type="dxa"/>
@@ -2422,7 +2510,7 @@
         </w:tc>
         <w:tc>
           <w:tcPr>
-            <w:tcW w:type="dxa" w:w="1080"/>
+            <w:tcW w:type="dxa" w:w="936"/>
             <w:vAlign w:val="center"/>
             <w:tcMar>
               <w:top w:w="50" w:type="dxa"/>
@@ -2450,7 +2538,7 @@
         </w:tc>
         <w:tc>
           <w:tcPr>
-            <w:tcW w:type="dxa" w:w="1584"/>
+            <w:tcW w:type="dxa" w:w="1872"/>
             <w:vAlign w:val="center"/>
             <w:tcMar>
               <w:top w:w="50" w:type="dxa"/>
@@ -2472,7 +2560,7 @@
                 <w:color w:val="1E293B"/>
                 <w:sz w:val="17"/>
               </w:rPr>
-              <w:t>手勢設計 A：開場與引言之「</w:t>
+              <w:t>站姿站相與氣場塑造：立如松、...</w:t>
             </w:r>
           </w:p>
         </w:tc>
@@ -2500,9 +2588,7 @@
                 <w:color w:val="1E293B"/>
                 <w:sz w:val="17"/>
               </w:rPr>
-              <w:t>【重點】演說手勢專題 A：引導手勢（掌心向上微展）。用於開場問候、引出話題或描述大自然景物。手勢需由腰部自然生發，切忌生硬揮舞如切菜。</w:t>
-              <w:br/>
-              <w:t>【午休/檢驗】指導手勢動作幅度（高度在胸腹之間，不可過高遮臉或過低無力），雕琢手勢定型。</w:t>
+              <w:t>儀態與台風塑造：雙腳與肩同寬、重心均勻、挺胸收腹、下巴微收。講話時身體不搖晃、不抖腿。展現四年級學生的陽光朝氣與自信氣場。</w:t>
             </w:r>
           </w:p>
         </w:tc>
@@ -2530,13 +2616,13 @@
                 <w:color w:val="1E293B"/>
                 <w:sz w:val="17"/>
               </w:rPr>
-              <w:t>引導手勢自然大方，動作與講話內容完全同步，無多餘慌亂小動作。</w:t>
+              <w:t>站姿挺拔沉穩，氣質自信昂揚，展現大將之風。</w:t>
             </w:r>
           </w:p>
         </w:tc>
         <w:tc>
           <w:tcPr>
-            <w:tcW w:type="dxa" w:w="936"/>
+            <w:tcW w:type="dxa" w:w="1008"/>
             <w:vAlign w:val="center"/>
             <w:tcMar>
               <w:top w:w="50" w:type="dxa"/>
@@ -2561,8 +2647,6 @@
               <w:t>［ ］優</w:t>
               <w:br/>
               <w:t>［ ］良</w:t>
-              <w:br/>
-              <w:t>［ ］可</w:t>
             </w:r>
           </w:p>
         </w:tc>
@@ -2570,7 +2654,7 @@
       <w:tr>
         <w:tc>
           <w:tcPr>
-            <w:tcW w:type="dxa" w:w="1008"/>
+            <w:tcW w:type="dxa" w:w="1152"/>
             <w:vAlign w:val="center"/>
             <w:tcMar>
               <w:top w:w="50" w:type="dxa"/>
@@ -2628,7 +2712,7 @@
         </w:tc>
         <w:tc>
           <w:tcPr>
-            <w:tcW w:type="dxa" w:w="1080"/>
+            <w:tcW w:type="dxa" w:w="936"/>
             <w:vAlign w:val="center"/>
             <w:tcMar>
               <w:top w:w="50" w:type="dxa"/>
@@ -2657,7 +2741,7 @@
         </w:tc>
         <w:tc>
           <w:tcPr>
-            <w:tcW w:type="dxa" w:w="1584"/>
+            <w:tcW w:type="dxa" w:w="1872"/>
             <w:vAlign w:val="center"/>
             <w:tcMar>
               <w:top w:w="50" w:type="dxa"/>
@@ -2680,7 +2764,7 @@
                 <w:color w:val="1E293B"/>
                 <w:sz w:val="17"/>
               </w:rPr>
-              <w:t>手勢設計 B：轉折與強調之「</w:t>
+              <w:t>全篇脫稿初檢與第 2 週進度...</w:t>
             </w:r>
           </w:p>
         </w:tc>
@@ -2709,9 +2793,7 @@
                 <w:color w:val="1E293B"/>
                 <w:sz w:val="17"/>
               </w:rPr>
-              <w:t>【重點】演說手勢專題 B：凝聚手勢（微握拳於胸前、掌心向內切劃）。用於表達決心、堅強、克服困難之關鍵句。第 2 週段落手勢綜合驗收。佈置週末三大手勢與半脫稿增量特訓。</w:t>
-              <w:br/>
-              <w:t>【午休/檢驗】一對一調整手勢與台詞契合度，糾正手勢過於頻繁（如每句都比手勢）之通病，全篇設計 3~4 個黃金手勢即可。</w:t>
+              <w:t>第 2 週總結大驗收：全篇 100% 脫稿演說。檢驗聲音、眼神、手勢的初步融合度。評定等第。</w:t>
             </w:r>
           </w:p>
         </w:tc>
@@ -2740,13 +2822,13 @@
                 <w:color w:val="1E293B"/>
                 <w:sz w:val="17"/>
               </w:rPr>
-              <w:t>手勢精煉有力，點到即止，能瞬間加強演說的說服力與情感爆發力。</w:t>
+              <w:t>100% 流利脫稿，手勢自然，眼神能注視前方，無大段卡殼忘詞。</w:t>
             </w:r>
           </w:p>
         </w:tc>
         <w:tc>
           <w:tcPr>
-            <w:tcW w:type="dxa" w:w="936"/>
+            <w:tcW w:type="dxa" w:w="1008"/>
             <w:vAlign w:val="center"/>
             <w:tcMar>
               <w:top w:w="50" w:type="dxa"/>
@@ -2772,8 +2854,6 @@
               <w:t>［ ］優</w:t>
               <w:br/>
               <w:t>［ ］良</w:t>
-              <w:br/>
-              <w:t>［ ］可</w:t>
             </w:r>
           </w:p>
         </w:tc>
@@ -2781,7 +2861,7 @@
       <w:tr>
         <w:tc>
           <w:tcPr>
-            <w:tcW w:type="dxa" w:w="1008"/>
+            <w:tcW w:type="dxa" w:w="1152"/>
             <w:vAlign w:val="center"/>
             <w:tcMar>
               <w:top w:w="50" w:type="dxa"/>
@@ -2837,7 +2917,7 @@
         </w:tc>
         <w:tc>
           <w:tcPr>
-            <w:tcW w:type="dxa" w:w="1080"/>
+            <w:tcW w:type="dxa" w:w="936"/>
             <w:vAlign w:val="center"/>
             <w:tcMar>
               <w:top w:w="50" w:type="dxa"/>
@@ -2865,7 +2945,7 @@
         </w:tc>
         <w:tc>
           <w:tcPr>
-            <w:tcW w:type="dxa" w:w="1584"/>
+            <w:tcW w:type="dxa" w:w="1872"/>
             <w:vAlign w:val="center"/>
             <w:tcMar>
               <w:top w:w="50" w:type="dxa"/>
@@ -2887,7 +2967,7 @@
                 <w:color w:val="1E293B"/>
                 <w:sz w:val="17"/>
               </w:rPr>
-              <w:t>【假日自主自學與演講增量】三</w:t>
+              <w:t>【假日自主自學與演說增量 B...</w:t>
             </w:r>
           </w:p>
         </w:tc>
@@ -2915,11 +2995,7 @@
                 <w:color w:val="1E293B"/>
                 <w:sz w:val="17"/>
               </w:rPr>
-              <w:t>【重點】【週末停課改居家自學】指派肢體神態極限增量作業：鏡前演練引導手與凝聚手各 15 次；眼神三角掃視定點停留 3 秒；嘗試脫稿 60%（僅憑心智圖試講）。</w:t>
-              <w:br/>
-              <w:t>【導師週一驗收指標】週一晨間抽測學生第三段轉折手勢與開場引導手勢，檢驗手勢是否流暢自然、視線是否穩定不飄移。</w:t>
-              <w:br/>
-              <w:t>【午休/檢驗】【週一晨間批閱規準】檢查學生在家中脫稿試講記錄表與家長聆聽評語。</w:t>
+              <w:t>【週末自學指引】週末時間調控增量：1. 碼表計時演練 8 遍，目標嚴格鎖定在 1分45秒 至 1分55秒；2. 模擬 1分30秒 鈴響一聲心理適應；3. 錄製演講影片。</w:t>
             </w:r>
           </w:p>
         </w:tc>
@@ -2947,13 +3023,13 @@
                 <w:color w:val="1E293B"/>
                 <w:sz w:val="17"/>
               </w:rPr>
-              <w:t>【特優】：三大手勢自然協調，眼神能自信掃視全場，脫稿率達 60% 以上；【合格】：按次數完成並家長簽章。</w:t>
+              <w:t>【特優】時間 1分45秒~1分52秒，從容自若；【優等】時間合格但語速偶有忽快忽慢；【尚可】少於 1分30秒 或超過 2分鐘。</w:t>
             </w:r>
           </w:p>
         </w:tc>
         <w:tc>
           <w:tcPr>
-            <w:tcW w:type="dxa" w:w="936"/>
+            <w:tcW w:type="dxa" w:w="1008"/>
             <w:vAlign w:val="center"/>
             <w:tcMar>
               <w:top w:w="50" w:type="dxa"/>
@@ -2978,8 +3054,6 @@
               <w:t>［ ］優</w:t>
               <w:br/>
               <w:t>［ ］良</w:t>
-              <w:br/>
-              <w:t>［ ］可</w:t>
             </w:r>
           </w:p>
         </w:tc>
@@ -2987,7 +3061,7 @@
       <w:tr>
         <w:tc>
           <w:tcPr>
-            <w:tcW w:type="dxa" w:w="1008"/>
+            <w:tcW w:type="dxa" w:w="1152"/>
             <w:vAlign w:val="center"/>
             <w:tcMar>
               <w:top w:w="50" w:type="dxa"/>
@@ -3045,7 +3119,7 @@
         </w:tc>
         <w:tc>
           <w:tcPr>
-            <w:tcW w:type="dxa" w:w="1080"/>
+            <w:tcW w:type="dxa" w:w="936"/>
             <w:vAlign w:val="center"/>
             <w:tcMar>
               <w:top w:w="50" w:type="dxa"/>
@@ -3074,7 +3148,7 @@
         </w:tc>
         <w:tc>
           <w:tcPr>
-            <w:tcW w:type="dxa" w:w="1584"/>
+            <w:tcW w:type="dxa" w:w="1872"/>
             <w:vAlign w:val="center"/>
             <w:tcMar>
               <w:top w:w="50" w:type="dxa"/>
@@ -3097,7 +3171,7 @@
                 <w:color w:val="1E293B"/>
                 <w:sz w:val="17"/>
               </w:rPr>
-              <w:t>脫稿記憶法 A：四格心智圖畫</w:t>
+              <w:t>鈴聲抗壓訓練：1分30秒一響...</w:t>
             </w:r>
           </w:p>
         </w:tc>
@@ -3126,9 +3200,7 @@
                 <w:color w:val="1E293B"/>
                 <w:sz w:val="17"/>
               </w:rPr>
-              <w:t>【重點】晨間驗收週末手勢與半脫稿成果。脫稿記憶專題 A：心智圖聯想法。不要死背 420 個字！將四段轉化為四幅心智畫面（1. 神奇畫筆 ➔ 2. 圖書角/老榕樹 ➔ 3. 勇氣明燈 ➔ 4. 揚帆啟航）。</w:t>
-              <w:br/>
-              <w:t>【午休/檢驗】讓學生在白板上默畫四格畫面，憑畫面關鍵詞自主復述內容，建立大腦聯想路徑。</w:t>
+              <w:t>比賽鈴規與心理抗壓：結束前 30 秒（1分30秒）聞鈴聲一響，代表「準備結束」；2 分鐘整聞鈴聲二響，代表「時間到立即停止」。訓練學生聞一響鈴不慌亂、剛好講到第四段「讓我們……」之技巧。</w:t>
             </w:r>
           </w:p>
         </w:tc>
@@ -3157,13 +3229,13 @@
                 <w:color w:val="1E293B"/>
                 <w:sz w:val="17"/>
               </w:rPr>
-              <w:t>能完全依據心智圖畫面流暢複述全篇內容，脫稿率達 70% 以上。</w:t>
+              <w:t>聞鈴沉著穩定，能在 1分45秒~1分52秒 之間優雅完篇，絕不超時被扣分。</w:t>
             </w:r>
           </w:p>
         </w:tc>
         <w:tc>
           <w:tcPr>
-            <w:tcW w:type="dxa" w:w="936"/>
+            <w:tcW w:type="dxa" w:w="1008"/>
             <w:vAlign w:val="center"/>
             <w:tcMar>
               <w:top w:w="50" w:type="dxa"/>
@@ -3189,8 +3261,6 @@
               <w:t>［ ］優</w:t>
               <w:br/>
               <w:t>［ ］良</w:t>
-              <w:br/>
-              <w:t>［ ］可</w:t>
             </w:r>
           </w:p>
         </w:tc>
@@ -3198,7 +3268,7 @@
       <w:tr>
         <w:tc>
           <w:tcPr>
-            <w:tcW w:type="dxa" w:w="1008"/>
+            <w:tcW w:type="dxa" w:w="1152"/>
             <w:vAlign w:val="center"/>
             <w:tcMar>
               <w:top w:w="50" w:type="dxa"/>
@@ -3254,7 +3324,7 @@
         </w:tc>
         <w:tc>
           <w:tcPr>
-            <w:tcW w:type="dxa" w:w="1080"/>
+            <w:tcW w:type="dxa" w:w="936"/>
             <w:vAlign w:val="center"/>
             <w:tcMar>
               <w:top w:w="50" w:type="dxa"/>
@@ -3282,7 +3352,7 @@
         </w:tc>
         <w:tc>
           <w:tcPr>
-            <w:tcW w:type="dxa" w:w="1584"/>
+            <w:tcW w:type="dxa" w:w="1872"/>
             <w:vAlign w:val="center"/>
             <w:tcMar>
               <w:top w:w="50" w:type="dxa"/>
@@ -3304,7 +3374,7 @@
                 <w:color w:val="1E293B"/>
                 <w:sz w:val="17"/>
               </w:rPr>
-              <w:t>脫稿記憶法 B：肢體動作觸發</w:t>
+              <w:t>忘詞應急救援術：四格畫面跳接...</w:t>
             </w:r>
           </w:p>
         </w:tc>
@@ -3332,9 +3402,7 @@
                 <w:color w:val="1E293B"/>
                 <w:sz w:val="17"/>
               </w:rPr>
-              <w:t>【重點】脫稿記憶專題 B：肌肉記憶聯結。讓手勢動作成為台詞的「觸發開關」（手一展想起開場、拳一握想起克服困難），實現肢體帶動語言。</w:t>
-              <w:br/>
-              <w:t>【午休/檢驗】閉眼練習：閉上眼睛，做出手勢的同時自然說出對應台詞，強化神經肌肉迴路。</w:t>
+              <w:t>演說突發狀況救援：如果不小心忘詞，嚴禁呆立沈默超過 3 秒！傳授三大救援句：「正如這件事情給我的啟發……」、「這讓我深深體會到……」、「更重要的是……」，直接跳接下一格畫面，評審完全看不出破綻！</w:t>
             </w:r>
           </w:p>
         </w:tc>
@@ -3362,13 +3430,13 @@
                 <w:color w:val="1E293B"/>
                 <w:sz w:val="17"/>
               </w:rPr>
-              <w:t>肢體動作與台詞完全融合，脫稿率達到 90% 以上，無明顯卡頓。</w:t>
+              <w:t>臨場應變力強，處變不驚，能在突發狀況下流暢自救完篇。</w:t>
             </w:r>
           </w:p>
         </w:tc>
         <w:tc>
           <w:tcPr>
-            <w:tcW w:type="dxa" w:w="936"/>
+            <w:tcW w:type="dxa" w:w="1008"/>
             <w:vAlign w:val="center"/>
             <w:tcMar>
               <w:top w:w="50" w:type="dxa"/>
@@ -3393,8 +3461,6 @@
               <w:t>［ ］優</w:t>
               <w:br/>
               <w:t>［ ］良</w:t>
-              <w:br/>
-              <w:t>［ ］可</w:t>
             </w:r>
           </w:p>
         </w:tc>
@@ -3402,7 +3468,7 @@
       <w:tr>
         <w:tc>
           <w:tcPr>
-            <w:tcW w:type="dxa" w:w="1008"/>
+            <w:tcW w:type="dxa" w:w="1152"/>
             <w:vAlign w:val="center"/>
             <w:tcMar>
               <w:top w:w="50" w:type="dxa"/>
@@ -3460,7 +3526,7 @@
         </w:tc>
         <w:tc>
           <w:tcPr>
-            <w:tcW w:type="dxa" w:w="1080"/>
+            <w:tcW w:type="dxa" w:w="936"/>
             <w:vAlign w:val="center"/>
             <w:tcMar>
               <w:top w:w="50" w:type="dxa"/>
@@ -3489,7 +3555,7 @@
         </w:tc>
         <w:tc>
           <w:tcPr>
-            <w:tcW w:type="dxa" w:w="1584"/>
+            <w:tcW w:type="dxa" w:w="1872"/>
             <w:vAlign w:val="center"/>
             <w:tcMar>
               <w:top w:w="50" w:type="dxa"/>
@@ -3512,7 +3578,7 @@
                 <w:color w:val="1E293B"/>
                 <w:sz w:val="17"/>
               </w:rPr>
-              <w:t>忘詞應急救場話術與心理脫困</w:t>
+              <w:t>微笑與親和力加分：面部表情的...</w:t>
             </w:r>
           </w:p>
         </w:tc>
@@ -3541,9 +3607,7 @@
                 <w:color w:val="1E293B"/>
                 <w:sz w:val="17"/>
               </w:rPr>
-              <w:t>【重點】賽場應急技巧：萬一腦袋一片空白忘詞怎麼辦？1. 絕不呆立或抓頭！保持微笑，鎮定停留 2 秒；2. 活用黃金救場句：「正如我剛剛所說的……」、「這一點，讓我深深體會到……」爭取思考時間並順勢銜接下一段。</w:t>
-              <w:br/>
-              <w:t>【午休/檢驗】故意在演講中打斷學生，訓練學生臨場隨機應變、順暢接回講稿的能力。</w:t>
+              <w:t>指導面部表情：演說不僅靠嘴巴，更靠表情！開場微笑問候展現親和力；講到同伴藏鉛筆盒或挫折時眉頭微蹙展現同理心；結尾展望時目光炯炯神采飛揚。</w:t>
             </w:r>
           </w:p>
         </w:tc>
@@ -3572,13 +3636,13 @@
                 <w:color w:val="1E293B"/>
                 <w:sz w:val="17"/>
               </w:rPr>
-              <w:t>具備強大的臨場抗壓能力，遇到突發狀況能從容應變，絕不冷場放棄。</w:t>
+              <w:t>表情靈動自然，富有親和力與感染力，極富觀眾緣。</w:t>
             </w:r>
           </w:p>
         </w:tc>
         <w:tc>
           <w:tcPr>
-            <w:tcW w:type="dxa" w:w="936"/>
+            <w:tcW w:type="dxa" w:w="1008"/>
             <w:vAlign w:val="center"/>
             <w:tcMar>
               <w:top w:w="50" w:type="dxa"/>
@@ -3604,8 +3668,6 @@
               <w:t>［ ］優</w:t>
               <w:br/>
               <w:t>［ ］良</w:t>
-              <w:br/>
-              <w:t>［ ］可</w:t>
             </w:r>
           </w:p>
         </w:tc>
@@ -3613,7 +3675,7 @@
       <w:tr>
         <w:tc>
           <w:tcPr>
-            <w:tcW w:type="dxa" w:w="1008"/>
+            <w:tcW w:type="dxa" w:w="1152"/>
             <w:vAlign w:val="center"/>
             <w:tcMar>
               <w:top w:w="50" w:type="dxa"/>
@@ -3669,7 +3731,7 @@
         </w:tc>
         <w:tc>
           <w:tcPr>
-            <w:tcW w:type="dxa" w:w="1080"/>
+            <w:tcW w:type="dxa" w:w="936"/>
             <w:vAlign w:val="center"/>
             <w:tcMar>
               <w:top w:w="50" w:type="dxa"/>
@@ -3697,7 +3759,7 @@
         </w:tc>
         <w:tc>
           <w:tcPr>
-            <w:tcW w:type="dxa" w:w="1584"/>
+            <w:tcW w:type="dxa" w:w="1872"/>
             <w:vAlign w:val="center"/>
             <w:tcMar>
               <w:top w:w="50" w:type="dxa"/>
@@ -3719,7 +3781,7 @@
                 <w:color w:val="1E293B"/>
                 <w:sz w:val="17"/>
               </w:rPr>
-              <w:t>台風儀態：站立如松與自信氣場</w:t>
+              <w:t>上下台走步與全套競賽禮儀實測...</w:t>
             </w:r>
           </w:p>
         </w:tc>
@@ -3747,9 +3809,7 @@
                 <w:color w:val="1E293B"/>
                 <w:sz w:val="17"/>
               </w:rPr>
-              <w:t>【重點】舞台儀態雕琢：站姿「立如松」，雙腳與肩同寬，重心落在湧泉穴；雙肩沉下、下巴微收、胸膛挺拔；面部帶有真誠感染力的微笑，散發四丙選手的大器氣場。</w:t>
-              <w:br/>
-              <w:t>【午休/檢驗】矯正身體晃動、左右搖擺或雙手搓揉等緊張小毛病，定點站立演說演練。</w:t>
+              <w:t>完整上台禮儀規範：叫號「第○號請上台」→ 大步從容登台 → 站定講台正中央 → 眼神環視全場 → 鞠躬 30 度問好 → 報號報題 → 演說完畢立正鞠躬致謝 → 步伐穩健下台。</w:t>
             </w:r>
           </w:p>
         </w:tc>
@@ -3777,13 +3837,13 @@
                 <w:color w:val="1E293B"/>
                 <w:sz w:val="17"/>
               </w:rPr>
-              <w:t>站姿穩如泰山，氣宇軒昂，神采奕奕，展現出無可挑剔的演說大家風範。</w:t>
+              <w:t>上下台儀態落落大方，步態穩健沉著，禮貌周全無瑕疵。</w:t>
             </w:r>
           </w:p>
         </w:tc>
         <w:tc>
           <w:tcPr>
-            <w:tcW w:type="dxa" w:w="936"/>
+            <w:tcW w:type="dxa" w:w="1008"/>
             <w:vAlign w:val="center"/>
             <w:tcMar>
               <w:top w:w="50" w:type="dxa"/>
@@ -3808,8 +3868,6 @@
               <w:t>［ ］優</w:t>
               <w:br/>
               <w:t>［ ］良</w:t>
-              <w:br/>
-              <w:t>［ ］可</w:t>
             </w:r>
           </w:p>
         </w:tc>
@@ -3817,7 +3875,7 @@
       <w:tr>
         <w:tc>
           <w:tcPr>
-            <w:tcW w:type="dxa" w:w="1008"/>
+            <w:tcW w:type="dxa" w:w="1152"/>
             <w:vAlign w:val="center"/>
             <w:tcMar>
               <w:top w:w="50" w:type="dxa"/>
@@ -3875,7 +3933,7 @@
         </w:tc>
         <w:tc>
           <w:tcPr>
-            <w:tcW w:type="dxa" w:w="1080"/>
+            <w:tcW w:type="dxa" w:w="936"/>
             <w:vAlign w:val="center"/>
             <w:tcMar>
               <w:top w:w="50" w:type="dxa"/>
@@ -3904,7 +3962,7 @@
         </w:tc>
         <w:tc>
           <w:tcPr>
-            <w:tcW w:type="dxa" w:w="1584"/>
+            <w:tcW w:type="dxa" w:w="1872"/>
             <w:vAlign w:val="center"/>
             <w:tcMar>
               <w:top w:w="50" w:type="dxa"/>
@@ -3927,7 +3985,7 @@
                 <w:color w:val="1E293B"/>
                 <w:sz w:val="17"/>
               </w:rPr>
-              <w:t xml:space="preserve">100% 完全脫稿演練與第 </w:t>
+              <w:t>全真綜合大模擬與第 3 週總...</w:t>
             </w:r>
           </w:p>
         </w:tc>
@@ -3956,9 +4014,7 @@
                 <w:color w:val="1E293B"/>
                 <w:sz w:val="17"/>
               </w:rPr>
-              <w:t>【重點】第 3 週全面驗收：不帶任何稿件或小抄，登台進行 100% 完全脫稿演說。導師全面針對字音40%、內容50%、儀態10%進行全真評量。佈置週末完全脫稿與按鈴抗壓大特訓。</w:t>
-              <w:br/>
-              <w:t>【午休/檢驗】逐項診斷學生的時間長度（目標：3 分 15 秒 至 3 分 30 秒），微調結尾速度。</w:t>
+              <w:t>第 3 週全真模擬競賽：完全按照正式比賽規格進行！報號、登台、計時按鈴、評審評分。嚴格評定特優、優等、尚可三個等第，頒發精進重點表。</w:t>
             </w:r>
           </w:p>
         </w:tc>
@@ -3987,13 +4043,13 @@
                 <w:color w:val="1E293B"/>
                 <w:sz w:val="17"/>
               </w:rPr>
-              <w:t>達到 100% 完全脫稿，字正腔圓，手勢優美自然，時間完美契合賽事要求。</w:t>
+              <w:t>具備校內競賽奪冠選手實力：時間精準（1分48秒）、颱風穩健、聲情動人。</w:t>
             </w:r>
           </w:p>
         </w:tc>
         <w:tc>
           <w:tcPr>
-            <w:tcW w:type="dxa" w:w="936"/>
+            <w:tcW w:type="dxa" w:w="1008"/>
             <w:vAlign w:val="center"/>
             <w:tcMar>
               <w:top w:w="50" w:type="dxa"/>
@@ -4019,8 +4075,6 @@
               <w:t>［ ］優</w:t>
               <w:br/>
               <w:t>［ ］良</w:t>
-              <w:br/>
-              <w:t>［ ］可</w:t>
             </w:r>
           </w:p>
         </w:tc>
@@ -4028,7 +4082,7 @@
       <w:tr>
         <w:tc>
           <w:tcPr>
-            <w:tcW w:type="dxa" w:w="1008"/>
+            <w:tcW w:type="dxa" w:w="1152"/>
             <w:vAlign w:val="center"/>
             <w:tcMar>
               <w:top w:w="50" w:type="dxa"/>
@@ -4084,7 +4138,7 @@
         </w:tc>
         <w:tc>
           <w:tcPr>
-            <w:tcW w:type="dxa" w:w="1080"/>
+            <w:tcW w:type="dxa" w:w="936"/>
             <w:vAlign w:val="center"/>
             <w:tcMar>
               <w:top w:w="50" w:type="dxa"/>
@@ -4112,7 +4166,7 @@
         </w:tc>
         <w:tc>
           <w:tcPr>
-            <w:tcW w:type="dxa" w:w="1584"/>
+            <w:tcW w:type="dxa" w:w="1872"/>
             <w:vAlign w:val="center"/>
             <w:tcMar>
               <w:top w:w="50" w:type="dxa"/>
@@ -4134,7 +4188,7 @@
                 <w:color w:val="1E293B"/>
                 <w:sz w:val="17"/>
               </w:rPr>
-              <w:t>【假日自主自學與演講增量】1</w:t>
+              <w:t>【假日自主自學與演說增量 C...</w:t>
             </w:r>
           </w:p>
         </w:tc>
@@ -4162,11 +4216,7 @@
                 <w:color w:val="1E293B"/>
                 <w:sz w:val="17"/>
               </w:rPr>
-              <w:t>【重點】【週末停課改居家自學】指派完全脫稿極限增量作業：週六脫稿演講 4 遍、週日脫稿演講 4 遍（合計 8 遍），每一次均需碼表精確計時！家人在 3 分鐘時按鈴干擾。</w:t>
-              <w:br/>
-              <w:t>【導師週一驗收指標】週一晨間檢視 8 次計時紀錄，現場隨機抽測 1 遍完全脫稿演講，檢視 3 分鐘鈴響時的心態定力。</w:t>
-              <w:br/>
-              <w:t>【午休/檢驗】【週一晨間批閱規準】檢查學生自評表家長打分與秒數記錄（要求落在 3 分 15 秒 至 3 分 30 秒）。</w:t>
+              <w:t>【週末自學指引】週末高強度增量：1. 完整全篇計時演練 10 遍；2. 召開「家庭演說成果發表會」，邀請全家老小擔任評審打分；3. 錄製高清演講影片回放。</w:t>
             </w:r>
           </w:p>
         </w:tc>
@@ -4194,13 +4244,13 @@
                 <w:color w:val="1E293B"/>
                 <w:sz w:val="17"/>
               </w:rPr>
-              <w:t>【特優】：達到 100% 完全脫稿，8 遍平均時間在 3分25秒左右，聽聞鈴聲神色自若；【合格】：按次數完成並家長簽章。</w:t>
+              <w:t>【特優】氣場強大，肢體自如，具有極強感染力；【優等】流暢但感染力稍欠；【尚可】仍有小瑕疵。</w:t>
             </w:r>
           </w:p>
         </w:tc>
         <w:tc>
           <w:tcPr>
-            <w:tcW w:type="dxa" w:w="936"/>
+            <w:tcW w:type="dxa" w:w="1008"/>
             <w:vAlign w:val="center"/>
             <w:tcMar>
               <w:top w:w="50" w:type="dxa"/>
@@ -4225,8 +4275,6 @@
               <w:t>［ ］優</w:t>
               <w:br/>
               <w:t>［ ］良</w:t>
-              <w:br/>
-              <w:t>［ ］可</w:t>
             </w:r>
           </w:p>
         </w:tc>
@@ -4234,7 +4282,7 @@
       <w:tr>
         <w:tc>
           <w:tcPr>
-            <w:tcW w:type="dxa" w:w="1008"/>
+            <w:tcW w:type="dxa" w:w="1152"/>
             <w:vAlign w:val="center"/>
             <w:tcMar>
               <w:top w:w="50" w:type="dxa"/>
@@ -4292,7 +4340,7 @@
         </w:tc>
         <w:tc>
           <w:tcPr>
-            <w:tcW w:type="dxa" w:w="1080"/>
+            <w:tcW w:type="dxa" w:w="936"/>
             <w:vAlign w:val="center"/>
             <w:tcMar>
               <w:top w:w="50" w:type="dxa"/>
@@ -4321,7 +4369,7 @@
         </w:tc>
         <w:tc>
           <w:tcPr>
-            <w:tcW w:type="dxa" w:w="1584"/>
+            <w:tcW w:type="dxa" w:w="1872"/>
             <w:vAlign w:val="center"/>
             <w:tcMar>
               <w:top w:w="50" w:type="dxa"/>
@@ -4344,7 +4392,7 @@
                 <w:color w:val="1E293B"/>
                 <w:sz w:val="17"/>
               </w:rPr>
-              <w:t>3 分鐘一響鈴心理訓練與定時</w:t>
+              <w:t>語音與吐字精雕：聲調飽滿、發...</w:t>
             </w:r>
           </w:p>
         </w:tc>
@@ -4373,9 +4421,7 @@
                 <w:color w:val="1E293B"/>
                 <w:sz w:val="17"/>
               </w:rPr>
-              <w:t>【重點】晨間驗收週末 8 次完全脫稿紀錄。比賽鈴聲應對：演說 3 分鐘鳴鈴一短聲，4 分鐘鳴鈴兩短聲。聽到 3 分鐘鈴聲時，選手剛好講完第三段、邁入第四段「總結展望」。鈴聲一響，心中一沉，穩穩推向高潮收筆！</w:t>
-              <w:br/>
-              <w:t>【午休/檢驗】現場按鈴實測，訓練學生掌握「鈴響即收合」的節奏感，絕不拖泥帶水至 4 分鐘。</w:t>
+              <w:t>語音細節最後打磨：檢查講稿中所有容易含糊的字音（如「聖賢」、「同桌」、「包庇」、「英雄」、「百寶袋」）。要求字正腔圓、唇齒有力、字字送入評審耳中。</w:t>
             </w:r>
           </w:p>
         </w:tc>
@@ -4404,13 +4450,13 @@
                 <w:color w:val="1E293B"/>
                 <w:sz w:val="17"/>
               </w:rPr>
-              <w:t>聽到 3 分鐘鈴聲神情自若，在 3 分 25 秒左右從容致謝鞠躬，時間精準如鐘錶。</w:t>
+              <w:t>吐字清晰飽滿，發音無瑕疵，聲音清亮有穿透力。</w:t>
             </w:r>
           </w:p>
         </w:tc>
         <w:tc>
           <w:tcPr>
-            <w:tcW w:type="dxa" w:w="936"/>
+            <w:tcW w:type="dxa" w:w="1008"/>
             <w:vAlign w:val="center"/>
             <w:tcMar>
               <w:top w:w="50" w:type="dxa"/>
@@ -4436,8 +4482,6 @@
               <w:t>［ ］優</w:t>
               <w:br/>
               <w:t>［ ］良</w:t>
-              <w:br/>
-              <w:t>［ ］可</w:t>
             </w:r>
           </w:p>
         </w:tc>
@@ -4445,7 +4489,7 @@
       <w:tr>
         <w:tc>
           <w:tcPr>
-            <w:tcW w:type="dxa" w:w="1008"/>
+            <w:tcW w:type="dxa" w:w="1152"/>
             <w:vAlign w:val="center"/>
             <w:tcMar>
               <w:top w:w="50" w:type="dxa"/>
@@ -4501,7 +4545,7 @@
         </w:tc>
         <w:tc>
           <w:tcPr>
-            <w:tcW w:type="dxa" w:w="1080"/>
+            <w:tcW w:type="dxa" w:w="936"/>
             <w:vAlign w:val="center"/>
             <w:tcMar>
               <w:top w:w="50" w:type="dxa"/>
@@ -4529,7 +4573,7 @@
         </w:tc>
         <w:tc>
           <w:tcPr>
-            <w:tcW w:type="dxa" w:w="1584"/>
+            <w:tcW w:type="dxa" w:w="1872"/>
             <w:vAlign w:val="center"/>
             <w:tcMar>
               <w:top w:w="50" w:type="dxa"/>
@@ -4551,7 +4595,7 @@
                 <w:color w:val="1E293B"/>
                 <w:sz w:val="17"/>
               </w:rPr>
-              <w:t>音量投射與空間感控場特訓</w:t>
+              <w:t>高壓干擾抗性訓練：噪音環境下...</w:t>
             </w:r>
           </w:p>
         </w:tc>
@@ -4579,9 +4623,7 @@
                 <w:color w:val="1E293B"/>
                 <w:sz w:val="17"/>
               </w:rPr>
-              <w:t>【重點】空間音量控制：從普通教室轉換到大空間（如多功能視聽教室），聲音需要更大穿透力。訓練腹式發力，讓最後一排評判不用戴耳機也能聽得字字清晰。</w:t>
-              <w:br/>
-              <w:t>【午休/檢驗】至較大活動空間或走廊試講，指導學生如何把聲音「拋」向遠方的評審席。</w:t>
+              <w:t>極限抗干擾訓練：在演講時故意製造干擾（同學走動、書本掉落、鈴聲誤響），訓練選手「心如磐石、目不斜視」的強大專注力。任何干擾都不能中斷演講節奏！</w:t>
             </w:r>
           </w:p>
         </w:tc>
@@ -4609,13 +4651,13 @@
                 <w:color w:val="1E293B"/>
                 <w:sz w:val="17"/>
               </w:rPr>
-              <w:t>聲音洪亮飽滿，底氣十足，具有極佳的音場掌控力與震撼力。</w:t>
+              <w:t>抗干擾能力達到滿分，在任何意外情況下均能從容不迫完篇。</w:t>
             </w:r>
           </w:p>
         </w:tc>
         <w:tc>
           <w:tcPr>
-            <w:tcW w:type="dxa" w:w="936"/>
+            <w:tcW w:type="dxa" w:w="1008"/>
             <w:vAlign w:val="center"/>
             <w:tcMar>
               <w:top w:w="50" w:type="dxa"/>
@@ -4640,8 +4682,6 @@
               <w:t>［ ］優</w:t>
               <w:br/>
               <w:t>［ ］良</w:t>
-              <w:br/>
-              <w:t>［ ］可</w:t>
             </w:r>
           </w:p>
         </w:tc>
@@ -4649,7 +4689,7 @@
       <w:tr>
         <w:tc>
           <w:tcPr>
-            <w:tcW w:type="dxa" w:w="1008"/>
+            <w:tcW w:type="dxa" w:w="1152"/>
             <w:vAlign w:val="center"/>
             <w:tcMar>
               <w:top w:w="50" w:type="dxa"/>
@@ -4707,7 +4747,7 @@
         </w:tc>
         <w:tc>
           <w:tcPr>
-            <w:tcW w:type="dxa" w:w="1080"/>
+            <w:tcW w:type="dxa" w:w="936"/>
             <w:vAlign w:val="center"/>
             <w:tcMar>
               <w:top w:w="50" w:type="dxa"/>
@@ -4736,7 +4776,7 @@
         </w:tc>
         <w:tc>
           <w:tcPr>
-            <w:tcW w:type="dxa" w:w="1584"/>
+            <w:tcW w:type="dxa" w:w="1872"/>
             <w:vAlign w:val="center"/>
             <w:tcMar>
               <w:top w:w="50" w:type="dxa"/>
@@ -4759,7 +4799,7 @@
                 <w:color w:val="1E293B"/>
                 <w:sz w:val="17"/>
               </w:rPr>
-              <w:t>全班面前公開試講（抗緊張脫敏</w:t>
+              <w:t>活動中心簡報室實地場地走位演...</w:t>
             </w:r>
           </w:p>
         </w:tc>
@@ -4788,9 +4828,7 @@
                 <w:color w:val="1E293B"/>
                 <w:sz w:val="17"/>
               </w:rPr>
-              <w:t>【重點】抗緊張脫敏特訓：在四年丙班全體同學面前登台試講！同學當觀眾並給予掌聲與歡呼。讓選手在真實的人群注視下克服心跳加速，建立無比堅定的自信心！</w:t>
-              <w:br/>
-              <w:t>【午休/檢驗】邀請全班同學填寫「讚美便利貼」，給予演說選手最熱情的鼓勵與支持。</w:t>
+              <w:t>正式比賽場地實戰：前往活動中心簡報室（比賽場地）進行實地走位！站在正式比賽的講台位置，感受現場音場回音、光線照射與評審席距離。消除陌生感。</w:t>
             </w:r>
           </w:p>
         </w:tc>
@@ -4819,13 +4857,13 @@
                 <w:color w:val="1E293B"/>
                 <w:sz w:val="17"/>
               </w:rPr>
-              <w:t>面對全場觀眾落落大方，毫不怯場，演說富有激情，贏得全場熱烈掌聲。</w:t>
+              <w:t>完全適應正式賽場環境，聲音覆蓋全場，颱風沈著穩健。</w:t>
             </w:r>
           </w:p>
         </w:tc>
         <w:tc>
           <w:tcPr>
-            <w:tcW w:type="dxa" w:w="936"/>
+            <w:tcW w:type="dxa" w:w="1008"/>
             <w:vAlign w:val="center"/>
             <w:tcMar>
               <w:top w:w="50" w:type="dxa"/>
@@ -4851,8 +4889,6 @@
               <w:t>［ ］優</w:t>
               <w:br/>
               <w:t>［ ］良</w:t>
-              <w:br/>
-              <w:t>［ ］可</w:t>
             </w:r>
           </w:p>
         </w:tc>
@@ -4860,7 +4896,7 @@
       <w:tr>
         <w:tc>
           <w:tcPr>
-            <w:tcW w:type="dxa" w:w="1008"/>
+            <w:tcW w:type="dxa" w:w="1152"/>
             <w:vAlign w:val="center"/>
             <w:tcMar>
               <w:top w:w="50" w:type="dxa"/>
@@ -4916,7 +4952,7 @@
         </w:tc>
         <w:tc>
           <w:tcPr>
-            <w:tcW w:type="dxa" w:w="1080"/>
+            <w:tcW w:type="dxa" w:w="936"/>
             <w:vAlign w:val="center"/>
             <w:tcMar>
               <w:top w:w="50" w:type="dxa"/>
@@ -4944,7 +4980,7 @@
         </w:tc>
         <w:tc>
           <w:tcPr>
-            <w:tcW w:type="dxa" w:w="1584"/>
+            <w:tcW w:type="dxa" w:w="1872"/>
             <w:vAlign w:val="center"/>
             <w:tcMar>
               <w:top w:w="50" w:type="dxa"/>
@@ -4966,7 +5002,7 @@
                 <w:color w:val="1E293B"/>
                 <w:sz w:val="17"/>
               </w:rPr>
-              <w:t>全套上下台禮儀 SOP 終極</w:t>
+              <w:t>終極微調與全班掌聲打氣...</w:t>
             </w:r>
           </w:p>
         </w:tc>
@@ -4994,9 +5030,7 @@
                 <w:color w:val="1E293B"/>
                 <w:sz w:val="17"/>
               </w:rPr>
-              <w:t>【重點】上下台終極 SOP：1. 聽到唱名，沉著微笑走上舞台中央；2. 站定立正，雙手自然垂於褲縫，向評判鞠躬 45 度；3. 報題宏亮；4. 激情演說（搭配三大手勢）；5. 結尾昇華致謝：「我的演說到此結束，謝謝各位評判老師！」；6. 鞠躬 45 度停留 2 秒，從容優雅下台。</w:t>
-              <w:br/>
-              <w:t>【午休/檢驗】逐項雕琢步態、眼神禮貌與鞠躬幅度，確保每一個細節都達到最高標準。</w:t>
+              <w:t>全班觀摩打氣會：邀請四年丙班全班同學坐在台下，為選手進行最後一次集訓演出！感受同班同學的掌聲與喝采，將緊張感完全轉化為興奮與榮譽感！</w:t>
             </w:r>
           </w:p>
         </w:tc>
@@ -5024,13 +5058,13 @@
                 <w:color w:val="1E293B"/>
                 <w:sz w:val="17"/>
               </w:rPr>
-              <w:t>上下台儀態大方典雅，禮貌周全，散發四年丙班優秀學子的涵養與風采。</w:t>
+              <w:t>心態完全放開，充滿表現慾與自信心，具備成熟競賽氣質。</w:t>
             </w:r>
           </w:p>
         </w:tc>
         <w:tc>
           <w:tcPr>
-            <w:tcW w:type="dxa" w:w="936"/>
+            <w:tcW w:type="dxa" w:w="1008"/>
             <w:vAlign w:val="center"/>
             <w:tcMar>
               <w:top w:w="50" w:type="dxa"/>
@@ -5055,8 +5089,6 @@
               <w:t>［ ］優</w:t>
               <w:br/>
               <w:t>［ ］良</w:t>
-              <w:br/>
-              <w:t>［ ］可</w:t>
             </w:r>
           </w:p>
         </w:tc>
@@ -5064,7 +5096,7 @@
       <w:tr>
         <w:tc>
           <w:tcPr>
-            <w:tcW w:type="dxa" w:w="1008"/>
+            <w:tcW w:type="dxa" w:w="1152"/>
             <w:vAlign w:val="center"/>
             <w:tcMar>
               <w:top w:w="50" w:type="dxa"/>
@@ -5122,7 +5154,7 @@
         </w:tc>
         <w:tc>
           <w:tcPr>
-            <w:tcW w:type="dxa" w:w="1080"/>
+            <w:tcW w:type="dxa" w:w="936"/>
             <w:vAlign w:val="center"/>
             <w:tcMar>
               <w:top w:w="50" w:type="dxa"/>
@@ -5151,7 +5183,7 @@
         </w:tc>
         <w:tc>
           <w:tcPr>
-            <w:tcW w:type="dxa" w:w="1584"/>
+            <w:tcW w:type="dxa" w:w="1872"/>
             <w:vAlign w:val="center"/>
             <w:tcMar>
               <w:top w:w="50" w:type="dxa"/>
@@ -5174,7 +5206,7 @@
                 <w:color w:val="1E293B"/>
                 <w:sz w:val="17"/>
               </w:rPr>
-              <w:t>賽前全真模擬考與導師終極提點</w:t>
+              <w:t>授旗出征、賽前心理賦能與作息...</w:t>
             </w:r>
           </w:p>
         </w:tc>
@@ -5203,9 +5235,7 @@
                 <w:color w:val="1E293B"/>
                 <w:sz w:val="17"/>
               </w:rPr>
-              <w:t>【重點】賽前全真模擬考：限時 3~4 分鐘正式計時，完全按照校內語文競賽標準。導師全面針對語音40%、內容50%、儀態10%給予最終打分與勉勵！佈置賽前黃金週末演練任務！</w:t>
-              <w:br/>
-              <w:t>【午休/檢驗】最後心態賦能：享受舞台、表達真情、展現自我！四年丙班以你為榮，出征必勝！</w:t>
+              <w:t>出征授旗儀式：導師叮嚀競賽當天作息、飲食與心理調節：1. 賽前不吃油膩甜食；2. 隨身攜帶溫開水；3. 上台前深呼吸 3 次。給予選手最深切的肯定與祝福！</w:t>
             </w:r>
           </w:p>
         </w:tc>
@@ -5234,13 +5264,13 @@
                 <w:color w:val="1E293B"/>
                 <w:sz w:val="17"/>
               </w:rPr>
-              <w:t>演說渾然天成，聲情並茂，氣勢恢宏，完全具備校內特優奪冠實力！</w:t>
+              <w:t>心理素質處於頂峰狀態，神采奕奕，整裝待發迎接決賽。</w:t>
             </w:r>
           </w:p>
         </w:tc>
         <w:tc>
           <w:tcPr>
-            <w:tcW w:type="dxa" w:w="936"/>
+            <w:tcW w:type="dxa" w:w="1008"/>
             <w:vAlign w:val="center"/>
             <w:tcMar>
               <w:top w:w="50" w:type="dxa"/>
@@ -5266,8 +5296,6 @@
               <w:t>［ ］優</w:t>
               <w:br/>
               <w:t>［ ］良</w:t>
-              <w:br/>
-              <w:t>［ ］可</w:t>
             </w:r>
           </w:p>
         </w:tc>
@@ -5275,7 +5303,7 @@
       <w:tr>
         <w:tc>
           <w:tcPr>
-            <w:tcW w:type="dxa" w:w="1008"/>
+            <w:tcW w:type="dxa" w:w="1152"/>
             <w:vAlign w:val="center"/>
             <w:tcMar>
               <w:top w:w="50" w:type="dxa"/>
@@ -5331,7 +5359,7 @@
         </w:tc>
         <w:tc>
           <w:tcPr>
-            <w:tcW w:type="dxa" w:w="1080"/>
+            <w:tcW w:type="dxa" w:w="936"/>
             <w:vAlign w:val="center"/>
             <w:tcMar>
               <w:top w:w="50" w:type="dxa"/>
@@ -5359,7 +5387,7 @@
         </w:tc>
         <w:tc>
           <w:tcPr>
-            <w:tcW w:type="dxa" w:w="1584"/>
+            <w:tcW w:type="dxa" w:w="1872"/>
             <w:vAlign w:val="center"/>
             <w:tcMar>
               <w:top w:w="50" w:type="dxa"/>
@@ -5381,7 +5409,7 @@
                 <w:color w:val="1E293B"/>
                 <w:sz w:val="17"/>
               </w:rPr>
-              <w:t>【賽前黃金週末極限自學與演說</w:t>
+              <w:t>【假日自主自學與演說增量 D...</w:t>
             </w:r>
           </w:p>
         </w:tc>
@@ -5409,11 +5437,7 @@
                 <w:color w:val="1E293B"/>
                 <w:sz w:val="17"/>
               </w:rPr>
-              <w:t>【重點】【賽前黃金週末自學指引】比賽倒數 4 天！指示選手在家完全比照正式競賽，穿著整潔校服，進行上下台全流程禮儀彩排 5 次。</w:t>
-              <w:br/>
-              <w:t>【護嗓叮嚀】切忌過度喊叫！演說以中等音量溫和進行，多喝溫蜂蜜水，確保嗓音清澈甜美。</w:t>
-              <w:br/>
-              <w:t>【午休/檢驗】【週一賽前最後檢視】週一晨間聆聽選手試講一小段，給予最後鼓勵，精神抖擻迎向週四正式比賽！</w:t>
+              <w:t>【週末自學指引】賽前最後週末：不宜過度大聲喊叫，轉為「意念演練（Mental Rehearsal）」：閉上眼睛在腦中完整演練 3 次；輕聲潤讀講稿 3 遍；充足睡眠。</w:t>
             </w:r>
           </w:p>
         </w:tc>
@@ -5441,13 +5465,13 @@
                 <w:color w:val="1E293B"/>
                 <w:sz w:val="17"/>
               </w:rPr>
-              <w:t>【特優】：上下台禮儀落落大方，報題宏亮，聲音飽滿潤澤，心理狀態極佳。</w:t>
+              <w:t>【特優】神采奕奕、自信滿滿、做好萬全準備。</w:t>
             </w:r>
           </w:p>
         </w:tc>
         <w:tc>
           <w:tcPr>
-            <w:tcW w:type="dxa" w:w="936"/>
+            <w:tcW w:type="dxa" w:w="1008"/>
             <w:vAlign w:val="center"/>
             <w:tcMar>
               <w:top w:w="50" w:type="dxa"/>
@@ -5472,8 +5496,6 @@
               <w:t>［ ］優</w:t>
               <w:br/>
               <w:t>［ ］良</w:t>
-              <w:br/>
-              <w:t>［ ］可</w:t>
             </w:r>
           </w:p>
         </w:tc>

--- a/115校內語文競賽/四年丙班_各項目培訓資料庫/06_國語演說組/老師_指導指引與每日進度表(含評量標準).docx
+++ b/115校內語文競賽/四年丙班_各項目培訓資料庫/06_國語演說組/老師_指導指引與每日進度表(含評量標準).docx
@@ -309,7 +309,7 @@
           <w:color w:val="0F172A"/>
           <w:sz w:val="19"/>
         </w:rPr>
-        <w:t>【題目二示範講稿】我最喜歡的卡通人物</w:t>
+        <w:t>【題目二示範講稿】我最喜歡的卡通(動漫)人物</w:t>
       </w:r>
     </w:p>
     <w:p>
@@ -321,7 +321,7 @@
           <w:color w:val="0F172A"/>
           <w:sz w:val="19"/>
         </w:rPr>
-        <w:t>尊敬的評判老師、各位同學，大家好！我是四年丙班第○號選手。今天我所要演說的題目是——〈我最喜歡的卡通人物〉。</w:t>
+        <w:t>尊敬的評判老師、各位同學，大家好！我是四年丙班第○號選手。今天我所要演說的題目是——〈我最喜歡的卡通(動漫)人物〉。</w:t>
       </w:r>
     </w:p>
     <w:p>
@@ -333,7 +333,7 @@
           <w:color w:val="0F172A"/>
           <w:sz w:val="19"/>
         </w:rPr>
-        <w:t xml:space="preserve">　　「每個人心裡都有一位英雄，指引我們勇敢向前。」如果有人問我最喜歡哪一個卡通人物，我會毫不猶豫地回答——「哆啦A夢」！</w:t>
+        <w:t xml:space="preserve">　　「每個人心裡都有一位英雄，指引我們勇敢向前。」如果有人問我最喜歡哪一個卡通或動漫人物，我會毫不猶豫地回答——「哆啦A夢」！</w:t>
       </w:r>
     </w:p>
     <w:p>

--- a/115校內語文競賽/四年丙班_各項目培訓資料庫/06_國語演說組/老師_指導指引與每日進度表(含評量標準).docx
+++ b/115校內語文競賽/四年丙班_各項目培訓資料庫/06_國語演說組/老師_指導指引與每日進度表(含評量標準).docx
@@ -9,11 +9,11 @@
       </w:pPr>
       <w:r>
         <w:rPr>
-          <w:rFonts w:ascii="微軟正黑體" w:hAnsi="微軟正黑體" w:eastAsia="微軟正黑體"/>
+          <w:rFonts w:ascii="標楷體" w:hAnsi="標楷體" w:eastAsia="標楷體"/>
           <w:b/>
           <w:i w:val="0"/>
           <w:color w:val="0F2C59"/>
-          <w:sz w:val="30"/>
+          <w:sz w:val="32"/>
         </w:rPr>
         <w:t>臺中市梧棲區中正國小 115 學年度校內語文競賽</w:t>
       </w:r>
@@ -25,11 +25,11 @@
       </w:pPr>
       <w:r>
         <w:rPr>
-          <w:rFonts w:ascii="微軟正黑體" w:hAnsi="微軟正黑體" w:eastAsia="微軟正黑體"/>
+          <w:rFonts w:ascii="標楷體" w:hAnsi="標楷體" w:eastAsia="標楷體"/>
           <w:b/>
           <w:i w:val="0"/>
           <w:color w:val="C2410C"/>
-          <w:sz w:val="22"/>
+          <w:sz w:val="32"/>
         </w:rPr>
         <w:t>【四年丙班・國語演說組】老師指導指引與進度表（官方指定雙題全套培訓）</w:t>
       </w:r>
@@ -41,11 +41,11 @@
       </w:pPr>
       <w:r>
         <w:rPr>
-          <w:rFonts w:ascii="微軟正黑體" w:hAnsi="微軟正黑體" w:eastAsia="微軟正黑體"/>
+          <w:rFonts w:ascii="標楷體" w:hAnsi="標楷體" w:eastAsia="標楷體"/>
           <w:b/>
           <w:i w:val="0"/>
           <w:color w:val="0F2C59"/>
-          <w:sz w:val="26"/>
+          <w:sz w:val="32"/>
         </w:rPr>
         <w:t>壹、競賽核心規範與評判要旨</w:t>
       </w:r>
@@ -57,21 +57,21 @@
       </w:pPr>
       <w:r>
         <w:rPr>
-          <w:rFonts w:ascii="微軟正黑體" w:hAnsi="微軟正黑體" w:eastAsia="微軟正黑體"/>
+          <w:rFonts w:ascii="標楷體" w:hAnsi="標楷體" w:eastAsia="標楷體"/>
           <w:b/>
           <w:i w:val="0"/>
           <w:color w:val="1E293B"/>
-          <w:sz w:val="19"/>
+          <w:sz w:val="32"/>
         </w:rPr>
         <w:t>時間地點：</w:t>
       </w:r>
       <w:r>
         <w:rPr>
-          <w:rFonts w:ascii="微軟正黑體" w:hAnsi="微軟正黑體" w:eastAsia="微軟正黑體"/>
+          <w:rFonts w:ascii="標楷體" w:hAnsi="標楷體" w:eastAsia="標楷體"/>
           <w:b w:val="0"/>
           <w:i w:val="0"/>
           <w:color w:val="334155"/>
-          <w:sz w:val="19"/>
+          <w:sz w:val="32"/>
         </w:rPr>
         <w:t>115 年 11 月 19 日（四）08:10-09:20，活動中心簡報室。</w:t>
       </w:r>
@@ -83,21 +83,21 @@
       </w:pPr>
       <w:r>
         <w:rPr>
-          <w:rFonts w:ascii="微軟正黑體" w:hAnsi="微軟正黑體" w:eastAsia="微軟正黑體"/>
+          <w:rFonts w:ascii="標楷體" w:hAnsi="標楷體" w:eastAsia="標楷體"/>
           <w:b/>
           <w:i w:val="0"/>
           <w:color w:val="1E293B"/>
-          <w:sz w:val="19"/>
+          <w:sz w:val="32"/>
         </w:rPr>
         <w:t>競賽時限：</w:t>
       </w:r>
       <w:r>
         <w:rPr>
-          <w:rFonts w:ascii="微軟正黑體" w:hAnsi="微軟正黑體" w:eastAsia="微軟正黑體"/>
+          <w:rFonts w:ascii="標楷體" w:hAnsi="標楷體" w:eastAsia="標楷體"/>
           <w:b w:val="0"/>
           <w:i w:val="0"/>
           <w:color w:val="334155"/>
-          <w:sz w:val="19"/>
+          <w:sz w:val="32"/>
         </w:rPr>
         <w:t>每人限時 2 分鐘（1分30秒一響鈴準備收尾，2分鐘二響鈴立即停止）。</w:t>
       </w:r>
@@ -109,21 +109,21 @@
       </w:pPr>
       <w:r>
         <w:rPr>
-          <w:rFonts w:ascii="微軟正黑體" w:hAnsi="微軟正黑體" w:eastAsia="微軟正黑體"/>
+          <w:rFonts w:ascii="標楷體" w:hAnsi="標楷體" w:eastAsia="標楷體"/>
           <w:b/>
           <w:i w:val="0"/>
           <w:color w:val="1E293B"/>
-          <w:sz w:val="19"/>
+          <w:sz w:val="32"/>
         </w:rPr>
         <w:t>官方題目：</w:t>
       </w:r>
       <w:r>
         <w:rPr>
-          <w:rFonts w:ascii="微軟正黑體" w:hAnsi="微軟正黑體" w:eastAsia="微軟正黑體"/>
+          <w:rFonts w:ascii="標楷體" w:hAnsi="標楷體" w:eastAsia="標楷體"/>
           <w:b w:val="0"/>
           <w:i w:val="0"/>
           <w:color w:val="334155"/>
-          <w:sz w:val="19"/>
+          <w:sz w:val="32"/>
         </w:rPr>
         <w:t>〈如果同學做了不對的事〉、〈我最喜歡的卡通(動漫)人物〉（二擇一）。</w:t>
       </w:r>
@@ -135,21 +135,21 @@
       </w:pPr>
       <w:r>
         <w:rPr>
-          <w:rFonts w:ascii="微軟正黑體" w:hAnsi="微軟正黑體" w:eastAsia="微軟正黑體"/>
+          <w:rFonts w:ascii="標楷體" w:hAnsi="標楷體" w:eastAsia="標楷體"/>
           <w:b/>
           <w:i w:val="0"/>
           <w:color w:val="1E293B"/>
-          <w:sz w:val="19"/>
+          <w:sz w:val="32"/>
         </w:rPr>
         <w:t>評判標準：</w:t>
       </w:r>
       <w:r>
         <w:rPr>
-          <w:rFonts w:ascii="微軟正黑體" w:hAnsi="微軟正黑體" w:eastAsia="微軟正黑體"/>
+          <w:rFonts w:ascii="標楷體" w:hAnsi="標楷體" w:eastAsia="標楷體"/>
           <w:b w:val="0"/>
           <w:i w:val="0"/>
           <w:color w:val="334155"/>
-          <w:sz w:val="19"/>
+          <w:sz w:val="32"/>
         </w:rPr>
         <w:t>內容 50%、語音 40%、儀態 10%。配速目標 1分45秒 至 1分55秒 從容完篇。</w:t>
       </w:r>
@@ -161,21 +161,21 @@
       </w:pPr>
       <w:r>
         <w:rPr>
-          <w:rFonts w:ascii="微軟正黑體" w:hAnsi="微軟正黑體" w:eastAsia="微軟正黑體"/>
+          <w:rFonts w:ascii="標楷體" w:hAnsi="標楷體" w:eastAsia="標楷體"/>
           <w:b/>
           <w:i w:val="0"/>
           <w:color w:val="1E293B"/>
-          <w:sz w:val="19"/>
+          <w:sz w:val="32"/>
         </w:rPr>
         <w:t>假日自學增量機制：</w:t>
       </w:r>
       <w:r>
         <w:rPr>
-          <w:rFonts w:ascii="微軟正黑體" w:hAnsi="微軟正黑體" w:eastAsia="微軟正黑體"/>
+          <w:rFonts w:ascii="標楷體" w:hAnsi="標楷體" w:eastAsia="標楷體"/>
           <w:b w:val="0"/>
           <w:i w:val="0"/>
           <w:color w:val="334155"/>
-          <w:sz w:val="19"/>
+          <w:sz w:val="32"/>
         </w:rPr>
         <w:t>遇到週末假日改為居家自學與演說增量（8~10遍計時脫稿），週一晨間抽測檢驗。</w:t>
       </w:r>
@@ -187,11 +187,11 @@
       </w:pPr>
       <w:r>
         <w:rPr>
-          <w:rFonts w:ascii="微軟正黑體" w:hAnsi="微軟正黑體" w:eastAsia="微軟正黑體"/>
+          <w:rFonts w:ascii="標楷體" w:hAnsi="標楷體" w:eastAsia="標楷體"/>
           <w:b/>
           <w:i w:val="0"/>
           <w:color w:val="0F2C59"/>
-          <w:sz w:val="26"/>
+          <w:sz w:val="32"/>
         </w:rPr>
         <w:t>貳、官方指定題目完整示範講稿（四格骨架起承轉合）</w:t>
       </w:r>
@@ -203,11 +203,11 @@
       </w:pPr>
       <w:r>
         <w:rPr>
-          <w:rFonts w:ascii="微軟正黑體" w:hAnsi="微軟正黑體" w:eastAsia="微軟正黑體"/>
+          <w:rFonts w:ascii="標楷體" w:hAnsi="標楷體" w:eastAsia="標楷體"/>
           <w:b/>
           <w:i w:val="0"/>
           <w:color w:val="1E40AF"/>
-          <w:sz w:val="22"/>
+          <w:sz w:val="32"/>
         </w:rPr>
         <w:t>【示範講稿一：〈如果同學做了不對的事〉】</w:t>
       </w:r>
@@ -215,11 +215,11 @@
     <w:p>
       <w:r>
         <w:rPr>
-          <w:rFonts w:ascii="微軟正黑體" w:hAnsi="微軟正黑體" w:eastAsia="微軟正黑體"/>
+          <w:rFonts w:ascii="標楷體" w:hAnsi="標楷體" w:eastAsia="標楷體"/>
           <w:b w:val="0"/>
           <w:i w:val="0"/>
           <w:color w:val="0F172A"/>
-          <w:sz w:val="19"/>
+          <w:sz w:val="32"/>
         </w:rPr>
         <w:t>【題目一示範講稿】如果同學做了不對的事</w:t>
       </w:r>
@@ -227,11 +227,11 @@
     <w:p>
       <w:r>
         <w:rPr>
-          <w:rFonts w:ascii="微軟正黑體" w:hAnsi="微軟正黑體" w:eastAsia="微軟正黑體"/>
+          <w:rFonts w:ascii="標楷體" w:hAnsi="標楷體" w:eastAsia="標楷體"/>
           <w:b w:val="0"/>
           <w:i w:val="0"/>
           <w:color w:val="0F172A"/>
-          <w:sz w:val="19"/>
+          <w:sz w:val="32"/>
         </w:rPr>
         <w:t>尊敬的評判老師、各位同學，大家好！我是四年丙班第○號選手。今天我所要演說的題目是——〈如果同學做了不對的事〉。</w:t>
       </w:r>
@@ -239,11 +239,11 @@
     <w:p>
       <w:r>
         <w:rPr>
-          <w:rFonts w:ascii="微軟正黑體" w:hAnsi="微軟正黑體" w:eastAsia="微軟正黑體"/>
+          <w:rFonts w:ascii="標楷體" w:hAnsi="標楷體" w:eastAsia="標楷體"/>
           <w:b w:val="0"/>
           <w:i w:val="0"/>
           <w:color w:val="0F172A"/>
-          <w:sz w:val="19"/>
+          <w:sz w:val="32"/>
         </w:rPr>
         <w:t xml:space="preserve">　　古人說：「人非聖賢，孰能無過？」在學校生活中，我們天天和同學相處，難免會遇到同學做了不對的事。當那一刻發生時，我們究竟該怎麼做呢？</w:t>
       </w:r>
@@ -251,11 +251,11 @@
     <w:p>
       <w:r>
         <w:rPr>
-          <w:rFonts w:ascii="微軟正黑體" w:hAnsi="微軟正黑體" w:eastAsia="微軟正黑體"/>
+          <w:rFonts w:ascii="標楷體" w:hAnsi="標楷體" w:eastAsia="標楷體"/>
           <w:b w:val="0"/>
           <w:i w:val="0"/>
           <w:color w:val="0F172A"/>
-          <w:sz w:val="19"/>
+          <w:sz w:val="32"/>
         </w:rPr>
         <w:t xml:space="preserve">　　記得有一次下課，我看見好友為了開玩笑，偷偷把同桌的鉛筆盒藏了起來，還在一旁捂著嘴偷笑，看著對方急得快哭了。那時我心裡很掙扎：如果我說出來，會不會破壞友誼？但如果我不說，他就會一錯再錯。</w:t>
       </w:r>
@@ -263,11 +263,11 @@
     <w:p>
       <w:r>
         <w:rPr>
-          <w:rFonts w:ascii="微軟正黑體" w:hAnsi="微軟正黑體" w:eastAsia="微軟正黑體"/>
+          <w:rFonts w:ascii="標楷體" w:hAnsi="標楷體" w:eastAsia="標楷體"/>
           <w:b w:val="0"/>
           <w:i w:val="0"/>
           <w:color w:val="0F172A"/>
-          <w:sz w:val="19"/>
+          <w:sz w:val="32"/>
         </w:rPr>
         <w:t xml:space="preserve">　　於是我深吸一口氣，走上前輕輕拉住他的手，真誠地說：「如果換成你的鉛筆盒不見了，一定也會很著急吧？我們趕快還給他好嗎？」朋友愣了一下，臉紅了，趕緊把文具歸還並道歉。那一刻我明白，真正的朋友不是盲目包庇，而是在關鍵時刻勇敢拉他一把！</w:t>
       </w:r>
@@ -275,11 +275,11 @@
     <w:p>
       <w:r>
         <w:rPr>
-          <w:rFonts w:ascii="微軟正黑體" w:hAnsi="微軟正黑體" w:eastAsia="微軟正黑體"/>
+          <w:rFonts w:ascii="標楷體" w:hAnsi="標楷體" w:eastAsia="標楷體"/>
           <w:b w:val="0"/>
           <w:i w:val="0"/>
           <w:color w:val="0F172A"/>
-          <w:sz w:val="19"/>
+          <w:sz w:val="32"/>
         </w:rPr>
         <w:t xml:space="preserve">　　如果同學做了不對的事，讓我們用善意代替嘲笑，用溫暖的提醒指引彼此。讓我們做彼此生命中的良師益友，攜手成為更好的人！我的演說到此結束，謝謝各位評判老師！</w:t>
       </w:r>
@@ -291,11 +291,11 @@
       </w:pPr>
       <w:r>
         <w:rPr>
-          <w:rFonts w:ascii="微軟正黑體" w:hAnsi="微軟正黑體" w:eastAsia="微軟正黑體"/>
+          <w:rFonts w:ascii="標楷體" w:hAnsi="標楷體" w:eastAsia="標楷體"/>
           <w:b/>
           <w:i w:val="0"/>
           <w:color w:val="1E40AF"/>
-          <w:sz w:val="22"/>
+          <w:sz w:val="32"/>
         </w:rPr>
         <w:t>【示範講稿二：〈我最喜歡的卡通(動漫)人物〉】</w:t>
       </w:r>
@@ -303,11 +303,11 @@
     <w:p>
       <w:r>
         <w:rPr>
-          <w:rFonts w:ascii="微軟正黑體" w:hAnsi="微軟正黑體" w:eastAsia="微軟正黑體"/>
+          <w:rFonts w:ascii="標楷體" w:hAnsi="標楷體" w:eastAsia="標楷體"/>
           <w:b w:val="0"/>
           <w:i w:val="0"/>
           <w:color w:val="0F172A"/>
-          <w:sz w:val="19"/>
+          <w:sz w:val="32"/>
         </w:rPr>
         <w:t>【題目二示範講稿】我最喜歡的卡通(動漫)人物</w:t>
       </w:r>
@@ -315,11 +315,11 @@
     <w:p>
       <w:r>
         <w:rPr>
-          <w:rFonts w:ascii="微軟正黑體" w:hAnsi="微軟正黑體" w:eastAsia="微軟正黑體"/>
+          <w:rFonts w:ascii="標楷體" w:hAnsi="標楷體" w:eastAsia="標楷體"/>
           <w:b w:val="0"/>
           <w:i w:val="0"/>
           <w:color w:val="0F172A"/>
-          <w:sz w:val="19"/>
+          <w:sz w:val="32"/>
         </w:rPr>
         <w:t>尊敬的評判老師、各位同學，大家好！我是四年丙班第○號選手。今天我所要演說的題目是——〈我最喜歡的卡通(動漫)人物〉。</w:t>
       </w:r>
@@ -327,11 +327,11 @@
     <w:p>
       <w:r>
         <w:rPr>
-          <w:rFonts w:ascii="微軟正黑體" w:hAnsi="微軟正黑體" w:eastAsia="微軟正黑體"/>
+          <w:rFonts w:ascii="標楷體" w:hAnsi="標楷體" w:eastAsia="標楷體"/>
           <w:b w:val="0"/>
           <w:i w:val="0"/>
           <w:color w:val="0F172A"/>
-          <w:sz w:val="19"/>
+          <w:sz w:val="32"/>
         </w:rPr>
         <w:t xml:space="preserve">　　「每個人心裡都有一位英雄，指引我們勇敢向前。」如果有人問我最喜歡哪一個卡通或動漫人物，我會毫不猶豫地回答——「哆啦A夢」！</w:t>
       </w:r>
@@ -339,11 +339,11 @@
     <w:p>
       <w:r>
         <w:rPr>
-          <w:rFonts w:ascii="微軟正黑體" w:hAnsi="微軟正黑體" w:eastAsia="微軟正黑體"/>
+          <w:rFonts w:ascii="標楷體" w:hAnsi="標楷體" w:eastAsia="標楷體"/>
           <w:b w:val="0"/>
           <w:i w:val="0"/>
           <w:color w:val="0F172A"/>
-          <w:sz w:val="19"/>
+          <w:sz w:val="32"/>
         </w:rPr>
         <w:t xml:space="preserve">　　很多人喜歡哆啦A夢，是因為他那神奇的百寶袋，想要什麼就有什麼。但真正打動我的，不是竹蜻蜓或任意門，而是他對大雄那份永不放棄的真誠陪伴。每當大雄考零分、遇到挫折哭泣時，哆啦A夢雖然會嚴格叮嚀，但轉過身，總是拿出溫暖的心，陪伴大雄一步步面對困難、重新站起來。</w:t>
       </w:r>
@@ -351,11 +351,11 @@
     <w:p>
       <w:r>
         <w:rPr>
-          <w:rFonts w:ascii="微軟正黑體" w:hAnsi="微軟正黑體" w:eastAsia="微軟正黑體"/>
+          <w:rFonts w:ascii="標楷體" w:hAnsi="標楷體" w:eastAsia="標楷體"/>
           <w:b w:val="0"/>
           <w:i w:val="0"/>
           <w:color w:val="0F172A"/>
-          <w:sz w:val="19"/>
+          <w:sz w:val="32"/>
         </w:rPr>
         <w:t xml:space="preserve">　　在學習的路上，我也曾遇到數學難題解不開、甚至想放棄的時候。每當這時，哆啦A夢常說的那句：「跌倒了沒關係，再站起來就好！」就像一股暖流注入我的心中，讓我重拾勇氣，繼續挑戰。</w:t>
       </w:r>
@@ -363,11 +363,11 @@
     <w:p>
       <w:r>
         <w:rPr>
-          <w:rFonts w:ascii="微軟正黑體" w:hAnsi="微軟正黑體" w:eastAsia="微軟正黑體"/>
+          <w:rFonts w:ascii="標楷體" w:hAnsi="標楷體" w:eastAsia="標楷體"/>
           <w:b w:val="0"/>
           <w:i w:val="0"/>
           <w:color w:val="0F172A"/>
-          <w:sz w:val="19"/>
+          <w:sz w:val="32"/>
         </w:rPr>
         <w:t xml:space="preserve">　　哆啦A夢讓我明白：我們不需要神奇道具，只要心中擁有善良、勇氣與堅持，我們每個人都能成為生活中的小英雄！我的演說到此結束，謝謝各位評判老師！</w:t>
       </w:r>
@@ -379,11 +379,11 @@
       </w:pPr>
       <w:r>
         <w:rPr>
-          <w:rFonts w:ascii="微軟正黑體" w:hAnsi="微軟正黑體" w:eastAsia="微軟正黑體"/>
+          <w:rFonts w:ascii="標楷體" w:hAnsi="標楷體" w:eastAsia="標楷體"/>
           <w:b/>
           <w:i w:val="0"/>
           <w:color w:val="0F2C59"/>
-          <w:sz w:val="26"/>
+          <w:sz w:val="32"/>
         </w:rPr>
         <w:t>參、10/5~10/30 每日集訓與週末自學增量進度評量表</w:t>
       </w:r>
@@ -431,11 +431,11 @@
             </w:pPr>
             <w:r>
               <w:rPr>
-                <w:rFonts w:ascii="微軟正黑體" w:hAnsi="微軟正黑體" w:eastAsia="微軟正黑體"/>
+                <w:rFonts w:ascii="標楷體" w:hAnsi="標楷體" w:eastAsia="標楷體"/>
                 <w:b/>
                 <w:i w:val="0"/>
                 <w:color w:val="FFFFFF"/>
-                <w:sz w:val="18"/>
+                <w:sz w:val="32"/>
               </w:rPr>
               <w:t>天數/週末</w:t>
             </w:r>
@@ -460,11 +460,11 @@
             </w:pPr>
             <w:r>
               <w:rPr>
-                <w:rFonts w:ascii="微軟正黑體" w:hAnsi="微軟正黑體" w:eastAsia="微軟正黑體"/>
+                <w:rFonts w:ascii="標楷體" w:hAnsi="標楷體" w:eastAsia="標楷體"/>
                 <w:b/>
                 <w:i w:val="0"/>
                 <w:color w:val="FFFFFF"/>
-                <w:sz w:val="18"/>
+                <w:sz w:val="32"/>
               </w:rPr>
               <w:t>日期</w:t>
             </w:r>
@@ -489,11 +489,11 @@
             </w:pPr>
             <w:r>
               <w:rPr>
-                <w:rFonts w:ascii="微軟正黑體" w:hAnsi="微軟正黑體" w:eastAsia="微軟正黑體"/>
+                <w:rFonts w:ascii="標楷體" w:hAnsi="標楷體" w:eastAsia="標楷體"/>
                 <w:b/>
                 <w:i w:val="0"/>
                 <w:color w:val="FFFFFF"/>
-                <w:sz w:val="18"/>
+                <w:sz w:val="32"/>
               </w:rPr>
               <w:t>性質</w:t>
             </w:r>
@@ -518,11 +518,11 @@
             </w:pPr>
             <w:r>
               <w:rPr>
-                <w:rFonts w:ascii="微軟正黑體" w:hAnsi="微軟正黑體" w:eastAsia="微軟正黑體"/>
+                <w:rFonts w:ascii="標楷體" w:hAnsi="標楷體" w:eastAsia="標楷體"/>
                 <w:b/>
                 <w:i w:val="0"/>
                 <w:color w:val="FFFFFF"/>
-                <w:sz w:val="18"/>
+                <w:sz w:val="32"/>
               </w:rPr>
               <w:t>訓練焦點/任務</w:t>
             </w:r>
@@ -547,11 +547,11 @@
             </w:pPr>
             <w:r>
               <w:rPr>
-                <w:rFonts w:ascii="微軟正黑體" w:hAnsi="微軟正黑體" w:eastAsia="微軟正黑體"/>
+                <w:rFonts w:ascii="標楷體" w:hAnsi="標楷體" w:eastAsia="標楷體"/>
                 <w:b/>
                 <w:i w:val="0"/>
                 <w:color w:val="FFFFFF"/>
-                <w:sz w:val="18"/>
+                <w:sz w:val="32"/>
               </w:rPr>
               <w:t>在校教學重點／週末自學指引</w:t>
             </w:r>
@@ -576,11 +576,11 @@
             </w:pPr>
             <w:r>
               <w:rPr>
-                <w:rFonts w:ascii="微軟正黑體" w:hAnsi="微軟正黑體" w:eastAsia="微軟正黑體"/>
+                <w:rFonts w:ascii="標楷體" w:hAnsi="標楷體" w:eastAsia="標楷體"/>
                 <w:b/>
                 <w:i w:val="0"/>
                 <w:color w:val="FFFFFF"/>
-                <w:sz w:val="18"/>
+                <w:sz w:val="32"/>
               </w:rPr>
               <w:t>評量指標規準</w:t>
             </w:r>
@@ -605,11 +605,11 @@
             </w:pPr>
             <w:r>
               <w:rPr>
-                <w:rFonts w:ascii="微軟正黑體" w:hAnsi="微軟正黑體" w:eastAsia="微軟正黑體"/>
+                <w:rFonts w:ascii="標楷體" w:hAnsi="標楷體" w:eastAsia="標楷體"/>
                 <w:b/>
                 <w:i w:val="0"/>
                 <w:color w:val="FFFFFF"/>
-                <w:sz w:val="18"/>
+                <w:sz w:val="32"/>
               </w:rPr>
               <w:t>導師評核</w:t>
             </w:r>
@@ -636,11 +636,11 @@
             </w:pPr>
             <w:r>
               <w:rPr>
-                <w:rFonts w:ascii="微軟正黑體" w:hAnsi="微軟正黑體" w:eastAsia="微軟正黑體"/>
+                <w:rFonts w:ascii="標楷體" w:hAnsi="標楷體" w:eastAsia="標楷體"/>
                 <w:b/>
                 <w:i w:val="0"/>
                 <w:color w:val="1E293B"/>
-                <w:sz w:val="17"/>
+                <w:sz w:val="32"/>
               </w:rPr>
               <w:t>Day 01</w:t>
             </w:r>
@@ -665,11 +665,11 @@
             </w:pPr>
             <w:r>
               <w:rPr>
-                <w:rFonts w:ascii="微軟正黑體" w:hAnsi="微軟正黑體" w:eastAsia="微軟正黑體"/>
+                <w:rFonts w:ascii="標楷體" w:hAnsi="標楷體" w:eastAsia="標楷體"/>
                 <w:b w:val="0"/>
                 <w:i w:val="0"/>
                 <w:color w:val="1E293B"/>
-                <w:sz w:val="17"/>
+                <w:sz w:val="32"/>
               </w:rPr>
               <w:t>10/05 (一)</w:t>
             </w:r>
@@ -694,11 +694,11 @@
             </w:pPr>
             <w:r>
               <w:rPr>
-                <w:rFonts w:ascii="微軟正黑體" w:hAnsi="微軟正黑體" w:eastAsia="微軟正黑體"/>
+                <w:rFonts w:ascii="標楷體" w:hAnsi="標楷體" w:eastAsia="標楷體"/>
                 <w:b w:val="0"/>
                 <w:i w:val="0"/>
                 <w:color w:val="1E293B"/>
-                <w:sz w:val="17"/>
+                <w:sz w:val="32"/>
               </w:rPr>
               <w:t>在校集訓</w:t>
             </w:r>
@@ -723,11 +723,11 @@
             </w:pPr>
             <w:r>
               <w:rPr>
-                <w:rFonts w:ascii="微軟正黑體" w:hAnsi="微軟正黑體" w:eastAsia="微軟正黑體"/>
+                <w:rFonts w:ascii="標楷體" w:hAnsi="標楷體" w:eastAsia="標楷體"/>
                 <w:b w:val="0"/>
                 <w:i w:val="0"/>
                 <w:color w:val="1E293B"/>
-                <w:sz w:val="17"/>
+                <w:sz w:val="32"/>
               </w:rPr>
               <w:t>審題立意：題目二選一確立與核...</w:t>
             </w:r>
@@ -752,11 +752,11 @@
             </w:pPr>
             <w:r>
               <w:rPr>
-                <w:rFonts w:ascii="微軟正黑體" w:hAnsi="微軟正黑體" w:eastAsia="微軟正黑體"/>
+                <w:rFonts w:ascii="標楷體" w:hAnsi="標楷體" w:eastAsia="標楷體"/>
                 <w:b w:val="0"/>
                 <w:i w:val="0"/>
                 <w:color w:val="1E293B"/>
-                <w:sz w:val="17"/>
+                <w:sz w:val="32"/>
               </w:rPr>
               <w:t>指導審題技巧：實施辦法規定雙題「如果同學做了不對的事」與「我最喜歡的卡通(動漫)人物」（二擇一）。題目一側重同儕友誼、道德勇氣與同理心；題目二側重榜樣激勵、克服挫折與自我成長。協助選手確立選題與核心故事。</w:t>
             </w:r>
@@ -781,11 +781,11 @@
             </w:pPr>
             <w:r>
               <w:rPr>
-                <w:rFonts w:ascii="微軟正黑體" w:hAnsi="微軟正黑體" w:eastAsia="微軟正黑體"/>
+                <w:rFonts w:ascii="標楷體" w:hAnsi="標楷體" w:eastAsia="標楷體"/>
                 <w:b w:val="0"/>
                 <w:i w:val="0"/>
                 <w:color w:val="1E293B"/>
-                <w:sz w:val="17"/>
+                <w:sz w:val="32"/>
               </w:rPr>
               <w:t>選題明確，立意積極向上，能列出 1 個生動具體的個人故事素材。</w:t>
             </w:r>
@@ -810,11 +810,11 @@
             </w:pPr>
             <w:r>
               <w:rPr>
-                <w:rFonts w:ascii="微軟正黑體" w:hAnsi="微軟正黑體" w:eastAsia="微軟正黑體"/>
+                <w:rFonts w:ascii="標楷體" w:hAnsi="標楷體" w:eastAsia="標楷體"/>
                 <w:b w:val="0"/>
                 <w:i w:val="0"/>
                 <w:color w:val="1E293B"/>
-                <w:sz w:val="17"/>
+                <w:sz w:val="32"/>
               </w:rPr>
               <w:t>［ ］優</w:t>
               <w:br/>
@@ -842,11 +842,11 @@
             </w:pPr>
             <w:r>
               <w:rPr>
-                <w:rFonts w:ascii="微軟正黑體" w:hAnsi="微軟正黑體" w:eastAsia="微軟正黑體"/>
+                <w:rFonts w:ascii="標楷體" w:hAnsi="標楷體" w:eastAsia="標楷體"/>
                 <w:b/>
                 <w:i w:val="0"/>
                 <w:color w:val="1E293B"/>
-                <w:sz w:val="17"/>
+                <w:sz w:val="32"/>
               </w:rPr>
               <w:t>Day 02</w:t>
             </w:r>
@@ -870,11 +870,11 @@
             </w:pPr>
             <w:r>
               <w:rPr>
-                <w:rFonts w:ascii="微軟正黑體" w:hAnsi="微軟正黑體" w:eastAsia="微軟正黑體"/>
+                <w:rFonts w:ascii="標楷體" w:hAnsi="標楷體" w:eastAsia="標楷體"/>
                 <w:b w:val="0"/>
                 <w:i w:val="0"/>
                 <w:color w:val="1E293B"/>
-                <w:sz w:val="17"/>
+                <w:sz w:val="32"/>
               </w:rPr>
               <w:t>10/06 (二)</w:t>
             </w:r>
@@ -898,11 +898,11 @@
             </w:pPr>
             <w:r>
               <w:rPr>
-                <w:rFonts w:ascii="微軟正黑體" w:hAnsi="微軟正黑體" w:eastAsia="微軟正黑體"/>
+                <w:rFonts w:ascii="標楷體" w:hAnsi="標楷體" w:eastAsia="標楷體"/>
                 <w:b w:val="0"/>
                 <w:i w:val="0"/>
                 <w:color w:val="1E293B"/>
-                <w:sz w:val="17"/>
+                <w:sz w:val="32"/>
               </w:rPr>
               <w:t>在校集訓</w:t>
             </w:r>
@@ -926,11 +926,11 @@
             </w:pPr>
             <w:r>
               <w:rPr>
-                <w:rFonts w:ascii="微軟正黑體" w:hAnsi="微軟正黑體" w:eastAsia="微軟正黑體"/>
+                <w:rFonts w:ascii="標楷體" w:hAnsi="標楷體" w:eastAsia="標楷體"/>
                 <w:b w:val="0"/>
                 <w:i w:val="0"/>
                 <w:color w:val="1E293B"/>
-                <w:sz w:val="17"/>
+                <w:sz w:val="32"/>
               </w:rPr>
               <w:t>四格骨架第一格【起】：開場抓...</w:t>
             </w:r>
@@ -954,11 +954,11 @@
             </w:pPr>
             <w:r>
               <w:rPr>
-                <w:rFonts w:ascii="微軟正黑體" w:hAnsi="微軟正黑體" w:eastAsia="微軟正黑體"/>
+                <w:rFonts w:ascii="標楷體" w:hAnsi="標楷體" w:eastAsia="標楷體"/>
                 <w:b w:val="0"/>
                 <w:i w:val="0"/>
                 <w:color w:val="1E293B"/>
-                <w:sz w:val="17"/>
+                <w:sz w:val="32"/>
               </w:rPr>
               <w:t>指導第一段【起】（約60-70字）：禮貌問好 ＋ 報號報題 ＋ 名言金句破題（如「人非聖賢孰能無過」或「每個人心裡都有一位英雄」）。15 秒內抓住評審注意力。</w:t>
             </w:r>
@@ -982,11 +982,11 @@
             </w:pPr>
             <w:r>
               <w:rPr>
-                <w:rFonts w:ascii="微軟正黑體" w:hAnsi="微軟正黑體" w:eastAsia="微軟正黑體"/>
+                <w:rFonts w:ascii="標楷體" w:hAnsi="標楷體" w:eastAsia="標楷體"/>
                 <w:b w:val="0"/>
                 <w:i w:val="0"/>
                 <w:color w:val="1E293B"/>
-                <w:sz w:val="17"/>
+                <w:sz w:val="32"/>
               </w:rPr>
               <w:t>開場抓耳有力，問候大方得體，題旨鮮明，字數約 60~70 字。</w:t>
             </w:r>
@@ -1010,11 +1010,11 @@
             </w:pPr>
             <w:r>
               <w:rPr>
-                <w:rFonts w:ascii="微軟正黑體" w:hAnsi="微軟正黑體" w:eastAsia="微軟正黑體"/>
+                <w:rFonts w:ascii="標楷體" w:hAnsi="標楷體" w:eastAsia="標楷體"/>
                 <w:b w:val="0"/>
                 <w:i w:val="0"/>
                 <w:color w:val="1E293B"/>
-                <w:sz w:val="17"/>
+                <w:sz w:val="32"/>
               </w:rPr>
               <w:t>［ ］優</w:t>
               <w:br/>
@@ -1043,11 +1043,11 @@
             </w:pPr>
             <w:r>
               <w:rPr>
-                <w:rFonts w:ascii="微軟正黑體" w:hAnsi="微軟正黑體" w:eastAsia="微軟正黑體"/>
+                <w:rFonts w:ascii="標楷體" w:hAnsi="標楷體" w:eastAsia="標楷體"/>
                 <w:b/>
                 <w:i w:val="0"/>
                 <w:color w:val="1E293B"/>
-                <w:sz w:val="17"/>
+                <w:sz w:val="32"/>
               </w:rPr>
               <w:t>Day 03</w:t>
             </w:r>
@@ -1072,11 +1072,11 @@
             </w:pPr>
             <w:r>
               <w:rPr>
-                <w:rFonts w:ascii="微軟正黑體" w:hAnsi="微軟正黑體" w:eastAsia="微軟正黑體"/>
+                <w:rFonts w:ascii="標楷體" w:hAnsi="標楷體" w:eastAsia="標楷體"/>
                 <w:b w:val="0"/>
                 <w:i w:val="0"/>
                 <w:color w:val="1E293B"/>
-                <w:sz w:val="17"/>
+                <w:sz w:val="32"/>
               </w:rPr>
               <w:t>10/07 (三)</w:t>
             </w:r>
@@ -1101,11 +1101,11 @@
             </w:pPr>
             <w:r>
               <w:rPr>
-                <w:rFonts w:ascii="微軟正黑體" w:hAnsi="微軟正黑體" w:eastAsia="微軟正黑體"/>
+                <w:rFonts w:ascii="標楷體" w:hAnsi="標楷體" w:eastAsia="標楷體"/>
                 <w:b w:val="0"/>
                 <w:i w:val="0"/>
                 <w:color w:val="1E293B"/>
-                <w:sz w:val="17"/>
+                <w:sz w:val="32"/>
               </w:rPr>
               <w:t>在校集訓</w:t>
             </w:r>
@@ -1130,11 +1130,11 @@
             </w:pPr>
             <w:r>
               <w:rPr>
-                <w:rFonts w:ascii="微軟正黑體" w:hAnsi="微軟正黑體" w:eastAsia="微軟正黑體"/>
+                <w:rFonts w:ascii="標楷體" w:hAnsi="標楷體" w:eastAsia="標楷體"/>
                 <w:b w:val="0"/>
                 <w:i w:val="0"/>
                 <w:color w:val="1E293B"/>
-                <w:sz w:val="17"/>
+                <w:sz w:val="32"/>
               </w:rPr>
               <w:t>四格骨架第二格【承】：情境鋪...</w:t>
             </w:r>
@@ -1159,11 +1159,11 @@
             </w:pPr>
             <w:r>
               <w:rPr>
-                <w:rFonts w:ascii="微軟正黑體" w:hAnsi="微軟正黑體" w:eastAsia="微軟正黑體"/>
+                <w:rFonts w:ascii="標楷體" w:hAnsi="標楷體" w:eastAsia="標楷體"/>
                 <w:b w:val="0"/>
                 <w:i w:val="0"/>
                 <w:color w:val="1E293B"/>
-                <w:sz w:val="17"/>
+                <w:sz w:val="32"/>
               </w:rPr>
               <w:t>指導第二段【承】（約80-90字）：具體生活故事展開。題目一描寫「看見同學藏鉛筆盒，內心該不該說的掙扎」；題目二描寫「哆啦A夢對大雄永不放棄的真情陪伴」。細節要生動！</w:t>
             </w:r>
@@ -1188,11 +1188,11 @@
             </w:pPr>
             <w:r>
               <w:rPr>
-                <w:rFonts w:ascii="微軟正黑體" w:hAnsi="微軟正黑體" w:eastAsia="微軟正黑體"/>
+                <w:rFonts w:ascii="標楷體" w:hAnsi="標楷體" w:eastAsia="標楷體"/>
                 <w:b w:val="0"/>
                 <w:i w:val="0"/>
                 <w:color w:val="1E293B"/>
-                <w:sz w:val="17"/>
+                <w:sz w:val="32"/>
               </w:rPr>
               <w:t>故事情節生動真實，細節描寫具體，能呈現心理對比與張力。</w:t>
             </w:r>
@@ -1217,11 +1217,11 @@
             </w:pPr>
             <w:r>
               <w:rPr>
-                <w:rFonts w:ascii="微軟正黑體" w:hAnsi="微軟正黑體" w:eastAsia="微軟正黑體"/>
+                <w:rFonts w:ascii="標楷體" w:hAnsi="標楷體" w:eastAsia="標楷體"/>
                 <w:b w:val="0"/>
                 <w:i w:val="0"/>
                 <w:color w:val="1E293B"/>
-                <w:sz w:val="17"/>
+                <w:sz w:val="32"/>
               </w:rPr>
               <w:t>［ ］優</w:t>
               <w:br/>
@@ -1249,11 +1249,11 @@
             </w:pPr>
             <w:r>
               <w:rPr>
-                <w:rFonts w:ascii="微軟正黑體" w:hAnsi="微軟正黑體" w:eastAsia="微軟正黑體"/>
+                <w:rFonts w:ascii="標楷體" w:hAnsi="標楷體" w:eastAsia="標楷體"/>
                 <w:b/>
                 <w:i w:val="0"/>
                 <w:color w:val="1E293B"/>
-                <w:sz w:val="17"/>
+                <w:sz w:val="32"/>
               </w:rPr>
               <w:t>Day 04</w:t>
             </w:r>
@@ -1277,11 +1277,11 @@
             </w:pPr>
             <w:r>
               <w:rPr>
-                <w:rFonts w:ascii="微軟正黑體" w:hAnsi="微軟正黑體" w:eastAsia="微軟正黑體"/>
+                <w:rFonts w:ascii="標楷體" w:hAnsi="標楷體" w:eastAsia="標楷體"/>
                 <w:b w:val="0"/>
                 <w:i w:val="0"/>
                 <w:color w:val="1E293B"/>
-                <w:sz w:val="17"/>
+                <w:sz w:val="32"/>
               </w:rPr>
               <w:t>10/08 (四)</w:t>
             </w:r>
@@ -1305,11 +1305,11 @@
             </w:pPr>
             <w:r>
               <w:rPr>
-                <w:rFonts w:ascii="微軟正黑體" w:hAnsi="微軟正黑體" w:eastAsia="微軟正黑體"/>
+                <w:rFonts w:ascii="標楷體" w:hAnsi="標楷體" w:eastAsia="標楷體"/>
                 <w:b w:val="0"/>
                 <w:i w:val="0"/>
                 <w:color w:val="1E293B"/>
-                <w:sz w:val="17"/>
+                <w:sz w:val="32"/>
               </w:rPr>
               <w:t>在校集訓</w:t>
             </w:r>
@@ -1333,11 +1333,11 @@
             </w:pPr>
             <w:r>
               <w:rPr>
-                <w:rFonts w:ascii="微軟正黑體" w:hAnsi="微軟正黑體" w:eastAsia="微軟正黑體"/>
+                <w:rFonts w:ascii="標楷體" w:hAnsi="標楷體" w:eastAsia="標楷體"/>
                 <w:b w:val="0"/>
                 <w:i w:val="0"/>
                 <w:color w:val="1E293B"/>
-                <w:sz w:val="17"/>
+                <w:sz w:val="32"/>
               </w:rPr>
               <w:t>四格骨架第三格【轉】：勇敢行...</w:t>
             </w:r>
@@ -1361,11 +1361,11 @@
             </w:pPr>
             <w:r>
               <w:rPr>
-                <w:rFonts w:ascii="微軟正黑體" w:hAnsi="微軟正黑體" w:eastAsia="微軟正黑體"/>
+                <w:rFonts w:ascii="標楷體" w:hAnsi="標楷體" w:eastAsia="標楷體"/>
                 <w:b w:val="0"/>
                 <w:i w:val="0"/>
                 <w:color w:val="1E293B"/>
-                <w:sz w:val="17"/>
+                <w:sz w:val="32"/>
               </w:rPr>
               <w:t>指導第三段【轉】（約90-100字）：演說的高潮轉折點。題目一寫「深吸一口氣走上前，溫柔堅定勸阻同學，化解矛盾」；題目二寫「自己在學習遇到挫折時，想起卡通人物那句話重獲勇氣」。</w:t>
             </w:r>
@@ -1389,11 +1389,11 @@
             </w:pPr>
             <w:r>
               <w:rPr>
-                <w:rFonts w:ascii="微軟正黑體" w:hAnsi="微軟正黑體" w:eastAsia="微軟正黑體"/>
+                <w:rFonts w:ascii="標楷體" w:hAnsi="標楷體" w:eastAsia="標楷體"/>
                 <w:b w:val="0"/>
                 <w:i w:val="0"/>
                 <w:color w:val="1E293B"/>
-                <w:sz w:val="17"/>
+                <w:sz w:val="32"/>
               </w:rPr>
               <w:t>轉折自然深刻，能展現四年級學生的成長與真誠體悟。</w:t>
             </w:r>
@@ -1417,11 +1417,11 @@
             </w:pPr>
             <w:r>
               <w:rPr>
-                <w:rFonts w:ascii="微軟正黑體" w:hAnsi="微軟正黑體" w:eastAsia="微軟正黑體"/>
+                <w:rFonts w:ascii="標楷體" w:hAnsi="標楷體" w:eastAsia="標楷體"/>
                 <w:b w:val="0"/>
                 <w:i w:val="0"/>
                 <w:color w:val="1E293B"/>
-                <w:sz w:val="17"/>
+                <w:sz w:val="32"/>
               </w:rPr>
               <w:t>［ ］優</w:t>
               <w:br/>
@@ -1450,11 +1450,11 @@
             </w:pPr>
             <w:r>
               <w:rPr>
-                <w:rFonts w:ascii="微軟正黑體" w:hAnsi="微軟正黑體" w:eastAsia="微軟正黑體"/>
+                <w:rFonts w:ascii="標楷體" w:hAnsi="標楷體" w:eastAsia="標楷體"/>
                 <w:b/>
                 <w:i w:val="0"/>
                 <w:color w:val="1E293B"/>
-                <w:sz w:val="17"/>
+                <w:sz w:val="32"/>
               </w:rPr>
               <w:t>Day 05</w:t>
             </w:r>
@@ -1479,11 +1479,11 @@
             </w:pPr>
             <w:r>
               <w:rPr>
-                <w:rFonts w:ascii="微軟正黑體" w:hAnsi="微軟正黑體" w:eastAsia="微軟正黑體"/>
+                <w:rFonts w:ascii="標楷體" w:hAnsi="標楷體" w:eastAsia="標楷體"/>
                 <w:b w:val="0"/>
                 <w:i w:val="0"/>
                 <w:color w:val="1E293B"/>
-                <w:sz w:val="17"/>
+                <w:sz w:val="32"/>
               </w:rPr>
               <w:t>10/09 (五)</w:t>
             </w:r>
@@ -1508,11 +1508,11 @@
             </w:pPr>
             <w:r>
               <w:rPr>
-                <w:rFonts w:ascii="微軟正黑體" w:hAnsi="微軟正黑體" w:eastAsia="微軟正黑體"/>
+                <w:rFonts w:ascii="標楷體" w:hAnsi="標楷體" w:eastAsia="標楷體"/>
                 <w:b w:val="0"/>
                 <w:i w:val="0"/>
                 <w:color w:val="1E293B"/>
-                <w:sz w:val="17"/>
+                <w:sz w:val="32"/>
               </w:rPr>
               <w:t>在校集訓</w:t>
             </w:r>
@@ -1537,11 +1537,11 @@
             </w:pPr>
             <w:r>
               <w:rPr>
-                <w:rFonts w:ascii="微軟正黑體" w:hAnsi="微軟正黑體" w:eastAsia="微軟正黑體"/>
+                <w:rFonts w:ascii="標楷體" w:hAnsi="標楷體" w:eastAsia="標楷體"/>
                 <w:b w:val="0"/>
                 <w:i w:val="0"/>
                 <w:color w:val="1E293B"/>
-                <w:sz w:val="17"/>
+                <w:sz w:val="32"/>
               </w:rPr>
               <w:t>四格骨架第四格【合】：名言昇...</w:t>
             </w:r>
@@ -1566,11 +1566,11 @@
             </w:pPr>
             <w:r>
               <w:rPr>
-                <w:rFonts w:ascii="微軟正黑體" w:hAnsi="微軟正黑體" w:eastAsia="微軟正黑體"/>
+                <w:rFonts w:ascii="標楷體" w:hAnsi="標楷體" w:eastAsia="標楷體"/>
                 <w:b w:val="0"/>
                 <w:i w:val="0"/>
                 <w:color w:val="1E293B"/>
-                <w:sz w:val="17"/>
+                <w:sz w:val="32"/>
               </w:rPr>
               <w:t>指導第四段【合】（約60-70字）：總結昇華 ＋ 呼籲共鳴 ＋ 禮貌致謝。用有力金句收束（如「做彼此生命中的良師益友」或「每個人都能成為生活中的小英雄」）。完成全篇 330 字定稿。</w:t>
             </w:r>
@@ -1595,11 +1595,11 @@
             </w:pPr>
             <w:r>
               <w:rPr>
-                <w:rFonts w:ascii="微軟正黑體" w:hAnsi="微軟正黑體" w:eastAsia="微軟正黑體"/>
+                <w:rFonts w:ascii="標楷體" w:hAnsi="標楷體" w:eastAsia="標楷體"/>
                 <w:b w:val="0"/>
                 <w:i w:val="0"/>
                 <w:color w:val="1E293B"/>
-                <w:sz w:val="17"/>
+                <w:sz w:val="32"/>
               </w:rPr>
               <w:t>全篇講稿 320~350 字，結構完整（起承轉合），思想健康積極，合乎演說格式。</w:t>
             </w:r>
@@ -1624,11 +1624,11 @@
             </w:pPr>
             <w:r>
               <w:rPr>
-                <w:rFonts w:ascii="微軟正黑體" w:hAnsi="微軟正黑體" w:eastAsia="微軟正黑體"/>
+                <w:rFonts w:ascii="標楷體" w:hAnsi="標楷體" w:eastAsia="標楷體"/>
                 <w:b w:val="0"/>
                 <w:i w:val="0"/>
                 <w:color w:val="1E293B"/>
-                <w:sz w:val="17"/>
+                <w:sz w:val="32"/>
               </w:rPr>
               <w:t>［ ］優</w:t>
               <w:br/>
@@ -1656,11 +1656,11 @@
             </w:pPr>
             <w:r>
               <w:rPr>
-                <w:rFonts w:ascii="微軟正黑體" w:hAnsi="微軟正黑體" w:eastAsia="微軟正黑體"/>
+                <w:rFonts w:ascii="標楷體" w:hAnsi="標楷體" w:eastAsia="標楷體"/>
                 <w:b/>
                 <w:i w:val="0"/>
                 <w:color w:val="1E293B"/>
-                <w:sz w:val="17"/>
+                <w:sz w:val="32"/>
               </w:rPr>
               <w:t>週末假日一</w:t>
             </w:r>
@@ -1684,11 +1684,11 @@
             </w:pPr>
             <w:r>
               <w:rPr>
-                <w:rFonts w:ascii="微軟正黑體" w:hAnsi="微軟正黑體" w:eastAsia="微軟正黑體"/>
+                <w:rFonts w:ascii="標楷體" w:hAnsi="標楷體" w:eastAsia="標楷體"/>
                 <w:b w:val="0"/>
                 <w:i w:val="0"/>
                 <w:color w:val="1E293B"/>
-                <w:sz w:val="17"/>
+                <w:sz w:val="32"/>
               </w:rPr>
               <w:t>10/10 (六) ~ 10/11 (日)</w:t>
             </w:r>
@@ -1712,11 +1712,11 @@
             </w:pPr>
             <w:r>
               <w:rPr>
-                <w:rFonts w:ascii="微軟正黑體" w:hAnsi="微軟正黑體" w:eastAsia="微軟正黑體"/>
+                <w:rFonts w:ascii="標楷體" w:hAnsi="標楷體" w:eastAsia="標楷體"/>
                 <w:b w:val="0"/>
                 <w:i w:val="0"/>
                 <w:color w:val="1E293B"/>
-                <w:sz w:val="17"/>
+                <w:sz w:val="32"/>
               </w:rPr>
               <w:t>假日自學增量</w:t>
             </w:r>
@@ -1740,11 +1740,11 @@
             </w:pPr>
             <w:r>
               <w:rPr>
-                <w:rFonts w:ascii="微軟正黑體" w:hAnsi="微軟正黑體" w:eastAsia="微軟正黑體"/>
+                <w:rFonts w:ascii="標楷體" w:hAnsi="標楷體" w:eastAsia="標楷體"/>
                 <w:b w:val="0"/>
                 <w:i w:val="0"/>
                 <w:color w:val="1E293B"/>
-                <w:sz w:val="17"/>
+                <w:sz w:val="32"/>
               </w:rPr>
               <w:t>【假日自主自學與演說增量 A...</w:t>
             </w:r>
@@ -1768,11 +1768,11 @@
             </w:pPr>
             <w:r>
               <w:rPr>
-                <w:rFonts w:ascii="微軟正黑體" w:hAnsi="微軟正黑體" w:eastAsia="微軟正黑體"/>
+                <w:rFonts w:ascii="標楷體" w:hAnsi="標楷體" w:eastAsia="標楷體"/>
                 <w:b w:val="0"/>
                 <w:i w:val="0"/>
                 <w:color w:val="1E293B"/>
-                <w:sz w:val="17"/>
+                <w:sz w:val="32"/>
               </w:rPr>
               <w:t>【週末自學指引】週末背稿增量任務：1. 畫出「四格心智圖」（起承轉合四個畫面）；2. 脫稿背誦 8 遍；3. 長輩面前完整背講 2 次。</w:t>
             </w:r>
@@ -1796,11 +1796,11 @@
             </w:pPr>
             <w:r>
               <w:rPr>
-                <w:rFonts w:ascii="微軟正黑體" w:hAnsi="微軟正黑體" w:eastAsia="微軟正黑體"/>
+                <w:rFonts w:ascii="標楷體" w:hAnsi="標楷體" w:eastAsia="標楷體"/>
                 <w:b w:val="0"/>
                 <w:i w:val="0"/>
                 <w:color w:val="1E293B"/>
-                <w:sz w:val="17"/>
+                <w:sz w:val="32"/>
               </w:rPr>
               <w:t>【特優】完全脫稿且如講故事般生動；【優等】基本脫稿但稍有停頓；【尚可】仍需偷看講稿。</w:t>
             </w:r>
@@ -1824,11 +1824,11 @@
             </w:pPr>
             <w:r>
               <w:rPr>
-                <w:rFonts w:ascii="微軟正黑體" w:hAnsi="微軟正黑體" w:eastAsia="微軟正黑體"/>
+                <w:rFonts w:ascii="標楷體" w:hAnsi="標楷體" w:eastAsia="標楷體"/>
                 <w:b w:val="0"/>
                 <w:i w:val="0"/>
                 <w:color w:val="1E293B"/>
-                <w:sz w:val="17"/>
+                <w:sz w:val="32"/>
               </w:rPr>
               <w:t>［ ］優</w:t>
               <w:br/>
@@ -1857,11 +1857,11 @@
             </w:pPr>
             <w:r>
               <w:rPr>
-                <w:rFonts w:ascii="微軟正黑體" w:hAnsi="微軟正黑體" w:eastAsia="微軟正黑體"/>
+                <w:rFonts w:ascii="標楷體" w:hAnsi="標楷體" w:eastAsia="標楷體"/>
                 <w:b/>
                 <w:i w:val="0"/>
                 <w:color w:val="1E293B"/>
-                <w:sz w:val="17"/>
+                <w:sz w:val="32"/>
               </w:rPr>
               <w:t>Day 06</w:t>
             </w:r>
@@ -1886,11 +1886,11 @@
             </w:pPr>
             <w:r>
               <w:rPr>
-                <w:rFonts w:ascii="微軟正黑體" w:hAnsi="微軟正黑體" w:eastAsia="微軟正黑體"/>
+                <w:rFonts w:ascii="標楷體" w:hAnsi="標楷體" w:eastAsia="標楷體"/>
                 <w:b w:val="0"/>
                 <w:i w:val="0"/>
                 <w:color w:val="1E293B"/>
-                <w:sz w:val="17"/>
+                <w:sz w:val="32"/>
               </w:rPr>
               <w:t>10/12 (一)</w:t>
             </w:r>
@@ -1915,11 +1915,11 @@
             </w:pPr>
             <w:r>
               <w:rPr>
-                <w:rFonts w:ascii="微軟正黑體" w:hAnsi="微軟正黑體" w:eastAsia="微軟正黑體"/>
+                <w:rFonts w:ascii="標楷體" w:hAnsi="標楷體" w:eastAsia="標楷體"/>
                 <w:b w:val="0"/>
                 <w:i w:val="0"/>
                 <w:color w:val="1E293B"/>
-                <w:sz w:val="17"/>
+                <w:sz w:val="32"/>
               </w:rPr>
               <w:t>在校集訓</w:t>
             </w:r>
@@ -1944,11 +1944,11 @@
             </w:pPr>
             <w:r>
               <w:rPr>
-                <w:rFonts w:ascii="微軟正黑體" w:hAnsi="微軟正黑體" w:eastAsia="微軟正黑體"/>
+                <w:rFonts w:ascii="標楷體" w:hAnsi="標楷體" w:eastAsia="標楷體"/>
                 <w:b w:val="0"/>
                 <w:i w:val="0"/>
                 <w:color w:val="1E293B"/>
-                <w:sz w:val="17"/>
+                <w:sz w:val="32"/>
               </w:rPr>
               <w:t>破題眼神與「三角掃視法」：評...</w:t>
             </w:r>
@@ -1973,11 +1973,11 @@
             </w:pPr>
             <w:r>
               <w:rPr>
-                <w:rFonts w:ascii="微軟正黑體" w:hAnsi="微軟正黑體" w:eastAsia="微軟正黑體"/>
+                <w:rFonts w:ascii="標楷體" w:hAnsi="標楷體" w:eastAsia="標楷體"/>
                 <w:b w:val="0"/>
                 <w:i w:val="0"/>
                 <w:color w:val="1E293B"/>
-                <w:sz w:val="17"/>
+                <w:sz w:val="32"/>
               </w:rPr>
               <w:t>指導演說眼神技巧：「三角掃視法」（左邊評審 3 秒、中間評審 3 秒、右邊評審 3 秒）。切忌眼神飄忽看天花板或死盯地板。開口第一句目光必須堅定正視正前方！</w:t>
             </w:r>
@@ -2002,11 +2002,11 @@
             </w:pPr>
             <w:r>
               <w:rPr>
-                <w:rFonts w:ascii="微軟正黑體" w:hAnsi="微軟正黑體" w:eastAsia="微軟正黑體"/>
+                <w:rFonts w:ascii="標楷體" w:hAnsi="標楷體" w:eastAsia="標楷體"/>
                 <w:b w:val="0"/>
                 <w:i w:val="0"/>
                 <w:color w:val="1E293B"/>
-                <w:sz w:val="17"/>
+                <w:sz w:val="32"/>
               </w:rPr>
               <w:t>眼神堅定大方，落落大方掃視全場，有良好的目光交流感。</w:t>
             </w:r>
@@ -2031,11 +2031,11 @@
             </w:pPr>
             <w:r>
               <w:rPr>
-                <w:rFonts w:ascii="微軟正黑體" w:hAnsi="微軟正黑體" w:eastAsia="微軟正黑體"/>
+                <w:rFonts w:ascii="標楷體" w:hAnsi="標楷體" w:eastAsia="標楷體"/>
                 <w:b w:val="0"/>
                 <w:i w:val="0"/>
                 <w:color w:val="1E293B"/>
-                <w:sz w:val="17"/>
+                <w:sz w:val="32"/>
               </w:rPr>
               <w:t>［ ］優</w:t>
               <w:br/>
@@ -2063,11 +2063,11 @@
             </w:pPr>
             <w:r>
               <w:rPr>
-                <w:rFonts w:ascii="微軟正黑體" w:hAnsi="微軟正黑體" w:eastAsia="微軟正黑體"/>
+                <w:rFonts w:ascii="標楷體" w:hAnsi="標楷體" w:eastAsia="標楷體"/>
                 <w:b/>
                 <w:i w:val="0"/>
                 <w:color w:val="1E293B"/>
-                <w:sz w:val="17"/>
+                <w:sz w:val="32"/>
               </w:rPr>
               <w:t>Day 07</w:t>
             </w:r>
@@ -2091,11 +2091,11 @@
             </w:pPr>
             <w:r>
               <w:rPr>
-                <w:rFonts w:ascii="微軟正黑體" w:hAnsi="微軟正黑體" w:eastAsia="微軟正黑體"/>
+                <w:rFonts w:ascii="標楷體" w:hAnsi="標楷體" w:eastAsia="標楷體"/>
                 <w:b w:val="0"/>
                 <w:i w:val="0"/>
                 <w:color w:val="1E293B"/>
-                <w:sz w:val="17"/>
+                <w:sz w:val="32"/>
               </w:rPr>
               <w:t>10/13 (二)</w:t>
             </w:r>
@@ -2119,11 +2119,11 @@
             </w:pPr>
             <w:r>
               <w:rPr>
-                <w:rFonts w:ascii="微軟正黑體" w:hAnsi="微軟正黑體" w:eastAsia="微軟正黑體"/>
+                <w:rFonts w:ascii="標楷體" w:hAnsi="標楷體" w:eastAsia="標楷體"/>
                 <w:b w:val="0"/>
                 <w:i w:val="0"/>
                 <w:color w:val="1E293B"/>
-                <w:sz w:val="17"/>
+                <w:sz w:val="32"/>
               </w:rPr>
               <w:t>在校集訓</w:t>
             </w:r>
@@ -2147,11 +2147,11 @@
             </w:pPr>
             <w:r>
               <w:rPr>
-                <w:rFonts w:ascii="微軟正黑體" w:hAnsi="微軟正黑體" w:eastAsia="微軟正黑體"/>
+                <w:rFonts w:ascii="標楷體" w:hAnsi="標楷體" w:eastAsia="標楷體"/>
                 <w:b w:val="0"/>
                 <w:i w:val="0"/>
                 <w:color w:val="1E293B"/>
-                <w:sz w:val="17"/>
+                <w:sz w:val="32"/>
               </w:rPr>
               <w:t>聲音表情雕琢：重音、語調起伏...</w:t>
             </w:r>
@@ -2175,11 +2175,11 @@
             </w:pPr>
             <w:r>
               <w:rPr>
-                <w:rFonts w:ascii="微軟正黑體" w:hAnsi="微軟正黑體" w:eastAsia="微軟正黑體"/>
+                <w:rFonts w:ascii="標楷體" w:hAnsi="標楷體" w:eastAsia="標楷體"/>
                 <w:b w:val="0"/>
                 <w:i w:val="0"/>
                 <w:color w:val="1E293B"/>
-                <w:sz w:val="17"/>
+                <w:sz w:val="32"/>
               </w:rPr>
               <w:t>指導聲音抑揚頓挫：疑問句語調上揚、故事緊張處語速略快、道理昇華處語調沉穩有力。在關鍵詞（如「真正的朋友」、「生活中的小英雄」）前稍作半秒停頓（懸念感）。</w:t>
             </w:r>
@@ -2203,11 +2203,11 @@
             </w:pPr>
             <w:r>
               <w:rPr>
-                <w:rFonts w:ascii="微軟正黑體" w:hAnsi="微軟正黑體" w:eastAsia="微軟正黑體"/>
+                <w:rFonts w:ascii="標楷體" w:hAnsi="標楷體" w:eastAsia="標楷體"/>
                 <w:b w:val="0"/>
                 <w:i w:val="0"/>
                 <w:color w:val="1E293B"/>
-                <w:sz w:val="17"/>
+                <w:sz w:val="32"/>
               </w:rPr>
               <w:t>聲音富有張力與感染力，抑揚頓挫分明，能隨情節牽動人心。</w:t>
             </w:r>
@@ -2231,11 +2231,11 @@
             </w:pPr>
             <w:r>
               <w:rPr>
-                <w:rFonts w:ascii="微軟正黑體" w:hAnsi="微軟正黑體" w:eastAsia="微軟正黑體"/>
+                <w:rFonts w:ascii="標楷體" w:hAnsi="標楷體" w:eastAsia="標楷體"/>
                 <w:b w:val="0"/>
                 <w:i w:val="0"/>
                 <w:color w:val="1E293B"/>
-                <w:sz w:val="17"/>
+                <w:sz w:val="32"/>
               </w:rPr>
               <w:t>［ ］優</w:t>
               <w:br/>
@@ -2264,11 +2264,11 @@
             </w:pPr>
             <w:r>
               <w:rPr>
-                <w:rFonts w:ascii="微軟正黑體" w:hAnsi="微軟正黑體" w:eastAsia="微軟正黑體"/>
+                <w:rFonts w:ascii="標楷體" w:hAnsi="標楷體" w:eastAsia="標楷體"/>
                 <w:b/>
                 <w:i w:val="0"/>
                 <w:color w:val="1E293B"/>
-                <w:sz w:val="17"/>
+                <w:sz w:val="32"/>
               </w:rPr>
               <w:t>Day 08</w:t>
             </w:r>
@@ -2293,11 +2293,11 @@
             </w:pPr>
             <w:r>
               <w:rPr>
-                <w:rFonts w:ascii="微軟正黑體" w:hAnsi="微軟正黑體" w:eastAsia="微軟正黑體"/>
+                <w:rFonts w:ascii="標楷體" w:hAnsi="標楷體" w:eastAsia="標楷體"/>
                 <w:b w:val="0"/>
                 <w:i w:val="0"/>
                 <w:color w:val="1E293B"/>
-                <w:sz w:val="17"/>
+                <w:sz w:val="32"/>
               </w:rPr>
               <w:t>10/14 (三)</w:t>
             </w:r>
@@ -2322,11 +2322,11 @@
             </w:pPr>
             <w:r>
               <w:rPr>
-                <w:rFonts w:ascii="微軟正黑體" w:hAnsi="微軟正黑體" w:eastAsia="微軟正黑體"/>
+                <w:rFonts w:ascii="標楷體" w:hAnsi="標楷體" w:eastAsia="標楷體"/>
                 <w:b w:val="0"/>
                 <w:i w:val="0"/>
                 <w:color w:val="1E293B"/>
-                <w:sz w:val="17"/>
+                <w:sz w:val="32"/>
               </w:rPr>
               <w:t>在校集訓</w:t>
             </w:r>
@@ -2351,11 +2351,11 @@
             </w:pPr>
             <w:r>
               <w:rPr>
-                <w:rFonts w:ascii="微軟正黑體" w:hAnsi="微軟正黑體" w:eastAsia="微軟正黑體"/>
+                <w:rFonts w:ascii="標楷體" w:hAnsi="標楷體" w:eastAsia="標楷體"/>
                 <w:b w:val="0"/>
                 <w:i w:val="0"/>
                 <w:color w:val="1E293B"/>
-                <w:sz w:val="17"/>
+                <w:sz w:val="32"/>
               </w:rPr>
               <w:t>三大黃金肢體手勢：開篇引領、...</w:t>
             </w:r>
@@ -2380,11 +2380,11 @@
             </w:pPr>
             <w:r>
               <w:rPr>
-                <w:rFonts w:ascii="微軟正黑體" w:hAnsi="微軟正黑體" w:eastAsia="微軟正黑體"/>
+                <w:rFonts w:ascii="標楷體" w:hAnsi="標楷體" w:eastAsia="標楷體"/>
                 <w:b w:val="0"/>
                 <w:i w:val="0"/>
                 <w:color w:val="1E293B"/>
-                <w:sz w:val="17"/>
+                <w:sz w:val="32"/>
               </w:rPr>
               <w:t>指導演說三大手勢：1. 開篇「誠懇引領手」（雙手微張掌心向上胸前微抬）；2. 中段「堅定強調手」（單手握拳或單掌由上而下有力下切）；3. 結尾「抱負昇華手」（雙手緩緩向外上方展開展現願景）。</w:t>
             </w:r>
@@ -2409,11 +2409,11 @@
             </w:pPr>
             <w:r>
               <w:rPr>
-                <w:rFonts w:ascii="微軟正黑體" w:hAnsi="微軟正黑體" w:eastAsia="微軟正黑體"/>
+                <w:rFonts w:ascii="標楷體" w:hAnsi="標楷體" w:eastAsia="標楷體"/>
                 <w:b w:val="0"/>
                 <w:i w:val="0"/>
                 <w:color w:val="1E293B"/>
-                <w:sz w:val="17"/>
+                <w:sz w:val="32"/>
               </w:rPr>
               <w:t>肢體動作合宜自然，與講稿內容緊密融合，不僵硬、不做作。</w:t>
             </w:r>
@@ -2438,11 +2438,11 @@
             </w:pPr>
             <w:r>
               <w:rPr>
-                <w:rFonts w:ascii="微軟正黑體" w:hAnsi="微軟正黑體" w:eastAsia="微軟正黑體"/>
+                <w:rFonts w:ascii="標楷體" w:hAnsi="標楷體" w:eastAsia="標楷體"/>
                 <w:b w:val="0"/>
                 <w:i w:val="0"/>
                 <w:color w:val="1E293B"/>
-                <w:sz w:val="17"/>
+                <w:sz w:val="32"/>
               </w:rPr>
               <w:t>［ ］優</w:t>
               <w:br/>
@@ -2470,11 +2470,11 @@
             </w:pPr>
             <w:r>
               <w:rPr>
-                <w:rFonts w:ascii="微軟正黑體" w:hAnsi="微軟正黑體" w:eastAsia="微軟正黑體"/>
+                <w:rFonts w:ascii="標楷體" w:hAnsi="標楷體" w:eastAsia="標楷體"/>
                 <w:b/>
                 <w:i w:val="0"/>
                 <w:color w:val="1E293B"/>
-                <w:sz w:val="17"/>
+                <w:sz w:val="32"/>
               </w:rPr>
               <w:t>Day 09</w:t>
             </w:r>
@@ -2498,11 +2498,11 @@
             </w:pPr>
             <w:r>
               <w:rPr>
-                <w:rFonts w:ascii="微軟正黑體" w:hAnsi="微軟正黑體" w:eastAsia="微軟正黑體"/>
+                <w:rFonts w:ascii="標楷體" w:hAnsi="標楷體" w:eastAsia="標楷體"/>
                 <w:b w:val="0"/>
                 <w:i w:val="0"/>
                 <w:color w:val="1E293B"/>
-                <w:sz w:val="17"/>
+                <w:sz w:val="32"/>
               </w:rPr>
               <w:t>10/15 (四)</w:t>
             </w:r>
@@ -2526,11 +2526,11 @@
             </w:pPr>
             <w:r>
               <w:rPr>
-                <w:rFonts w:ascii="微軟正黑體" w:hAnsi="微軟正黑體" w:eastAsia="微軟正黑體"/>
+                <w:rFonts w:ascii="標楷體" w:hAnsi="標楷體" w:eastAsia="標楷體"/>
                 <w:b w:val="0"/>
                 <w:i w:val="0"/>
                 <w:color w:val="1E293B"/>
-                <w:sz w:val="17"/>
+                <w:sz w:val="32"/>
               </w:rPr>
               <w:t>在校集訓</w:t>
             </w:r>
@@ -2554,11 +2554,11 @@
             </w:pPr>
             <w:r>
               <w:rPr>
-                <w:rFonts w:ascii="微軟正黑體" w:hAnsi="微軟正黑體" w:eastAsia="微軟正黑體"/>
+                <w:rFonts w:ascii="標楷體" w:hAnsi="標楷體" w:eastAsia="標楷體"/>
                 <w:b w:val="0"/>
                 <w:i w:val="0"/>
                 <w:color w:val="1E293B"/>
-                <w:sz w:val="17"/>
+                <w:sz w:val="32"/>
               </w:rPr>
               <w:t>站姿站相與氣場塑造：立如松、...</w:t>
             </w:r>
@@ -2582,11 +2582,11 @@
             </w:pPr>
             <w:r>
               <w:rPr>
-                <w:rFonts w:ascii="微軟正黑體" w:hAnsi="微軟正黑體" w:eastAsia="微軟正黑體"/>
+                <w:rFonts w:ascii="標楷體" w:hAnsi="標楷體" w:eastAsia="標楷體"/>
                 <w:b w:val="0"/>
                 <w:i w:val="0"/>
                 <w:color w:val="1E293B"/>
-                <w:sz w:val="17"/>
+                <w:sz w:val="32"/>
               </w:rPr>
               <w:t>儀態與台風塑造：雙腳與肩同寬、重心均勻、挺胸收腹、下巴微收。講話時身體不搖晃、不抖腿。展現四年級學生的陽光朝氣與自信氣場。</w:t>
             </w:r>
@@ -2610,11 +2610,11 @@
             </w:pPr>
             <w:r>
               <w:rPr>
-                <w:rFonts w:ascii="微軟正黑體" w:hAnsi="微軟正黑體" w:eastAsia="微軟正黑體"/>
+                <w:rFonts w:ascii="標楷體" w:hAnsi="標楷體" w:eastAsia="標楷體"/>
                 <w:b w:val="0"/>
                 <w:i w:val="0"/>
                 <w:color w:val="1E293B"/>
-                <w:sz w:val="17"/>
+                <w:sz w:val="32"/>
               </w:rPr>
               <w:t>站姿挺拔沉穩，氣質自信昂揚，展現大將之風。</w:t>
             </w:r>
@@ -2638,11 +2638,11 @@
             </w:pPr>
             <w:r>
               <w:rPr>
-                <w:rFonts w:ascii="微軟正黑體" w:hAnsi="微軟正黑體" w:eastAsia="微軟正黑體"/>
+                <w:rFonts w:ascii="標楷體" w:hAnsi="標楷體" w:eastAsia="標楷體"/>
                 <w:b w:val="0"/>
                 <w:i w:val="0"/>
                 <w:color w:val="1E293B"/>
-                <w:sz w:val="17"/>
+                <w:sz w:val="32"/>
               </w:rPr>
               <w:t>［ ］優</w:t>
               <w:br/>
@@ -2671,11 +2671,11 @@
             </w:pPr>
             <w:r>
               <w:rPr>
-                <w:rFonts w:ascii="微軟正黑體" w:hAnsi="微軟正黑體" w:eastAsia="微軟正黑體"/>
+                <w:rFonts w:ascii="標楷體" w:hAnsi="標楷體" w:eastAsia="標楷體"/>
                 <w:b/>
                 <w:i w:val="0"/>
                 <w:color w:val="1E293B"/>
-                <w:sz w:val="17"/>
+                <w:sz w:val="32"/>
               </w:rPr>
               <w:t>Day 10</w:t>
             </w:r>
@@ -2700,11 +2700,11 @@
             </w:pPr>
             <w:r>
               <w:rPr>
-                <w:rFonts w:ascii="微軟正黑體" w:hAnsi="微軟正黑體" w:eastAsia="微軟正黑體"/>
+                <w:rFonts w:ascii="標楷體" w:hAnsi="標楷體" w:eastAsia="標楷體"/>
                 <w:b w:val="0"/>
                 <w:i w:val="0"/>
                 <w:color w:val="1E293B"/>
-                <w:sz w:val="17"/>
+                <w:sz w:val="32"/>
               </w:rPr>
               <w:t>10/16 (五)</w:t>
             </w:r>
@@ -2729,11 +2729,11 @@
             </w:pPr>
             <w:r>
               <w:rPr>
-                <w:rFonts w:ascii="微軟正黑體" w:hAnsi="微軟正黑體" w:eastAsia="微軟正黑體"/>
+                <w:rFonts w:ascii="標楷體" w:hAnsi="標楷體" w:eastAsia="標楷體"/>
                 <w:b w:val="0"/>
                 <w:i w:val="0"/>
                 <w:color w:val="1E293B"/>
-                <w:sz w:val="17"/>
+                <w:sz w:val="32"/>
               </w:rPr>
               <w:t>在校集訓</w:t>
             </w:r>
@@ -2758,11 +2758,11 @@
             </w:pPr>
             <w:r>
               <w:rPr>
-                <w:rFonts w:ascii="微軟正黑體" w:hAnsi="微軟正黑體" w:eastAsia="微軟正黑體"/>
+                <w:rFonts w:ascii="標楷體" w:hAnsi="標楷體" w:eastAsia="標楷體"/>
                 <w:b w:val="0"/>
                 <w:i w:val="0"/>
                 <w:color w:val="1E293B"/>
-                <w:sz w:val="17"/>
+                <w:sz w:val="32"/>
               </w:rPr>
               <w:t>全篇脫稿初檢與第 2 週進度...</w:t>
             </w:r>
@@ -2787,11 +2787,11 @@
             </w:pPr>
             <w:r>
               <w:rPr>
-                <w:rFonts w:ascii="微軟正黑體" w:hAnsi="微軟正黑體" w:eastAsia="微軟正黑體"/>
+                <w:rFonts w:ascii="標楷體" w:hAnsi="標楷體" w:eastAsia="標楷體"/>
                 <w:b w:val="0"/>
                 <w:i w:val="0"/>
                 <w:color w:val="1E293B"/>
-                <w:sz w:val="17"/>
+                <w:sz w:val="32"/>
               </w:rPr>
               <w:t>第 2 週總結大驗收：全篇 100% 脫稿演說。檢驗聲音、眼神、手勢的初步融合度。評定等第。</w:t>
             </w:r>
@@ -2816,11 +2816,11 @@
             </w:pPr>
             <w:r>
               <w:rPr>
-                <w:rFonts w:ascii="微軟正黑體" w:hAnsi="微軟正黑體" w:eastAsia="微軟正黑體"/>
+                <w:rFonts w:ascii="標楷體" w:hAnsi="標楷體" w:eastAsia="標楷體"/>
                 <w:b w:val="0"/>
                 <w:i w:val="0"/>
                 <w:color w:val="1E293B"/>
-                <w:sz w:val="17"/>
+                <w:sz w:val="32"/>
               </w:rPr>
               <w:t>100% 流利脫稿，手勢自然，眼神能注視前方，無大段卡殼忘詞。</w:t>
             </w:r>
@@ -2845,11 +2845,11 @@
             </w:pPr>
             <w:r>
               <w:rPr>
-                <w:rFonts w:ascii="微軟正黑體" w:hAnsi="微軟正黑體" w:eastAsia="微軟正黑體"/>
+                <w:rFonts w:ascii="標楷體" w:hAnsi="標楷體" w:eastAsia="標楷體"/>
                 <w:b w:val="0"/>
                 <w:i w:val="0"/>
                 <w:color w:val="1E293B"/>
-                <w:sz w:val="17"/>
+                <w:sz w:val="32"/>
               </w:rPr>
               <w:t>［ ］優</w:t>
               <w:br/>
@@ -2877,11 +2877,11 @@
             </w:pPr>
             <w:r>
               <w:rPr>
-                <w:rFonts w:ascii="微軟正黑體" w:hAnsi="微軟正黑體" w:eastAsia="微軟正黑體"/>
+                <w:rFonts w:ascii="標楷體" w:hAnsi="標楷體" w:eastAsia="標楷體"/>
                 <w:b/>
                 <w:i w:val="0"/>
                 <w:color w:val="1E293B"/>
-                <w:sz w:val="17"/>
+                <w:sz w:val="32"/>
               </w:rPr>
               <w:t>週末假日二</w:t>
             </w:r>
@@ -2905,11 +2905,11 @@
             </w:pPr>
             <w:r>
               <w:rPr>
-                <w:rFonts w:ascii="微軟正黑體" w:hAnsi="微軟正黑體" w:eastAsia="微軟正黑體"/>
+                <w:rFonts w:ascii="標楷體" w:hAnsi="標楷體" w:eastAsia="標楷體"/>
                 <w:b w:val="0"/>
                 <w:i w:val="0"/>
                 <w:color w:val="1E293B"/>
-                <w:sz w:val="17"/>
+                <w:sz w:val="32"/>
               </w:rPr>
               <w:t>10/17 (六) ~ 10/18 (日)</w:t>
             </w:r>
@@ -2933,11 +2933,11 @@
             </w:pPr>
             <w:r>
               <w:rPr>
-                <w:rFonts w:ascii="微軟正黑體" w:hAnsi="微軟正黑體" w:eastAsia="微軟正黑體"/>
+                <w:rFonts w:ascii="標楷體" w:hAnsi="標楷體" w:eastAsia="標楷體"/>
                 <w:b w:val="0"/>
                 <w:i w:val="0"/>
                 <w:color w:val="1E293B"/>
-                <w:sz w:val="17"/>
+                <w:sz w:val="32"/>
               </w:rPr>
               <w:t>假日自學增量</w:t>
             </w:r>
@@ -2961,11 +2961,11 @@
             </w:pPr>
             <w:r>
               <w:rPr>
-                <w:rFonts w:ascii="微軟正黑體" w:hAnsi="微軟正黑體" w:eastAsia="微軟正黑體"/>
+                <w:rFonts w:ascii="標楷體" w:hAnsi="標楷體" w:eastAsia="標楷體"/>
                 <w:b w:val="0"/>
                 <w:i w:val="0"/>
                 <w:color w:val="1E293B"/>
-                <w:sz w:val="17"/>
+                <w:sz w:val="32"/>
               </w:rPr>
               <w:t>【假日自主自學與演說增量 B...</w:t>
             </w:r>
@@ -2989,11 +2989,11 @@
             </w:pPr>
             <w:r>
               <w:rPr>
-                <w:rFonts w:ascii="微軟正黑體" w:hAnsi="微軟正黑體" w:eastAsia="微軟正黑體"/>
+                <w:rFonts w:ascii="標楷體" w:hAnsi="標楷體" w:eastAsia="標楷體"/>
                 <w:b w:val="0"/>
                 <w:i w:val="0"/>
                 <w:color w:val="1E293B"/>
-                <w:sz w:val="17"/>
+                <w:sz w:val="32"/>
               </w:rPr>
               <w:t>【週末自學指引】週末時間調控增量：1. 碼表計時演練 8 遍，目標嚴格鎖定在 1分45秒 至 1分55秒；2. 模擬 1分30秒 鈴響一聲心理適應；3. 錄製演講影片。</w:t>
             </w:r>
@@ -3017,11 +3017,11 @@
             </w:pPr>
             <w:r>
               <w:rPr>
-                <w:rFonts w:ascii="微軟正黑體" w:hAnsi="微軟正黑體" w:eastAsia="微軟正黑體"/>
+                <w:rFonts w:ascii="標楷體" w:hAnsi="標楷體" w:eastAsia="標楷體"/>
                 <w:b w:val="0"/>
                 <w:i w:val="0"/>
                 <w:color w:val="1E293B"/>
-                <w:sz w:val="17"/>
+                <w:sz w:val="32"/>
               </w:rPr>
               <w:t>【特優】時間 1分45秒~1分52秒，從容自若；【優等】時間合格但語速偶有忽快忽慢；【尚可】少於 1分30秒 或超過 2分鐘。</w:t>
             </w:r>
@@ -3045,11 +3045,11 @@
             </w:pPr>
             <w:r>
               <w:rPr>
-                <w:rFonts w:ascii="微軟正黑體" w:hAnsi="微軟正黑體" w:eastAsia="微軟正黑體"/>
+                <w:rFonts w:ascii="標楷體" w:hAnsi="標楷體" w:eastAsia="標楷體"/>
                 <w:b w:val="0"/>
                 <w:i w:val="0"/>
                 <w:color w:val="1E293B"/>
-                <w:sz w:val="17"/>
+                <w:sz w:val="32"/>
               </w:rPr>
               <w:t>［ ］優</w:t>
               <w:br/>
@@ -3078,11 +3078,11 @@
             </w:pPr>
             <w:r>
               <w:rPr>
-                <w:rFonts w:ascii="微軟正黑體" w:hAnsi="微軟正黑體" w:eastAsia="微軟正黑體"/>
+                <w:rFonts w:ascii="標楷體" w:hAnsi="標楷體" w:eastAsia="標楷體"/>
                 <w:b/>
                 <w:i w:val="0"/>
                 <w:color w:val="1E293B"/>
-                <w:sz w:val="17"/>
+                <w:sz w:val="32"/>
               </w:rPr>
               <w:t>Day 11</w:t>
             </w:r>
@@ -3107,11 +3107,11 @@
             </w:pPr>
             <w:r>
               <w:rPr>
-                <w:rFonts w:ascii="微軟正黑體" w:hAnsi="微軟正黑體" w:eastAsia="微軟正黑體"/>
+                <w:rFonts w:ascii="標楷體" w:hAnsi="標楷體" w:eastAsia="標楷體"/>
                 <w:b w:val="0"/>
                 <w:i w:val="0"/>
                 <w:color w:val="1E293B"/>
-                <w:sz w:val="17"/>
+                <w:sz w:val="32"/>
               </w:rPr>
               <w:t>10/19 (一)</w:t>
             </w:r>
@@ -3136,11 +3136,11 @@
             </w:pPr>
             <w:r>
               <w:rPr>
-                <w:rFonts w:ascii="微軟正黑體" w:hAnsi="微軟正黑體" w:eastAsia="微軟正黑體"/>
+                <w:rFonts w:ascii="標楷體" w:hAnsi="標楷體" w:eastAsia="標楷體"/>
                 <w:b w:val="0"/>
                 <w:i w:val="0"/>
                 <w:color w:val="1E293B"/>
-                <w:sz w:val="17"/>
+                <w:sz w:val="32"/>
               </w:rPr>
               <w:t>在校集訓</w:t>
             </w:r>
@@ -3165,11 +3165,11 @@
             </w:pPr>
             <w:r>
               <w:rPr>
-                <w:rFonts w:ascii="微軟正黑體" w:hAnsi="微軟正黑體" w:eastAsia="微軟正黑體"/>
+                <w:rFonts w:ascii="標楷體" w:hAnsi="標楷體" w:eastAsia="標楷體"/>
                 <w:b w:val="0"/>
                 <w:i w:val="0"/>
                 <w:color w:val="1E293B"/>
-                <w:sz w:val="17"/>
+                <w:sz w:val="32"/>
               </w:rPr>
               <w:t>鈴聲抗壓訓練：1分30秒一響...</w:t>
             </w:r>
@@ -3194,11 +3194,11 @@
             </w:pPr>
             <w:r>
               <w:rPr>
-                <w:rFonts w:ascii="微軟正黑體" w:hAnsi="微軟正黑體" w:eastAsia="微軟正黑體"/>
+                <w:rFonts w:ascii="標楷體" w:hAnsi="標楷體" w:eastAsia="標楷體"/>
                 <w:b w:val="0"/>
                 <w:i w:val="0"/>
                 <w:color w:val="1E293B"/>
-                <w:sz w:val="17"/>
+                <w:sz w:val="32"/>
               </w:rPr>
               <w:t>比賽鈴規與心理抗壓：結束前 30 秒（1分30秒）聞鈴聲一響，代表「準備結束」；2 分鐘整聞鈴聲二響，代表「時間到立即停止」。訓練學生聞一響鈴不慌亂、剛好講到第四段「讓我們……」之技巧。</w:t>
             </w:r>
@@ -3223,11 +3223,11 @@
             </w:pPr>
             <w:r>
               <w:rPr>
-                <w:rFonts w:ascii="微軟正黑體" w:hAnsi="微軟正黑體" w:eastAsia="微軟正黑體"/>
+                <w:rFonts w:ascii="標楷體" w:hAnsi="標楷體" w:eastAsia="標楷體"/>
                 <w:b w:val="0"/>
                 <w:i w:val="0"/>
                 <w:color w:val="1E293B"/>
-                <w:sz w:val="17"/>
+                <w:sz w:val="32"/>
               </w:rPr>
               <w:t>聞鈴沉著穩定，能在 1分45秒~1分52秒 之間優雅完篇，絕不超時被扣分。</w:t>
             </w:r>
@@ -3252,11 +3252,11 @@
             </w:pPr>
             <w:r>
               <w:rPr>
-                <w:rFonts w:ascii="微軟正黑體" w:hAnsi="微軟正黑體" w:eastAsia="微軟正黑體"/>
+                <w:rFonts w:ascii="標楷體" w:hAnsi="標楷體" w:eastAsia="標楷體"/>
                 <w:b w:val="0"/>
                 <w:i w:val="0"/>
                 <w:color w:val="1E293B"/>
-                <w:sz w:val="17"/>
+                <w:sz w:val="32"/>
               </w:rPr>
               <w:t>［ ］優</w:t>
               <w:br/>
@@ -3284,11 +3284,11 @@
             </w:pPr>
             <w:r>
               <w:rPr>
-                <w:rFonts w:ascii="微軟正黑體" w:hAnsi="微軟正黑體" w:eastAsia="微軟正黑體"/>
+                <w:rFonts w:ascii="標楷體" w:hAnsi="標楷體" w:eastAsia="標楷體"/>
                 <w:b/>
                 <w:i w:val="0"/>
                 <w:color w:val="1E293B"/>
-                <w:sz w:val="17"/>
+                <w:sz w:val="32"/>
               </w:rPr>
               <w:t>Day 12</w:t>
             </w:r>
@@ -3312,11 +3312,11 @@
             </w:pPr>
             <w:r>
               <w:rPr>
-                <w:rFonts w:ascii="微軟正黑體" w:hAnsi="微軟正黑體" w:eastAsia="微軟正黑體"/>
+                <w:rFonts w:ascii="標楷體" w:hAnsi="標楷體" w:eastAsia="標楷體"/>
                 <w:b w:val="0"/>
                 <w:i w:val="0"/>
                 <w:color w:val="1E293B"/>
-                <w:sz w:val="17"/>
+                <w:sz w:val="32"/>
               </w:rPr>
               <w:t>10/20 (二)</w:t>
             </w:r>
@@ -3340,11 +3340,11 @@
             </w:pPr>
             <w:r>
               <w:rPr>
-                <w:rFonts w:ascii="微軟正黑體" w:hAnsi="微軟正黑體" w:eastAsia="微軟正黑體"/>
+                <w:rFonts w:ascii="標楷體" w:hAnsi="標楷體" w:eastAsia="標楷體"/>
                 <w:b w:val="0"/>
                 <w:i w:val="0"/>
                 <w:color w:val="1E293B"/>
-                <w:sz w:val="17"/>
+                <w:sz w:val="32"/>
               </w:rPr>
               <w:t>在校集訓</w:t>
             </w:r>
@@ -3368,11 +3368,11 @@
             </w:pPr>
             <w:r>
               <w:rPr>
-                <w:rFonts w:ascii="微軟正黑體" w:hAnsi="微軟正黑體" w:eastAsia="微軟正黑體"/>
+                <w:rFonts w:ascii="標楷體" w:hAnsi="標楷體" w:eastAsia="標楷體"/>
                 <w:b w:val="0"/>
                 <w:i w:val="0"/>
                 <w:color w:val="1E293B"/>
-                <w:sz w:val="17"/>
+                <w:sz w:val="32"/>
               </w:rPr>
               <w:t>忘詞應急救援術：四格畫面跳接...</w:t>
             </w:r>
@@ -3396,11 +3396,11 @@
             </w:pPr>
             <w:r>
               <w:rPr>
-                <w:rFonts w:ascii="微軟正黑體" w:hAnsi="微軟正黑體" w:eastAsia="微軟正黑體"/>
+                <w:rFonts w:ascii="標楷體" w:hAnsi="標楷體" w:eastAsia="標楷體"/>
                 <w:b w:val="0"/>
                 <w:i w:val="0"/>
                 <w:color w:val="1E293B"/>
-                <w:sz w:val="17"/>
+                <w:sz w:val="32"/>
               </w:rPr>
               <w:t>演說突發狀況救援：如果不小心忘詞，嚴禁呆立沈默超過 3 秒！傳授三大救援句：「正如這件事情給我的啟發……」、「這讓我深深體會到……」、「更重要的是……」，直接跳接下一格畫面，評審完全看不出破綻！</w:t>
             </w:r>
@@ -3424,11 +3424,11 @@
             </w:pPr>
             <w:r>
               <w:rPr>
-                <w:rFonts w:ascii="微軟正黑體" w:hAnsi="微軟正黑體" w:eastAsia="微軟正黑體"/>
+                <w:rFonts w:ascii="標楷體" w:hAnsi="標楷體" w:eastAsia="標楷體"/>
                 <w:b w:val="0"/>
                 <w:i w:val="0"/>
                 <w:color w:val="1E293B"/>
-                <w:sz w:val="17"/>
+                <w:sz w:val="32"/>
               </w:rPr>
               <w:t>臨場應變力強，處變不驚，能在突發狀況下流暢自救完篇。</w:t>
             </w:r>
@@ -3452,11 +3452,11 @@
             </w:pPr>
             <w:r>
               <w:rPr>
-                <w:rFonts w:ascii="微軟正黑體" w:hAnsi="微軟正黑體" w:eastAsia="微軟正黑體"/>
+                <w:rFonts w:ascii="標楷體" w:hAnsi="標楷體" w:eastAsia="標楷體"/>
                 <w:b w:val="0"/>
                 <w:i w:val="0"/>
                 <w:color w:val="1E293B"/>
-                <w:sz w:val="17"/>
+                <w:sz w:val="32"/>
               </w:rPr>
               <w:t>［ ］優</w:t>
               <w:br/>
@@ -3485,11 +3485,11 @@
             </w:pPr>
             <w:r>
               <w:rPr>
-                <w:rFonts w:ascii="微軟正黑體" w:hAnsi="微軟正黑體" w:eastAsia="微軟正黑體"/>
+                <w:rFonts w:ascii="標楷體" w:hAnsi="標楷體" w:eastAsia="標楷體"/>
                 <w:b/>
                 <w:i w:val="0"/>
                 <w:color w:val="1E293B"/>
-                <w:sz w:val="17"/>
+                <w:sz w:val="32"/>
               </w:rPr>
               <w:t>Day 13</w:t>
             </w:r>
@@ -3514,11 +3514,11 @@
             </w:pPr>
             <w:r>
               <w:rPr>
-                <w:rFonts w:ascii="微軟正黑體" w:hAnsi="微軟正黑體" w:eastAsia="微軟正黑體"/>
+                <w:rFonts w:ascii="標楷體" w:hAnsi="標楷體" w:eastAsia="標楷體"/>
                 <w:b w:val="0"/>
                 <w:i w:val="0"/>
                 <w:color w:val="1E293B"/>
-                <w:sz w:val="17"/>
+                <w:sz w:val="32"/>
               </w:rPr>
               <w:t>10/21 (三)</w:t>
             </w:r>
@@ -3543,11 +3543,11 @@
             </w:pPr>
             <w:r>
               <w:rPr>
-                <w:rFonts w:ascii="微軟正黑體" w:hAnsi="微軟正黑體" w:eastAsia="微軟正黑體"/>
+                <w:rFonts w:ascii="標楷體" w:hAnsi="標楷體" w:eastAsia="標楷體"/>
                 <w:b w:val="0"/>
                 <w:i w:val="0"/>
                 <w:color w:val="1E293B"/>
-                <w:sz w:val="17"/>
+                <w:sz w:val="32"/>
               </w:rPr>
               <w:t>在校集訓</w:t>
             </w:r>
@@ -3572,11 +3572,11 @@
             </w:pPr>
             <w:r>
               <w:rPr>
-                <w:rFonts w:ascii="微軟正黑體" w:hAnsi="微軟正黑體" w:eastAsia="微軟正黑體"/>
+                <w:rFonts w:ascii="標楷體" w:hAnsi="標楷體" w:eastAsia="標楷體"/>
                 <w:b w:val="0"/>
                 <w:i w:val="0"/>
                 <w:color w:val="1E293B"/>
-                <w:sz w:val="17"/>
+                <w:sz w:val="32"/>
               </w:rPr>
               <w:t>微笑與親和力加分：面部表情的...</w:t>
             </w:r>
@@ -3601,11 +3601,11 @@
             </w:pPr>
             <w:r>
               <w:rPr>
-                <w:rFonts w:ascii="微軟正黑體" w:hAnsi="微軟正黑體" w:eastAsia="微軟正黑體"/>
+                <w:rFonts w:ascii="標楷體" w:hAnsi="標楷體" w:eastAsia="標楷體"/>
                 <w:b w:val="0"/>
                 <w:i w:val="0"/>
                 <w:color w:val="1E293B"/>
-                <w:sz w:val="17"/>
+                <w:sz w:val="32"/>
               </w:rPr>
               <w:t>指導面部表情：演說不僅靠嘴巴，更靠表情！開場微笑問候展現親和力；講到同伴藏鉛筆盒或挫折時眉頭微蹙展現同理心；結尾展望時目光炯炯神采飛揚。</w:t>
             </w:r>
@@ -3630,11 +3630,11 @@
             </w:pPr>
             <w:r>
               <w:rPr>
-                <w:rFonts w:ascii="微軟正黑體" w:hAnsi="微軟正黑體" w:eastAsia="微軟正黑體"/>
+                <w:rFonts w:ascii="標楷體" w:hAnsi="標楷體" w:eastAsia="標楷體"/>
                 <w:b w:val="0"/>
                 <w:i w:val="0"/>
                 <w:color w:val="1E293B"/>
-                <w:sz w:val="17"/>
+                <w:sz w:val="32"/>
               </w:rPr>
               <w:t>表情靈動自然，富有親和力與感染力，極富觀眾緣。</w:t>
             </w:r>
@@ -3659,11 +3659,11 @@
             </w:pPr>
             <w:r>
               <w:rPr>
-                <w:rFonts w:ascii="微軟正黑體" w:hAnsi="微軟正黑體" w:eastAsia="微軟正黑體"/>
+                <w:rFonts w:ascii="標楷體" w:hAnsi="標楷體" w:eastAsia="標楷體"/>
                 <w:b w:val="0"/>
                 <w:i w:val="0"/>
                 <w:color w:val="1E293B"/>
-                <w:sz w:val="17"/>
+                <w:sz w:val="32"/>
               </w:rPr>
               <w:t>［ ］優</w:t>
               <w:br/>
@@ -3691,11 +3691,11 @@
             </w:pPr>
             <w:r>
               <w:rPr>
-                <w:rFonts w:ascii="微軟正黑體" w:hAnsi="微軟正黑體" w:eastAsia="微軟正黑體"/>
+                <w:rFonts w:ascii="標楷體" w:hAnsi="標楷體" w:eastAsia="標楷體"/>
                 <w:b/>
                 <w:i w:val="0"/>
                 <w:color w:val="1E293B"/>
-                <w:sz w:val="17"/>
+                <w:sz w:val="32"/>
               </w:rPr>
               <w:t>Day 14</w:t>
             </w:r>
@@ -3719,11 +3719,11 @@
             </w:pPr>
             <w:r>
               <w:rPr>
-                <w:rFonts w:ascii="微軟正黑體" w:hAnsi="微軟正黑體" w:eastAsia="微軟正黑體"/>
+                <w:rFonts w:ascii="標楷體" w:hAnsi="標楷體" w:eastAsia="標楷體"/>
                 <w:b w:val="0"/>
                 <w:i w:val="0"/>
                 <w:color w:val="1E293B"/>
-                <w:sz w:val="17"/>
+                <w:sz w:val="32"/>
               </w:rPr>
               <w:t>10/22 (四)</w:t>
             </w:r>
@@ -3747,11 +3747,11 @@
             </w:pPr>
             <w:r>
               <w:rPr>
-                <w:rFonts w:ascii="微軟正黑體" w:hAnsi="微軟正黑體" w:eastAsia="微軟正黑體"/>
+                <w:rFonts w:ascii="標楷體" w:hAnsi="標楷體" w:eastAsia="標楷體"/>
                 <w:b w:val="0"/>
                 <w:i w:val="0"/>
                 <w:color w:val="1E293B"/>
-                <w:sz w:val="17"/>
+                <w:sz w:val="32"/>
               </w:rPr>
               <w:t>在校集訓</w:t>
             </w:r>
@@ -3775,11 +3775,11 @@
             </w:pPr>
             <w:r>
               <w:rPr>
-                <w:rFonts w:ascii="微軟正黑體" w:hAnsi="微軟正黑體" w:eastAsia="微軟正黑體"/>
+                <w:rFonts w:ascii="標楷體" w:hAnsi="標楷體" w:eastAsia="標楷體"/>
                 <w:b w:val="0"/>
                 <w:i w:val="0"/>
                 <w:color w:val="1E293B"/>
-                <w:sz w:val="17"/>
+                <w:sz w:val="32"/>
               </w:rPr>
               <w:t>上下台走步與全套競賽禮儀實測...</w:t>
             </w:r>
@@ -3803,11 +3803,11 @@
             </w:pPr>
             <w:r>
               <w:rPr>
-                <w:rFonts w:ascii="微軟正黑體" w:hAnsi="微軟正黑體" w:eastAsia="微軟正黑體"/>
+                <w:rFonts w:ascii="標楷體" w:hAnsi="標楷體" w:eastAsia="標楷體"/>
                 <w:b w:val="0"/>
                 <w:i w:val="0"/>
                 <w:color w:val="1E293B"/>
-                <w:sz w:val="17"/>
+                <w:sz w:val="32"/>
               </w:rPr>
               <w:t>完整上台禮儀規範：叫號「第○號請上台」→ 大步從容登台 → 站定講台正中央 → 眼神環視全場 → 鞠躬 30 度問好 → 報號報題 → 演說完畢立正鞠躬致謝 → 步伐穩健下台。</w:t>
             </w:r>
@@ -3831,11 +3831,11 @@
             </w:pPr>
             <w:r>
               <w:rPr>
-                <w:rFonts w:ascii="微軟正黑體" w:hAnsi="微軟正黑體" w:eastAsia="微軟正黑體"/>
+                <w:rFonts w:ascii="標楷體" w:hAnsi="標楷體" w:eastAsia="標楷體"/>
                 <w:b w:val="0"/>
                 <w:i w:val="0"/>
                 <w:color w:val="1E293B"/>
-                <w:sz w:val="17"/>
+                <w:sz w:val="32"/>
               </w:rPr>
               <w:t>上下台儀態落落大方，步態穩健沉著，禮貌周全無瑕疵。</w:t>
             </w:r>
@@ -3859,11 +3859,11 @@
             </w:pPr>
             <w:r>
               <w:rPr>
-                <w:rFonts w:ascii="微軟正黑體" w:hAnsi="微軟正黑體" w:eastAsia="微軟正黑體"/>
+                <w:rFonts w:ascii="標楷體" w:hAnsi="標楷體" w:eastAsia="標楷體"/>
                 <w:b w:val="0"/>
                 <w:i w:val="0"/>
                 <w:color w:val="1E293B"/>
-                <w:sz w:val="17"/>
+                <w:sz w:val="32"/>
               </w:rPr>
               <w:t>［ ］優</w:t>
               <w:br/>
@@ -3892,11 +3892,11 @@
             </w:pPr>
             <w:r>
               <w:rPr>
-                <w:rFonts w:ascii="微軟正黑體" w:hAnsi="微軟正黑體" w:eastAsia="微軟正黑體"/>
+                <w:rFonts w:ascii="標楷體" w:hAnsi="標楷體" w:eastAsia="標楷體"/>
                 <w:b/>
                 <w:i w:val="0"/>
                 <w:color w:val="1E293B"/>
-                <w:sz w:val="17"/>
+                <w:sz w:val="32"/>
               </w:rPr>
               <w:t>Day 15</w:t>
             </w:r>
@@ -3921,11 +3921,11 @@
             </w:pPr>
             <w:r>
               <w:rPr>
-                <w:rFonts w:ascii="微軟正黑體" w:hAnsi="微軟正黑體" w:eastAsia="微軟正黑體"/>
+                <w:rFonts w:ascii="標楷體" w:hAnsi="標楷體" w:eastAsia="標楷體"/>
                 <w:b w:val="0"/>
                 <w:i w:val="0"/>
                 <w:color w:val="1E293B"/>
-                <w:sz w:val="17"/>
+                <w:sz w:val="32"/>
               </w:rPr>
               <w:t>10/23 (五)</w:t>
             </w:r>
@@ -3950,11 +3950,11 @@
             </w:pPr>
             <w:r>
               <w:rPr>
-                <w:rFonts w:ascii="微軟正黑體" w:hAnsi="微軟正黑體" w:eastAsia="微軟正黑體"/>
+                <w:rFonts w:ascii="標楷體" w:hAnsi="標楷體" w:eastAsia="標楷體"/>
                 <w:b w:val="0"/>
                 <w:i w:val="0"/>
                 <w:color w:val="1E293B"/>
-                <w:sz w:val="17"/>
+                <w:sz w:val="32"/>
               </w:rPr>
               <w:t>在校集訓</w:t>
             </w:r>
@@ -3979,11 +3979,11 @@
             </w:pPr>
             <w:r>
               <w:rPr>
-                <w:rFonts w:ascii="微軟正黑體" w:hAnsi="微軟正黑體" w:eastAsia="微軟正黑體"/>
+                <w:rFonts w:ascii="標楷體" w:hAnsi="標楷體" w:eastAsia="標楷體"/>
                 <w:b w:val="0"/>
                 <w:i w:val="0"/>
                 <w:color w:val="1E293B"/>
-                <w:sz w:val="17"/>
+                <w:sz w:val="32"/>
               </w:rPr>
               <w:t>全真綜合大模擬與第 3 週總...</w:t>
             </w:r>
@@ -4008,11 +4008,11 @@
             </w:pPr>
             <w:r>
               <w:rPr>
-                <w:rFonts w:ascii="微軟正黑體" w:hAnsi="微軟正黑體" w:eastAsia="微軟正黑體"/>
+                <w:rFonts w:ascii="標楷體" w:hAnsi="標楷體" w:eastAsia="標楷體"/>
                 <w:b w:val="0"/>
                 <w:i w:val="0"/>
                 <w:color w:val="1E293B"/>
-                <w:sz w:val="17"/>
+                <w:sz w:val="32"/>
               </w:rPr>
               <w:t>第 3 週全真模擬競賽：完全按照正式比賽規格進行！報號、登台、計時按鈴、評審評分。嚴格評定特優、優等、尚可三個等第，頒發精進重點表。</w:t>
             </w:r>
@@ -4037,11 +4037,11 @@
             </w:pPr>
             <w:r>
               <w:rPr>
-                <w:rFonts w:ascii="微軟正黑體" w:hAnsi="微軟正黑體" w:eastAsia="微軟正黑體"/>
+                <w:rFonts w:ascii="標楷體" w:hAnsi="標楷體" w:eastAsia="標楷體"/>
                 <w:b w:val="0"/>
                 <w:i w:val="0"/>
                 <w:color w:val="1E293B"/>
-                <w:sz w:val="17"/>
+                <w:sz w:val="32"/>
               </w:rPr>
               <w:t>具備校內競賽奪冠選手實力：時間精準（1分48秒）、颱風穩健、聲情動人。</w:t>
             </w:r>
@@ -4066,11 +4066,11 @@
             </w:pPr>
             <w:r>
               <w:rPr>
-                <w:rFonts w:ascii="微軟正黑體" w:hAnsi="微軟正黑體" w:eastAsia="微軟正黑體"/>
+                <w:rFonts w:ascii="標楷體" w:hAnsi="標楷體" w:eastAsia="標楷體"/>
                 <w:b w:val="0"/>
                 <w:i w:val="0"/>
                 <w:color w:val="1E293B"/>
-                <w:sz w:val="17"/>
+                <w:sz w:val="32"/>
               </w:rPr>
               <w:t>［ ］優</w:t>
               <w:br/>
@@ -4098,11 +4098,11 @@
             </w:pPr>
             <w:r>
               <w:rPr>
-                <w:rFonts w:ascii="微軟正黑體" w:hAnsi="微軟正黑體" w:eastAsia="微軟正黑體"/>
+                <w:rFonts w:ascii="標楷體" w:hAnsi="標楷體" w:eastAsia="標楷體"/>
                 <w:b/>
                 <w:i w:val="0"/>
                 <w:color w:val="1E293B"/>
-                <w:sz w:val="17"/>
+                <w:sz w:val="32"/>
               </w:rPr>
               <w:t>週末假日三</w:t>
             </w:r>
@@ -4126,11 +4126,11 @@
             </w:pPr>
             <w:r>
               <w:rPr>
-                <w:rFonts w:ascii="微軟正黑體" w:hAnsi="微軟正黑體" w:eastAsia="微軟正黑體"/>
+                <w:rFonts w:ascii="標楷體" w:hAnsi="標楷體" w:eastAsia="標楷體"/>
                 <w:b w:val="0"/>
                 <w:i w:val="0"/>
                 <w:color w:val="1E293B"/>
-                <w:sz w:val="17"/>
+                <w:sz w:val="32"/>
               </w:rPr>
               <w:t>10/24 (六) ~ 10/25 (日)</w:t>
             </w:r>
@@ -4154,11 +4154,11 @@
             </w:pPr>
             <w:r>
               <w:rPr>
-                <w:rFonts w:ascii="微軟正黑體" w:hAnsi="微軟正黑體" w:eastAsia="微軟正黑體"/>
+                <w:rFonts w:ascii="標楷體" w:hAnsi="標楷體" w:eastAsia="標楷體"/>
                 <w:b w:val="0"/>
                 <w:i w:val="0"/>
                 <w:color w:val="1E293B"/>
-                <w:sz w:val="17"/>
+                <w:sz w:val="32"/>
               </w:rPr>
               <w:t>假日自學增量</w:t>
             </w:r>
@@ -4182,11 +4182,11 @@
             </w:pPr>
             <w:r>
               <w:rPr>
-                <w:rFonts w:ascii="微軟正黑體" w:hAnsi="微軟正黑體" w:eastAsia="微軟正黑體"/>
+                <w:rFonts w:ascii="標楷體" w:hAnsi="標楷體" w:eastAsia="標楷體"/>
                 <w:b w:val="0"/>
                 <w:i w:val="0"/>
                 <w:color w:val="1E293B"/>
-                <w:sz w:val="17"/>
+                <w:sz w:val="32"/>
               </w:rPr>
               <w:t>【假日自主自學與演說增量 C...</w:t>
             </w:r>
@@ -4210,11 +4210,11 @@
             </w:pPr>
             <w:r>
               <w:rPr>
-                <w:rFonts w:ascii="微軟正黑體" w:hAnsi="微軟正黑體" w:eastAsia="微軟正黑體"/>
+                <w:rFonts w:ascii="標楷體" w:hAnsi="標楷體" w:eastAsia="標楷體"/>
                 <w:b w:val="0"/>
                 <w:i w:val="0"/>
                 <w:color w:val="1E293B"/>
-                <w:sz w:val="17"/>
+                <w:sz w:val="32"/>
               </w:rPr>
               <w:t>【週末自學指引】週末高強度增量：1. 完整全篇計時演練 10 遍；2. 召開「家庭演說成果發表會」，邀請全家老小擔任評審打分；3. 錄製高清演講影片回放。</w:t>
             </w:r>
@@ -4238,11 +4238,11 @@
             </w:pPr>
             <w:r>
               <w:rPr>
-                <w:rFonts w:ascii="微軟正黑體" w:hAnsi="微軟正黑體" w:eastAsia="微軟正黑體"/>
+                <w:rFonts w:ascii="標楷體" w:hAnsi="標楷體" w:eastAsia="標楷體"/>
                 <w:b w:val="0"/>
                 <w:i w:val="0"/>
                 <w:color w:val="1E293B"/>
-                <w:sz w:val="17"/>
+                <w:sz w:val="32"/>
               </w:rPr>
               <w:t>【特優】氣場強大，肢體自如，具有極強感染力；【優等】流暢但感染力稍欠；【尚可】仍有小瑕疵。</w:t>
             </w:r>
@@ -4266,11 +4266,11 @@
             </w:pPr>
             <w:r>
               <w:rPr>
-                <w:rFonts w:ascii="微軟正黑體" w:hAnsi="微軟正黑體" w:eastAsia="微軟正黑體"/>
+                <w:rFonts w:ascii="標楷體" w:hAnsi="標楷體" w:eastAsia="標楷體"/>
                 <w:b w:val="0"/>
                 <w:i w:val="0"/>
                 <w:color w:val="1E293B"/>
-                <w:sz w:val="17"/>
+                <w:sz w:val="32"/>
               </w:rPr>
               <w:t>［ ］優</w:t>
               <w:br/>
@@ -4299,11 +4299,11 @@
             </w:pPr>
             <w:r>
               <w:rPr>
-                <w:rFonts w:ascii="微軟正黑體" w:hAnsi="微軟正黑體" w:eastAsia="微軟正黑體"/>
+                <w:rFonts w:ascii="標楷體" w:hAnsi="標楷體" w:eastAsia="標楷體"/>
                 <w:b/>
                 <w:i w:val="0"/>
                 <w:color w:val="1E293B"/>
-                <w:sz w:val="17"/>
+                <w:sz w:val="32"/>
               </w:rPr>
               <w:t>Day 16</w:t>
             </w:r>
@@ -4328,11 +4328,11 @@
             </w:pPr>
             <w:r>
               <w:rPr>
-                <w:rFonts w:ascii="微軟正黑體" w:hAnsi="微軟正黑體" w:eastAsia="微軟正黑體"/>
+                <w:rFonts w:ascii="標楷體" w:hAnsi="標楷體" w:eastAsia="標楷體"/>
                 <w:b w:val="0"/>
                 <w:i w:val="0"/>
                 <w:color w:val="1E293B"/>
-                <w:sz w:val="17"/>
+                <w:sz w:val="32"/>
               </w:rPr>
               <w:t>10/26 (一)</w:t>
             </w:r>
@@ -4357,11 +4357,11 @@
             </w:pPr>
             <w:r>
               <w:rPr>
-                <w:rFonts w:ascii="微軟正黑體" w:hAnsi="微軟正黑體" w:eastAsia="微軟正黑體"/>
+                <w:rFonts w:ascii="標楷體" w:hAnsi="標楷體" w:eastAsia="標楷體"/>
                 <w:b w:val="0"/>
                 <w:i w:val="0"/>
                 <w:color w:val="1E293B"/>
-                <w:sz w:val="17"/>
+                <w:sz w:val="32"/>
               </w:rPr>
               <w:t>在校集訓</w:t>
             </w:r>
@@ -4386,11 +4386,11 @@
             </w:pPr>
             <w:r>
               <w:rPr>
-                <w:rFonts w:ascii="微軟正黑體" w:hAnsi="微軟正黑體" w:eastAsia="微軟正黑體"/>
+                <w:rFonts w:ascii="標楷體" w:hAnsi="標楷體" w:eastAsia="標楷體"/>
                 <w:b w:val="0"/>
                 <w:i w:val="0"/>
                 <w:color w:val="1E293B"/>
-                <w:sz w:val="17"/>
+                <w:sz w:val="32"/>
               </w:rPr>
               <w:t>語音與吐字精雕：聲調飽滿、發...</w:t>
             </w:r>
@@ -4415,11 +4415,11 @@
             </w:pPr>
             <w:r>
               <w:rPr>
-                <w:rFonts w:ascii="微軟正黑體" w:hAnsi="微軟正黑體" w:eastAsia="微軟正黑體"/>
+                <w:rFonts w:ascii="標楷體" w:hAnsi="標楷體" w:eastAsia="標楷體"/>
                 <w:b w:val="0"/>
                 <w:i w:val="0"/>
                 <w:color w:val="1E293B"/>
-                <w:sz w:val="17"/>
+                <w:sz w:val="32"/>
               </w:rPr>
               <w:t>語音細節最後打磨：檢查講稿中所有容易含糊的字音（如「聖賢」、「同桌」、「包庇」、「英雄」、「百寶袋」）。要求字正腔圓、唇齒有力、字字送入評審耳中。</w:t>
             </w:r>
@@ -4444,11 +4444,11 @@
             </w:pPr>
             <w:r>
               <w:rPr>
-                <w:rFonts w:ascii="微軟正黑體" w:hAnsi="微軟正黑體" w:eastAsia="微軟正黑體"/>
+                <w:rFonts w:ascii="標楷體" w:hAnsi="標楷體" w:eastAsia="標楷體"/>
                 <w:b w:val="0"/>
                 <w:i w:val="0"/>
                 <w:color w:val="1E293B"/>
-                <w:sz w:val="17"/>
+                <w:sz w:val="32"/>
               </w:rPr>
               <w:t>吐字清晰飽滿，發音無瑕疵，聲音清亮有穿透力。</w:t>
             </w:r>
@@ -4473,11 +4473,11 @@
             </w:pPr>
             <w:r>
               <w:rPr>
-                <w:rFonts w:ascii="微軟正黑體" w:hAnsi="微軟正黑體" w:eastAsia="微軟正黑體"/>
+                <w:rFonts w:ascii="標楷體" w:hAnsi="標楷體" w:eastAsia="標楷體"/>
                 <w:b w:val="0"/>
                 <w:i w:val="0"/>
                 <w:color w:val="1E293B"/>
-                <w:sz w:val="17"/>
+                <w:sz w:val="32"/>
               </w:rPr>
               <w:t>［ ］優</w:t>
               <w:br/>
@@ -4505,11 +4505,11 @@
             </w:pPr>
             <w:r>
               <w:rPr>
-                <w:rFonts w:ascii="微軟正黑體" w:hAnsi="微軟正黑體" w:eastAsia="微軟正黑體"/>
+                <w:rFonts w:ascii="標楷體" w:hAnsi="標楷體" w:eastAsia="標楷體"/>
                 <w:b/>
                 <w:i w:val="0"/>
                 <w:color w:val="1E293B"/>
-                <w:sz w:val="17"/>
+                <w:sz w:val="32"/>
               </w:rPr>
               <w:t>Day 17</w:t>
             </w:r>
@@ -4533,11 +4533,11 @@
             </w:pPr>
             <w:r>
               <w:rPr>
-                <w:rFonts w:ascii="微軟正黑體" w:hAnsi="微軟正黑體" w:eastAsia="微軟正黑體"/>
+                <w:rFonts w:ascii="標楷體" w:hAnsi="標楷體" w:eastAsia="標楷體"/>
                 <w:b w:val="0"/>
                 <w:i w:val="0"/>
                 <w:color w:val="1E293B"/>
-                <w:sz w:val="17"/>
+                <w:sz w:val="32"/>
               </w:rPr>
               <w:t>10/27 (二)</w:t>
             </w:r>
@@ -4561,11 +4561,11 @@
             </w:pPr>
             <w:r>
               <w:rPr>
-                <w:rFonts w:ascii="微軟正黑體" w:hAnsi="微軟正黑體" w:eastAsia="微軟正黑體"/>
+                <w:rFonts w:ascii="標楷體" w:hAnsi="標楷體" w:eastAsia="標楷體"/>
                 <w:b w:val="0"/>
                 <w:i w:val="0"/>
                 <w:color w:val="1E293B"/>
-                <w:sz w:val="17"/>
+                <w:sz w:val="32"/>
               </w:rPr>
               <w:t>在校集訓</w:t>
             </w:r>
@@ -4589,11 +4589,11 @@
             </w:pPr>
             <w:r>
               <w:rPr>
-                <w:rFonts w:ascii="微軟正黑體" w:hAnsi="微軟正黑體" w:eastAsia="微軟正黑體"/>
+                <w:rFonts w:ascii="標楷體" w:hAnsi="標楷體" w:eastAsia="標楷體"/>
                 <w:b w:val="0"/>
                 <w:i w:val="0"/>
                 <w:color w:val="1E293B"/>
-                <w:sz w:val="17"/>
+                <w:sz w:val="32"/>
               </w:rPr>
               <w:t>高壓干擾抗性訓練：噪音環境下...</w:t>
             </w:r>
@@ -4617,11 +4617,11 @@
             </w:pPr>
             <w:r>
               <w:rPr>
-                <w:rFonts w:ascii="微軟正黑體" w:hAnsi="微軟正黑體" w:eastAsia="微軟正黑體"/>
+                <w:rFonts w:ascii="標楷體" w:hAnsi="標楷體" w:eastAsia="標楷體"/>
                 <w:b w:val="0"/>
                 <w:i w:val="0"/>
                 <w:color w:val="1E293B"/>
-                <w:sz w:val="17"/>
+                <w:sz w:val="32"/>
               </w:rPr>
               <w:t>極限抗干擾訓練：在演講時故意製造干擾（同學走動、書本掉落、鈴聲誤響），訓練選手「心如磐石、目不斜視」的強大專注力。任何干擾都不能中斷演講節奏！</w:t>
             </w:r>
@@ -4645,11 +4645,11 @@
             </w:pPr>
             <w:r>
               <w:rPr>
-                <w:rFonts w:ascii="微軟正黑體" w:hAnsi="微軟正黑體" w:eastAsia="微軟正黑體"/>
+                <w:rFonts w:ascii="標楷體" w:hAnsi="標楷體" w:eastAsia="標楷體"/>
                 <w:b w:val="0"/>
                 <w:i w:val="0"/>
                 <w:color w:val="1E293B"/>
-                <w:sz w:val="17"/>
+                <w:sz w:val="32"/>
               </w:rPr>
               <w:t>抗干擾能力達到滿分，在任何意外情況下均能從容不迫完篇。</w:t>
             </w:r>
@@ -4673,11 +4673,11 @@
             </w:pPr>
             <w:r>
               <w:rPr>
-                <w:rFonts w:ascii="微軟正黑體" w:hAnsi="微軟正黑體" w:eastAsia="微軟正黑體"/>
+                <w:rFonts w:ascii="標楷體" w:hAnsi="標楷體" w:eastAsia="標楷體"/>
                 <w:b w:val="0"/>
                 <w:i w:val="0"/>
                 <w:color w:val="1E293B"/>
-                <w:sz w:val="17"/>
+                <w:sz w:val="32"/>
               </w:rPr>
               <w:t>［ ］優</w:t>
               <w:br/>
@@ -4706,11 +4706,11 @@
             </w:pPr>
             <w:r>
               <w:rPr>
-                <w:rFonts w:ascii="微軟正黑體" w:hAnsi="微軟正黑體" w:eastAsia="微軟正黑體"/>
+                <w:rFonts w:ascii="標楷體" w:hAnsi="標楷體" w:eastAsia="標楷體"/>
                 <w:b/>
                 <w:i w:val="0"/>
                 <w:color w:val="1E293B"/>
-                <w:sz w:val="17"/>
+                <w:sz w:val="32"/>
               </w:rPr>
               <w:t>Day 18</w:t>
             </w:r>
@@ -4735,11 +4735,11 @@
             </w:pPr>
             <w:r>
               <w:rPr>
-                <w:rFonts w:ascii="微軟正黑體" w:hAnsi="微軟正黑體" w:eastAsia="微軟正黑體"/>
+                <w:rFonts w:ascii="標楷體" w:hAnsi="標楷體" w:eastAsia="標楷體"/>
                 <w:b w:val="0"/>
                 <w:i w:val="0"/>
                 <w:color w:val="1E293B"/>
-                <w:sz w:val="17"/>
+                <w:sz w:val="32"/>
               </w:rPr>
               <w:t>10/28 (三)</w:t>
             </w:r>
@@ -4764,11 +4764,11 @@
             </w:pPr>
             <w:r>
               <w:rPr>
-                <w:rFonts w:ascii="微軟正黑體" w:hAnsi="微軟正黑體" w:eastAsia="微軟正黑體"/>
+                <w:rFonts w:ascii="標楷體" w:hAnsi="標楷體" w:eastAsia="標楷體"/>
                 <w:b w:val="0"/>
                 <w:i w:val="0"/>
                 <w:color w:val="1E293B"/>
-                <w:sz w:val="17"/>
+                <w:sz w:val="32"/>
               </w:rPr>
               <w:t>在校集訓</w:t>
             </w:r>
@@ -4793,11 +4793,11 @@
             </w:pPr>
             <w:r>
               <w:rPr>
-                <w:rFonts w:ascii="微軟正黑體" w:hAnsi="微軟正黑體" w:eastAsia="微軟正黑體"/>
+                <w:rFonts w:ascii="標楷體" w:hAnsi="標楷體" w:eastAsia="標楷體"/>
                 <w:b w:val="0"/>
                 <w:i w:val="0"/>
                 <w:color w:val="1E293B"/>
-                <w:sz w:val="17"/>
+                <w:sz w:val="32"/>
               </w:rPr>
               <w:t>活動中心簡報室實地場地走位演...</w:t>
             </w:r>
@@ -4822,11 +4822,11 @@
             </w:pPr>
             <w:r>
               <w:rPr>
-                <w:rFonts w:ascii="微軟正黑體" w:hAnsi="微軟正黑體" w:eastAsia="微軟正黑體"/>
+                <w:rFonts w:ascii="標楷體" w:hAnsi="標楷體" w:eastAsia="標楷體"/>
                 <w:b w:val="0"/>
                 <w:i w:val="0"/>
                 <w:color w:val="1E293B"/>
-                <w:sz w:val="17"/>
+                <w:sz w:val="32"/>
               </w:rPr>
               <w:t>正式比賽場地實戰：前往活動中心簡報室（比賽場地）進行實地走位！站在正式比賽的講台位置，感受現場音場回音、光線照射與評審席距離。消除陌生感。</w:t>
             </w:r>
@@ -4851,11 +4851,11 @@
             </w:pPr>
             <w:r>
               <w:rPr>
-                <w:rFonts w:ascii="微軟正黑體" w:hAnsi="微軟正黑體" w:eastAsia="微軟正黑體"/>
+                <w:rFonts w:ascii="標楷體" w:hAnsi="標楷體" w:eastAsia="標楷體"/>
                 <w:b w:val="0"/>
                 <w:i w:val="0"/>
                 <w:color w:val="1E293B"/>
-                <w:sz w:val="17"/>
+                <w:sz w:val="32"/>
               </w:rPr>
               <w:t>完全適應正式賽場環境，聲音覆蓋全場，颱風沈著穩健。</w:t>
             </w:r>
@@ -4880,11 +4880,11 @@
             </w:pPr>
             <w:r>
               <w:rPr>
-                <w:rFonts w:ascii="微軟正黑體" w:hAnsi="微軟正黑體" w:eastAsia="微軟正黑體"/>
+                <w:rFonts w:ascii="標楷體" w:hAnsi="標楷體" w:eastAsia="標楷體"/>
                 <w:b w:val="0"/>
                 <w:i w:val="0"/>
                 <w:color w:val="1E293B"/>
-                <w:sz w:val="17"/>
+                <w:sz w:val="32"/>
               </w:rPr>
               <w:t>［ ］優</w:t>
               <w:br/>
@@ -4912,11 +4912,11 @@
             </w:pPr>
             <w:r>
               <w:rPr>
-                <w:rFonts w:ascii="微軟正黑體" w:hAnsi="微軟正黑體" w:eastAsia="微軟正黑體"/>
+                <w:rFonts w:ascii="標楷體" w:hAnsi="標楷體" w:eastAsia="標楷體"/>
                 <w:b/>
                 <w:i w:val="0"/>
                 <w:color w:val="1E293B"/>
-                <w:sz w:val="17"/>
+                <w:sz w:val="32"/>
               </w:rPr>
               <w:t>Day 19</w:t>
             </w:r>
@@ -4940,11 +4940,11 @@
             </w:pPr>
             <w:r>
               <w:rPr>
-                <w:rFonts w:ascii="微軟正黑體" w:hAnsi="微軟正黑體" w:eastAsia="微軟正黑體"/>
+                <w:rFonts w:ascii="標楷體" w:hAnsi="標楷體" w:eastAsia="標楷體"/>
                 <w:b w:val="0"/>
                 <w:i w:val="0"/>
                 <w:color w:val="1E293B"/>
-                <w:sz w:val="17"/>
+                <w:sz w:val="32"/>
               </w:rPr>
               <w:t>10/29 (四)</w:t>
             </w:r>
@@ -4968,11 +4968,11 @@
             </w:pPr>
             <w:r>
               <w:rPr>
-                <w:rFonts w:ascii="微軟正黑體" w:hAnsi="微軟正黑體" w:eastAsia="微軟正黑體"/>
+                <w:rFonts w:ascii="標楷體" w:hAnsi="標楷體" w:eastAsia="標楷體"/>
                 <w:b w:val="0"/>
                 <w:i w:val="0"/>
                 <w:color w:val="1E293B"/>
-                <w:sz w:val="17"/>
+                <w:sz w:val="32"/>
               </w:rPr>
               <w:t>在校集訓</w:t>
             </w:r>
@@ -4996,11 +4996,11 @@
             </w:pPr>
             <w:r>
               <w:rPr>
-                <w:rFonts w:ascii="微軟正黑體" w:hAnsi="微軟正黑體" w:eastAsia="微軟正黑體"/>
+                <w:rFonts w:ascii="標楷體" w:hAnsi="標楷體" w:eastAsia="標楷體"/>
                 <w:b w:val="0"/>
                 <w:i w:val="0"/>
                 <w:color w:val="1E293B"/>
-                <w:sz w:val="17"/>
+                <w:sz w:val="32"/>
               </w:rPr>
               <w:t>終極微調與全班掌聲打氣...</w:t>
             </w:r>
@@ -5024,11 +5024,11 @@
             </w:pPr>
             <w:r>
               <w:rPr>
-                <w:rFonts w:ascii="微軟正黑體" w:hAnsi="微軟正黑體" w:eastAsia="微軟正黑體"/>
+                <w:rFonts w:ascii="標楷體" w:hAnsi="標楷體" w:eastAsia="標楷體"/>
                 <w:b w:val="0"/>
                 <w:i w:val="0"/>
                 <w:color w:val="1E293B"/>
-                <w:sz w:val="17"/>
+                <w:sz w:val="32"/>
               </w:rPr>
               <w:t>全班觀摩打氣會：邀請四年丙班全班同學坐在台下，為選手進行最後一次集訓演出！感受同班同學的掌聲與喝采，將緊張感完全轉化為興奮與榮譽感！</w:t>
             </w:r>
@@ -5052,11 +5052,11 @@
             </w:pPr>
             <w:r>
               <w:rPr>
-                <w:rFonts w:ascii="微軟正黑體" w:hAnsi="微軟正黑體" w:eastAsia="微軟正黑體"/>
+                <w:rFonts w:ascii="標楷體" w:hAnsi="標楷體" w:eastAsia="標楷體"/>
                 <w:b w:val="0"/>
                 <w:i w:val="0"/>
                 <w:color w:val="1E293B"/>
-                <w:sz w:val="17"/>
+                <w:sz w:val="32"/>
               </w:rPr>
               <w:t>心態完全放開，充滿表現慾與自信心，具備成熟競賽氣質。</w:t>
             </w:r>
@@ -5080,11 +5080,11 @@
             </w:pPr>
             <w:r>
               <w:rPr>
-                <w:rFonts w:ascii="微軟正黑體" w:hAnsi="微軟正黑體" w:eastAsia="微軟正黑體"/>
+                <w:rFonts w:ascii="標楷體" w:hAnsi="標楷體" w:eastAsia="標楷體"/>
                 <w:b w:val="0"/>
                 <w:i w:val="0"/>
                 <w:color w:val="1E293B"/>
-                <w:sz w:val="17"/>
+                <w:sz w:val="32"/>
               </w:rPr>
               <w:t>［ ］優</w:t>
               <w:br/>
@@ -5113,11 +5113,11 @@
             </w:pPr>
             <w:r>
               <w:rPr>
-                <w:rFonts w:ascii="微軟正黑體" w:hAnsi="微軟正黑體" w:eastAsia="微軟正黑體"/>
+                <w:rFonts w:ascii="標楷體" w:hAnsi="標楷體" w:eastAsia="標楷體"/>
                 <w:b/>
                 <w:i w:val="0"/>
                 <w:color w:val="1E293B"/>
-                <w:sz w:val="17"/>
+                <w:sz w:val="32"/>
               </w:rPr>
               <w:t>Day 20</w:t>
             </w:r>
@@ -5142,11 +5142,11 @@
             </w:pPr>
             <w:r>
               <w:rPr>
-                <w:rFonts w:ascii="微軟正黑體" w:hAnsi="微軟正黑體" w:eastAsia="微軟正黑體"/>
+                <w:rFonts w:ascii="標楷體" w:hAnsi="標楷體" w:eastAsia="標楷體"/>
                 <w:b w:val="0"/>
                 <w:i w:val="0"/>
                 <w:color w:val="1E293B"/>
-                <w:sz w:val="17"/>
+                <w:sz w:val="32"/>
               </w:rPr>
               <w:t>10/30 (五)</w:t>
             </w:r>
@@ -5171,11 +5171,11 @@
             </w:pPr>
             <w:r>
               <w:rPr>
-                <w:rFonts w:ascii="微軟正黑體" w:hAnsi="微軟正黑體" w:eastAsia="微軟正黑體"/>
+                <w:rFonts w:ascii="標楷體" w:hAnsi="標楷體" w:eastAsia="標楷體"/>
                 <w:b w:val="0"/>
                 <w:i w:val="0"/>
                 <w:color w:val="1E293B"/>
-                <w:sz w:val="17"/>
+                <w:sz w:val="32"/>
               </w:rPr>
               <w:t>在校集訓</w:t>
             </w:r>
@@ -5200,11 +5200,11 @@
             </w:pPr>
             <w:r>
               <w:rPr>
-                <w:rFonts w:ascii="微軟正黑體" w:hAnsi="微軟正黑體" w:eastAsia="微軟正黑體"/>
+                <w:rFonts w:ascii="標楷體" w:hAnsi="標楷體" w:eastAsia="標楷體"/>
                 <w:b w:val="0"/>
                 <w:i w:val="0"/>
                 <w:color w:val="1E293B"/>
-                <w:sz w:val="17"/>
+                <w:sz w:val="32"/>
               </w:rPr>
               <w:t>授旗出征、賽前心理賦能與作息...</w:t>
             </w:r>
@@ -5229,11 +5229,11 @@
             </w:pPr>
             <w:r>
               <w:rPr>
-                <w:rFonts w:ascii="微軟正黑體" w:hAnsi="微軟正黑體" w:eastAsia="微軟正黑體"/>
+                <w:rFonts w:ascii="標楷體" w:hAnsi="標楷體" w:eastAsia="標楷體"/>
                 <w:b w:val="0"/>
                 <w:i w:val="0"/>
                 <w:color w:val="1E293B"/>
-                <w:sz w:val="17"/>
+                <w:sz w:val="32"/>
               </w:rPr>
               <w:t>出征授旗儀式：導師叮嚀競賽當天作息、飲食與心理調節：1. 賽前不吃油膩甜食；2. 隨身攜帶溫開水；3. 上台前深呼吸 3 次。給予選手最深切的肯定與祝福！</w:t>
             </w:r>
@@ -5258,11 +5258,11 @@
             </w:pPr>
             <w:r>
               <w:rPr>
-                <w:rFonts w:ascii="微軟正黑體" w:hAnsi="微軟正黑體" w:eastAsia="微軟正黑體"/>
+                <w:rFonts w:ascii="標楷體" w:hAnsi="標楷體" w:eastAsia="標楷體"/>
                 <w:b w:val="0"/>
                 <w:i w:val="0"/>
                 <w:color w:val="1E293B"/>
-                <w:sz w:val="17"/>
+                <w:sz w:val="32"/>
               </w:rPr>
               <w:t>心理素質處於頂峰狀態，神采奕奕，整裝待發迎接決賽。</w:t>
             </w:r>
@@ -5287,11 +5287,11 @@
             </w:pPr>
             <w:r>
               <w:rPr>
-                <w:rFonts w:ascii="微軟正黑體" w:hAnsi="微軟正黑體" w:eastAsia="微軟正黑體"/>
+                <w:rFonts w:ascii="標楷體" w:hAnsi="標楷體" w:eastAsia="標楷體"/>
                 <w:b w:val="0"/>
                 <w:i w:val="0"/>
                 <w:color w:val="1E293B"/>
-                <w:sz w:val="17"/>
+                <w:sz w:val="32"/>
               </w:rPr>
               <w:t>［ ］優</w:t>
               <w:br/>
@@ -5319,11 +5319,11 @@
             </w:pPr>
             <w:r>
               <w:rPr>
-                <w:rFonts w:ascii="微軟正黑體" w:hAnsi="微軟正黑體" w:eastAsia="微軟正黑體"/>
+                <w:rFonts w:ascii="標楷體" w:hAnsi="標楷體" w:eastAsia="標楷體"/>
                 <w:b/>
                 <w:i w:val="0"/>
                 <w:color w:val="1E293B"/>
-                <w:sz w:val="17"/>
+                <w:sz w:val="32"/>
               </w:rPr>
               <w:t>週末假日四</w:t>
             </w:r>
@@ -5347,11 +5347,11 @@
             </w:pPr>
             <w:r>
               <w:rPr>
-                <w:rFonts w:ascii="微軟正黑體" w:hAnsi="微軟正黑體" w:eastAsia="微軟正黑體"/>
+                <w:rFonts w:ascii="標楷體" w:hAnsi="標楷體" w:eastAsia="標楷體"/>
                 <w:b w:val="0"/>
                 <w:i w:val="0"/>
                 <w:color w:val="1E293B"/>
-                <w:sz w:val="17"/>
+                <w:sz w:val="32"/>
               </w:rPr>
               <w:t>10/31 (六) ~ 11/01 (日)</w:t>
             </w:r>
@@ -5375,11 +5375,11 @@
             </w:pPr>
             <w:r>
               <w:rPr>
-                <w:rFonts w:ascii="微軟正黑體" w:hAnsi="微軟正黑體" w:eastAsia="微軟正黑體"/>
+                <w:rFonts w:ascii="標楷體" w:hAnsi="標楷體" w:eastAsia="標楷體"/>
                 <w:b w:val="0"/>
                 <w:i w:val="0"/>
                 <w:color w:val="1E293B"/>
-                <w:sz w:val="17"/>
+                <w:sz w:val="32"/>
               </w:rPr>
               <w:t>假日自學增量</w:t>
             </w:r>
@@ -5403,11 +5403,11 @@
             </w:pPr>
             <w:r>
               <w:rPr>
-                <w:rFonts w:ascii="微軟正黑體" w:hAnsi="微軟正黑體" w:eastAsia="微軟正黑體"/>
+                <w:rFonts w:ascii="標楷體" w:hAnsi="標楷體" w:eastAsia="標楷體"/>
                 <w:b w:val="0"/>
                 <w:i w:val="0"/>
                 <w:color w:val="1E293B"/>
-                <w:sz w:val="17"/>
+                <w:sz w:val="32"/>
               </w:rPr>
               <w:t>【假日自主自學與演說增量 D...</w:t>
             </w:r>
@@ -5431,11 +5431,11 @@
             </w:pPr>
             <w:r>
               <w:rPr>
-                <w:rFonts w:ascii="微軟正黑體" w:hAnsi="微軟正黑體" w:eastAsia="微軟正黑體"/>
+                <w:rFonts w:ascii="標楷體" w:hAnsi="標楷體" w:eastAsia="標楷體"/>
                 <w:b w:val="0"/>
                 <w:i w:val="0"/>
                 <w:color w:val="1E293B"/>
-                <w:sz w:val="17"/>
+                <w:sz w:val="32"/>
               </w:rPr>
               <w:t>【週末自學指引】賽前最後週末：不宜過度大聲喊叫，轉為「意念演練（Mental Rehearsal）」：閉上眼睛在腦中完整演練 3 次；輕聲潤讀講稿 3 遍；充足睡眠。</w:t>
             </w:r>
@@ -5459,11 +5459,11 @@
             </w:pPr>
             <w:r>
               <w:rPr>
-                <w:rFonts w:ascii="微軟正黑體" w:hAnsi="微軟正黑體" w:eastAsia="微軟正黑體"/>
+                <w:rFonts w:ascii="標楷體" w:hAnsi="標楷體" w:eastAsia="標楷體"/>
                 <w:b w:val="0"/>
                 <w:i w:val="0"/>
                 <w:color w:val="1E293B"/>
-                <w:sz w:val="17"/>
+                <w:sz w:val="32"/>
               </w:rPr>
               <w:t>【特優】神采奕奕、自信滿滿、做好萬全準備。</w:t>
             </w:r>
@@ -5487,11 +5487,11 @@
             </w:pPr>
             <w:r>
               <w:rPr>
-                <w:rFonts w:ascii="微軟正黑體" w:hAnsi="微軟正黑體" w:eastAsia="微軟正黑體"/>
+                <w:rFonts w:ascii="標楷體" w:hAnsi="標楷體" w:eastAsia="標楷體"/>
                 <w:b w:val="0"/>
                 <w:i w:val="0"/>
                 <w:color w:val="1E293B"/>
-                <w:sz w:val="17"/>
+                <w:sz w:val="32"/>
               </w:rPr>
               <w:t>［ ］優</w:t>
               <w:br/>
@@ -5879,6 +5879,10 @@
     <w:name w:val="Normal"/>
     <w:qFormat/>
     <w:rsid w:val="00FC693F"/>
+    <w:rPr>
+      <w:rFonts w:ascii="標楷體" w:hAnsi="標楷體" w:eastAsia="標楷體"/>
+      <w:sz w:val="32"/>
+    </w:rPr>
   </w:style>
   <w:style w:type="paragraph" w:styleId="Header">
     <w:name w:val="header"/>

--- a/115校內語文競賽/四年丙班_各項目培訓資料庫/06_國語演說組/老師_指導指引與每日進度表(含評量標準).docx
+++ b/115校內語文競賽/四年丙班_各項目培訓資料庫/06_國語演說組/老師_指導指引與每日進度表(含評量標準).docx
@@ -31,7 +31,7 @@
           <w:color w:val="C2410C"/>
           <w:sz w:val="32"/>
         </w:rPr>
-        <w:t>【四年丙班・國語演說組】老師指導指引與進度表（官方指定雙題全套培訓）</w:t>
+        <w:t>【四年丙班・國語演說組】老師指導指引與進度表（題目：如果同學做了不對的事）</w:t>
       </w:r>
     </w:p>
     <w:p>
@@ -73,7 +73,7 @@
           <w:color w:val="334155"/>
           <w:sz w:val="32"/>
         </w:rPr>
-        <w:t>115 年 11 月 19 日（四）08:10-09:20，活動中心簡報室。</w:t>
+        <w:t>115 年 11 月 5 日（四）08:10-09:20，活動中心簡報室。</w:t>
       </w:r>
     </w:p>
     <w:p>
@@ -99,7 +99,7 @@
           <w:color w:val="334155"/>
           <w:sz w:val="32"/>
         </w:rPr>
-        <w:t>每人限時 2 分鐘（1分30秒一響鈴準備收尾，2分鐘二響鈴立即停止）。</w:t>
+        <w:t>每人限時 2 分鐘（1分30秒聞一響鈴準備收尾，2分鐘聞二響鈴立即停止）。</w:t>
       </w:r>
     </w:p>
     <w:p>
@@ -115,7 +115,7 @@
           <w:color w:val="1E293B"/>
           <w:sz w:val="32"/>
         </w:rPr>
-        <w:t>官方題目：</w:t>
+        <w:t>競賽題目：</w:t>
       </w:r>
       <w:r>
         <w:rPr>
@@ -125,7 +125,33 @@
           <w:color w:val="334155"/>
           <w:sz w:val="32"/>
         </w:rPr>
-        <w:t>〈如果同學做了不對的事〉、〈我最喜歡的卡通(動漫)人物〉（二擇一）。</w:t>
+        <w:t>官方指定題目：〈如果同學做了不對的事〉。</w:t>
+      </w:r>
+    </w:p>
+    <w:p>
+      <w:pPr>
+        <w:pStyle w:val="ListBullet"/>
+        <w:spacing w:before="40" w:after="40"/>
+      </w:pPr>
+      <w:r>
+        <w:rPr>
+          <w:rFonts w:ascii="標楷體" w:hAnsi="標楷體" w:eastAsia="標楷體"/>
+          <w:b/>
+          <w:i w:val="0"/>
+          <w:color w:val="1E293B"/>
+          <w:sz w:val="32"/>
+        </w:rPr>
+        <w:t>培訓期程：</w:t>
+      </w:r>
+      <w:r>
+        <w:rPr>
+          <w:rFonts w:ascii="標楷體" w:hAnsi="標楷體" w:eastAsia="標楷體"/>
+          <w:b w:val="0"/>
+          <w:i w:val="0"/>
+          <w:color w:val="334155"/>
+          <w:sz w:val="32"/>
+        </w:rPr>
+        <w:t>115 年 10 月 15 日（四）今日起至 10 月 30 日（五）（含週末自學增量）。</w:t>
       </w:r>
     </w:p>
     <w:p>
@@ -156,32 +182,6 @@
     </w:p>
     <w:p>
       <w:pPr>
-        <w:pStyle w:val="ListBullet"/>
-        <w:spacing w:before="40" w:after="40"/>
-      </w:pPr>
-      <w:r>
-        <w:rPr>
-          <w:rFonts w:ascii="標楷體" w:hAnsi="標楷體" w:eastAsia="標楷體"/>
-          <w:b/>
-          <w:i w:val="0"/>
-          <w:color w:val="1E293B"/>
-          <w:sz w:val="32"/>
-        </w:rPr>
-        <w:t>假日自學增量機制：</w:t>
-      </w:r>
-      <w:r>
-        <w:rPr>
-          <w:rFonts w:ascii="標楷體" w:hAnsi="標楷體" w:eastAsia="標楷體"/>
-          <w:b w:val="0"/>
-          <w:i w:val="0"/>
-          <w:color w:val="334155"/>
-          <w:sz w:val="32"/>
-        </w:rPr>
-        <w:t>遇到週末假日改為居家自學與演說增量（8~10遍計時脫稿），週一晨間抽測檢驗。</w:t>
-      </w:r>
-    </w:p>
-    <w:p>
-      <w:pPr>
         <w:keepNext/>
         <w:spacing w:before="240" w:after="80"/>
       </w:pPr>
@@ -193,35 +193,7 @@
           <w:color w:val="0F2C59"/>
           <w:sz w:val="32"/>
         </w:rPr>
-        <w:t>貳、官方指定題目完整示範講稿（四格骨架起承轉合）</w:t>
-      </w:r>
-    </w:p>
-    <w:p>
-      <w:pPr>
-        <w:keepNext/>
-        <w:spacing w:before="160" w:after="60"/>
-      </w:pPr>
-      <w:r>
-        <w:rPr>
-          <w:rFonts w:ascii="標楷體" w:hAnsi="標楷體" w:eastAsia="標楷體"/>
-          <w:b/>
-          <w:i w:val="0"/>
-          <w:color w:val="1E40AF"/>
-          <w:sz w:val="32"/>
-        </w:rPr>
-        <w:t>【示範講稿一：〈如果同學做了不對的事〉】</w:t>
-      </w:r>
-    </w:p>
-    <w:p>
-      <w:r>
-        <w:rPr>
-          <w:rFonts w:ascii="標楷體" w:hAnsi="標楷體" w:eastAsia="標楷體"/>
-          <w:b w:val="0"/>
-          <w:i w:val="0"/>
-          <w:color w:val="0F172A"/>
-          <w:sz w:val="32"/>
-        </w:rPr>
-        <w:t>【題目一示範講稿】如果同學做了不對的事</w:t>
+        <w:t>貳、官方指定題目完整示範講稿（約 330 字）</w:t>
       </w:r>
     </w:p>
     <w:p>
@@ -287,17 +259,29 @@
     <w:p>
       <w:pPr>
         <w:keepNext/>
-        <w:spacing w:before="160" w:after="60"/>
+        <w:spacing w:before="240" w:after="80"/>
       </w:pPr>
       <w:r>
         <w:rPr>
           <w:rFonts w:ascii="標楷體" w:hAnsi="標楷體" w:eastAsia="標楷體"/>
           <w:b/>
           <w:i w:val="0"/>
-          <w:color w:val="1E40AF"/>
+          <w:color w:val="0F2C59"/>
           <w:sz w:val="32"/>
         </w:rPr>
-        <w:t>【示範講稿二：〈我最喜歡的卡通(動漫)人物〉】</w:t>
+        <w:t>參、全篇聲情標記與肢體演繹指引</w:t>
+      </w:r>
+    </w:p>
+    <w:p>
+      <w:r>
+        <w:rPr>
+          <w:rFonts w:ascii="標楷體" w:hAnsi="標楷體" w:eastAsia="標楷體"/>
+          <w:b/>
+          <w:i w:val="0"/>
+          <w:color w:val="B45309"/>
+          <w:sz w:val="32"/>
+        </w:rPr>
+        <w:t>【起手式：雙手於腹前自然交疊，目光自信微笑掃視全場】</w:t>
       </w:r>
     </w:p>
     <w:p>
@@ -306,10 +290,10 @@
           <w:rFonts w:ascii="標楷體" w:hAnsi="標楷體" w:eastAsia="標楷體"/>
           <w:b w:val="0"/>
           <w:i w:val="0"/>
-          <w:color w:val="0F172A"/>
+          <w:color w:val="1E293B"/>
           <w:sz w:val="32"/>
         </w:rPr>
-        <w:t>【題目二示範講稿】我最喜歡的卡通(動漫)人物</w:t>
+        <w:t>尊敬的評判老師、// 各位同學，// 大家好！// 我是四年丙班第○號選手。//</w:t>
       </w:r>
     </w:p>
     <w:p>
@@ -318,10 +302,22 @@
           <w:rFonts w:ascii="標楷體" w:hAnsi="標楷體" w:eastAsia="標楷體"/>
           <w:b w:val="0"/>
           <w:i w:val="0"/>
-          <w:color w:val="0F172A"/>
+          <w:color w:val="1E293B"/>
           <w:sz w:val="32"/>
         </w:rPr>
-        <w:t>尊敬的評判老師、各位同學，大家好！我是四年丙班第○號選手。今天我所要演說的題目是——〈我最喜歡的卡通(動漫)人物〉。</w:t>
+        <w:t>今天我所要演說的題目是——//〈如果同學做了不對的事〉。//</w:t>
+      </w:r>
+    </w:p>
+    <w:p>
+      <w:r>
+        <w:rPr>
+          <w:rFonts w:ascii="標楷體" w:hAnsi="標楷體" w:eastAsia="標楷體"/>
+          <w:b/>
+          <w:i w:val="0"/>
+          <w:color w:val="B45309"/>
+          <w:sz w:val="32"/>
+        </w:rPr>
+        <w:t>【第一段・起：語氣平穩清亮，名言引出核心思考】</w:t>
       </w:r>
     </w:p>
     <w:p>
@@ -330,10 +326,10 @@
           <w:rFonts w:ascii="標楷體" w:hAnsi="標楷體" w:eastAsia="標楷體"/>
           <w:b w:val="0"/>
           <w:i w:val="0"/>
-          <w:color w:val="0F172A"/>
+          <w:color w:val="1E293B"/>
           <w:sz w:val="32"/>
         </w:rPr>
-        <w:t xml:space="preserve">　　「每個人心裡都有一位英雄，指引我們勇敢向前。」如果有人問我最喜歡哪一個卡通或動漫人物，我會毫不猶豫地回答——「哆啦A夢」！</w:t>
+        <w:t>古人說：「▲人非聖賢，// 孰能無過？」//</w:t>
       </w:r>
     </w:p>
     <w:p>
@@ -342,10 +338,10 @@
           <w:rFonts w:ascii="標楷體" w:hAnsi="標楷體" w:eastAsia="標楷體"/>
           <w:b w:val="0"/>
           <w:i w:val="0"/>
-          <w:color w:val="0F172A"/>
+          <w:color w:val="1E293B"/>
           <w:sz w:val="32"/>
         </w:rPr>
-        <w:t xml:space="preserve">　　很多人喜歡哆啦A夢，是因為他那神奇的百寶袋，想要什麼就有什麼。但真正打動我的，不是竹蜻蜓或任意門，而是他對大雄那份永不放棄的真誠陪伴。每當大雄考零分、遇到挫折哭泣時，哆啦A夢雖然會嚴格叮嚀，但轉過身，總是拿出溫暖的心，陪伴大雄一步步面對困難、重新站起來。</w:t>
+        <w:t>在學校生活中，// 我們天天和同學相處，// 難免會遇到同學做了不對的事。//</w:t>
       </w:r>
     </w:p>
     <w:p>
@@ -354,10 +350,22 @@
           <w:rFonts w:ascii="標楷體" w:hAnsi="標楷體" w:eastAsia="標楷體"/>
           <w:b w:val="0"/>
           <w:i w:val="0"/>
-          <w:color w:val="0F172A"/>
+          <w:color w:val="1E293B"/>
           <w:sz w:val="32"/>
         </w:rPr>
-        <w:t xml:space="preserve">　　在學習的路上，我也曾遇到數學難題解不開、甚至想放棄的時候。每當這時，哆啦A夢常說的那句：「跌倒了沒關係，再站起來就好！」就像一股暖流注入我的心中，讓我重拾勇氣，繼續挑戰。</w:t>
+        <w:t>當那一刻發生時，// 我們▲究竟該怎麼做呢？//【微微側頭，拋出懸念】</w:t>
+      </w:r>
+    </w:p>
+    <w:p>
+      <w:r>
+        <w:rPr>
+          <w:rFonts w:ascii="標楷體" w:hAnsi="標楷體" w:eastAsia="標楷體"/>
+          <w:b/>
+          <w:i w:val="0"/>
+          <w:color w:val="B45309"/>
+          <w:sz w:val="32"/>
+        </w:rPr>
+        <w:t>【第二段・承：語氣生動，呈現衝突情境與內心掙扎】</w:t>
       </w:r>
     </w:p>
     <w:p>
@@ -366,10 +374,250 @@
           <w:rFonts w:ascii="標楷體" w:hAnsi="標楷體" w:eastAsia="標楷體"/>
           <w:b w:val="0"/>
           <w:i w:val="0"/>
-          <w:color w:val="0F172A"/>
+          <w:color w:val="1E293B"/>
           <w:sz w:val="32"/>
         </w:rPr>
-        <w:t xml:space="preserve">　　哆啦A夢讓我明白：我們不需要神奇道具，只要心中擁有善良、勇氣與堅持，我們每個人都能成為生活中的小英雄！我的演說到此結束，謝謝各位評判老師！</w:t>
+        <w:t>記得有一次下課，// 我看見好友為了開玩笑，//</w:t>
+      </w:r>
+    </w:p>
+    <w:p>
+      <w:r>
+        <w:rPr>
+          <w:rFonts w:ascii="標楷體" w:hAnsi="標楷體" w:eastAsia="標楷體"/>
+          <w:b w:val="0"/>
+          <w:i w:val="0"/>
+          <w:color w:val="1E293B"/>
+          <w:sz w:val="32"/>
+        </w:rPr>
+        <w:t>偷偷把同桌的鉛筆盒藏了起來，// 還在一旁捂著嘴偷笑，//</w:t>
+      </w:r>
+    </w:p>
+    <w:p>
+      <w:r>
+        <w:rPr>
+          <w:rFonts w:ascii="標楷體" w:hAnsi="標楷體" w:eastAsia="標楷體"/>
+          <w:b w:val="0"/>
+          <w:i w:val="0"/>
+          <w:color w:val="1E293B"/>
+          <w:sz w:val="32"/>
+        </w:rPr>
+        <w:t>看著對方～急得快哭了。//【右手微指，摹寫現場】</w:t>
+      </w:r>
+    </w:p>
+    <w:p>
+      <w:r>
+        <w:rPr>
+          <w:rFonts w:ascii="標楷體" w:hAnsi="標楷體" w:eastAsia="標楷體"/>
+          <w:b w:val="0"/>
+          <w:i w:val="0"/>
+          <w:color w:val="1E293B"/>
+          <w:sz w:val="32"/>
+        </w:rPr>
+        <w:t>那時我心裡▲很掙扎：//</w:t>
+      </w:r>
+    </w:p>
+    <w:p>
+      <w:r>
+        <w:rPr>
+          <w:rFonts w:ascii="標楷體" w:hAnsi="標楷體" w:eastAsia="標楷體"/>
+          <w:b w:val="0"/>
+          <w:i w:val="0"/>
+          <w:color w:val="1E293B"/>
+          <w:sz w:val="32"/>
+        </w:rPr>
+        <w:t>如果我說出來，// 會不會破壞友誼？//</w:t>
+      </w:r>
+    </w:p>
+    <w:p>
+      <w:r>
+        <w:rPr>
+          <w:rFonts w:ascii="標楷體" w:hAnsi="標楷體" w:eastAsia="標楷體"/>
+          <w:b w:val="0"/>
+          <w:i w:val="0"/>
+          <w:color w:val="1E293B"/>
+          <w:sz w:val="32"/>
+        </w:rPr>
+        <w:t>但如果我不說，// 他就會～一錯再錯！//【雙手微收胸前，展現心理交戰】</w:t>
+      </w:r>
+    </w:p>
+    <w:p>
+      <w:r>
+        <w:rPr>
+          <w:rFonts w:ascii="標楷體" w:hAnsi="標楷體" w:eastAsia="標楷體"/>
+          <w:b/>
+          <w:i w:val="0"/>
+          <w:color w:val="B45309"/>
+          <w:sz w:val="32"/>
+        </w:rPr>
+        <w:t>【第三段・轉：深呼吸，語氣轉為溫柔真誠，展現道德勇氣】</w:t>
+      </w:r>
+    </w:p>
+    <w:p>
+      <w:r>
+        <w:rPr>
+          <w:rFonts w:ascii="標楷體" w:hAnsi="標楷體" w:eastAsia="標楷體"/>
+          <w:b w:val="0"/>
+          <w:i w:val="0"/>
+          <w:color w:val="1E293B"/>
+          <w:sz w:val="32"/>
+        </w:rPr>
+        <w:t>於是我～深吸一口氣，//【挺胸深吸氣】</w:t>
+      </w:r>
+    </w:p>
+    <w:p>
+      <w:r>
+        <w:rPr>
+          <w:rFonts w:ascii="標楷體" w:hAnsi="標楷體" w:eastAsia="標楷體"/>
+          <w:b w:val="0"/>
+          <w:i w:val="0"/>
+          <w:color w:val="1E293B"/>
+          <w:sz w:val="32"/>
+        </w:rPr>
+        <w:t>走上前輕輕拉住他的手，//【雙手真誠向前微伸】</w:t>
+      </w:r>
+    </w:p>
+    <w:p>
+      <w:r>
+        <w:rPr>
+          <w:rFonts w:ascii="標楷體" w:hAnsi="標楷體" w:eastAsia="標楷體"/>
+          <w:b w:val="0"/>
+          <w:i w:val="0"/>
+          <w:color w:val="1E293B"/>
+          <w:sz w:val="32"/>
+        </w:rPr>
+        <w:t>❤真誠地說：//「如果換成▲你的鉛筆盒不見了，// 一定也會很著急吧？// 我們趕快還給他好嗎？」//</w:t>
+      </w:r>
+    </w:p>
+    <w:p>
+      <w:r>
+        <w:rPr>
+          <w:rFonts w:ascii="標楷體" w:hAnsi="標楷體" w:eastAsia="標楷體"/>
+          <w:b w:val="0"/>
+          <w:i w:val="0"/>
+          <w:color w:val="1E293B"/>
+          <w:sz w:val="32"/>
+        </w:rPr>
+        <w:t>朋友愣了一下，// 臉紅了，// 趕緊把文具歸還並道歉。//</w:t>
+      </w:r>
+    </w:p>
+    <w:p>
+      <w:r>
+        <w:rPr>
+          <w:rFonts w:ascii="標楷體" w:hAnsi="標楷體" w:eastAsia="標楷體"/>
+          <w:b w:val="0"/>
+          <w:i w:val="0"/>
+          <w:color w:val="1E293B"/>
+          <w:sz w:val="32"/>
+        </w:rPr>
+        <w:t>那一刻我明白：//</w:t>
+      </w:r>
+    </w:p>
+    <w:p>
+      <w:r>
+        <w:rPr>
+          <w:rFonts w:ascii="標楷體" w:hAnsi="標楷體" w:eastAsia="標楷體"/>
+          <w:b w:val="0"/>
+          <w:i w:val="0"/>
+          <w:color w:val="1E293B"/>
+          <w:sz w:val="32"/>
+        </w:rPr>
+        <w:t>真正的朋友▲不是盲目包庇，//</w:t>
+      </w:r>
+    </w:p>
+    <w:p>
+      <w:r>
+        <w:rPr>
+          <w:rFonts w:ascii="標楷體" w:hAnsi="標楷體" w:eastAsia="標楷體"/>
+          <w:b w:val="0"/>
+          <w:i w:val="0"/>
+          <w:color w:val="1E293B"/>
+          <w:sz w:val="32"/>
+        </w:rPr>
+        <w:t>而是～在關鍵時刻～▲勇敢拉他一把！//【右拳在胸前堅定一握，眼神無比堅毅】</w:t>
+      </w:r>
+    </w:p>
+    <w:p>
+      <w:r>
+        <w:rPr>
+          <w:rFonts w:ascii="標楷體" w:hAnsi="標楷體" w:eastAsia="標楷體"/>
+          <w:b/>
+          <w:i w:val="0"/>
+          <w:color w:val="B45309"/>
+          <w:sz w:val="32"/>
+        </w:rPr>
+        <w:t>【第四段・合：語氣激昂昇華，雙手向外舒展，充滿號召力】</w:t>
+      </w:r>
+    </w:p>
+    <w:p>
+      <w:r>
+        <w:rPr>
+          <w:rFonts w:ascii="標楷體" w:hAnsi="標楷體" w:eastAsia="標楷體"/>
+          <w:b w:val="0"/>
+          <w:i w:val="0"/>
+          <w:color w:val="1E293B"/>
+          <w:sz w:val="32"/>
+        </w:rPr>
+        <w:t>如果同學做了不對的事，//</w:t>
+      </w:r>
+    </w:p>
+    <w:p>
+      <w:r>
+        <w:rPr>
+          <w:rFonts w:ascii="標楷體" w:hAnsi="標楷體" w:eastAsia="標楷體"/>
+          <w:b w:val="0"/>
+          <w:i w:val="0"/>
+          <w:color w:val="1E293B"/>
+          <w:sz w:val="32"/>
+        </w:rPr>
+        <w:t>讓我們用▲善意代替嘲笑，//</w:t>
+      </w:r>
+    </w:p>
+    <w:p>
+      <w:r>
+        <w:rPr>
+          <w:rFonts w:ascii="標楷體" w:hAnsi="標楷體" w:eastAsia="標楷體"/>
+          <w:b w:val="0"/>
+          <w:i w:val="0"/>
+          <w:color w:val="1E293B"/>
+          <w:sz w:val="32"/>
+        </w:rPr>
+        <w:t>用▲溫暖的提醒指引彼此！//【雙手向全場溫柔展抱】</w:t>
+      </w:r>
+    </w:p>
+    <w:p>
+      <w:r>
+        <w:rPr>
+          <w:rFonts w:ascii="標楷體" w:hAnsi="標楷體" w:eastAsia="標楷體"/>
+          <w:b w:val="0"/>
+          <w:i w:val="0"/>
+          <w:color w:val="1E293B"/>
+          <w:sz w:val="32"/>
+        </w:rPr>
+        <w:t>讓我們做彼此生命中的▲良師益友，//</w:t>
+      </w:r>
+    </w:p>
+    <w:p>
+      <w:r>
+        <w:rPr>
+          <w:rFonts w:ascii="標楷體" w:hAnsi="標楷體" w:eastAsia="標楷體"/>
+          <w:b w:val="0"/>
+          <w:i w:val="0"/>
+          <w:color w:val="1E293B"/>
+          <w:sz w:val="32"/>
+        </w:rPr>
+        <w:t>攜手～成為更好的人！//</w:t>
+      </w:r>
+    </w:p>
+    <w:p>
+      <w:r>
+        <w:rPr>
+          <w:rFonts w:ascii="標楷體" w:hAnsi="標楷體" w:eastAsia="標楷體"/>
+          <w:b w:val="0"/>
+          <w:i w:val="0"/>
+          <w:color w:val="1E293B"/>
+          <w:sz w:val="32"/>
+        </w:rPr>
+        <w:t>我的演說到此結束，// 謝謝各位評判老師！//【從容鞠躬，微笑退場】</w:t>
       </w:r>
     </w:p>
     <w:p>
@@ -385,7 +633,7 @@
           <w:color w:val="0F2C59"/>
           <w:sz w:val="32"/>
         </w:rPr>
-        <w:t>參、10/5~10/30 每日集訓與週末自學增量進度評量表</w:t>
+        <w:t>肆、10/15~10/30 每日集訓與週末自學增量進度評量表</w:t>
       </w:r>
     </w:p>
     <w:tbl>
@@ -671,7 +919,7 @@
                 <w:color w:val="1E293B"/>
                 <w:sz w:val="32"/>
               </w:rPr>
-              <w:t>10/05 (一)</w:t>
+              <w:t>10/15 (四)</w:t>
             </w:r>
           </w:p>
         </w:tc>
@@ -729,7 +977,7 @@
                 <w:color w:val="1E293B"/>
                 <w:sz w:val="32"/>
               </w:rPr>
-              <w:t>審題立意：題目二選一確立與核...</w:t>
+              <w:t>【今日啟動】〈如果同學做了不...</w:t>
             </w:r>
           </w:p>
         </w:tc>
@@ -758,7 +1006,7 @@
                 <w:color w:val="1E293B"/>
                 <w:sz w:val="32"/>
               </w:rPr>
-              <w:t>指導審題技巧：實施辦法規定雙題「如果同學做了不對的事」與「我最喜歡的卡通(動漫)人物」（二擇一）。題目一側重同儕友誼、道德勇氣與同理心；題目二側重榜樣激勵、克服挫折與自我成長。協助選手確立選題與核心故事。</w:t>
+              <w:t>指導審題核心：題目為「如果同學做了不對的事」，核心在於「同儕友誼、道德勇氣、同理心與善意規勸」。協助選手確立 330 字講稿四格骨架（起：人非聖賢名言；承：藏鉛筆盒衝突掙扎；轉：拉手真誠規勸；合：昇華良師益友）。</w:t>
             </w:r>
           </w:p>
         </w:tc>
@@ -787,7 +1035,7 @@
                 <w:color w:val="1E293B"/>
                 <w:sz w:val="32"/>
               </w:rPr>
-              <w:t>選題明確，立意積極向上，能列出 1 個生動具體的個人故事素材。</w:t>
+              <w:t>確立全篇 330 字講稿，理解核心思想與故事起承轉合，發音完全正確。</w:t>
             </w:r>
           </w:p>
         </w:tc>
@@ -876,7 +1124,7 @@
                 <w:color w:val="1E293B"/>
                 <w:sz w:val="32"/>
               </w:rPr>
-              <w:t>10/06 (二)</w:t>
+              <w:t>10/16 (五)</w:t>
             </w:r>
           </w:p>
         </w:tc>
@@ -932,7 +1180,7 @@
                 <w:color w:val="1E293B"/>
                 <w:sz w:val="32"/>
               </w:rPr>
-              <w:t>四格骨架第一格【起】：開場抓...</w:t>
+              <w:t>全篇聲情標記（停頓/重音）與...</w:t>
             </w:r>
           </w:p>
         </w:tc>
@@ -960,7 +1208,7 @@
                 <w:color w:val="1E293B"/>
                 <w:sz w:val="32"/>
               </w:rPr>
-              <w:t>指導第一段【起】（約60-70字）：禮貌問好 ＋ 報號報題 ＋ 名言金句破題（如「人非聖賢孰能無過」或「每個人心裡都有一位英雄」）。15 秒內抓住評審注意力。</w:t>
+              <w:t>指導全篇聲情符號標記：換氣點「//」、重音點「▲」、溫柔語調「❤」、心理掙扎慢讀「～」。教導「四格心智圖畫面記憶法」（不背死字，記四大畫面）。</w:t>
             </w:r>
           </w:p>
         </w:tc>
@@ -988,7 +1236,7 @@
                 <w:color w:val="1E293B"/>
                 <w:sz w:val="32"/>
               </w:rPr>
-              <w:t>開場抓耳有力，問候大方得體，題旨鮮明，字數約 60~70 字。</w:t>
+              <w:t>能依照聲情符號精準停頓與換氣，能說出四格心智圖的關鍵場景。</w:t>
             </w:r>
           </w:p>
         </w:tc>
@@ -1049,7 +1297,7 @@
                 <w:color w:val="1E293B"/>
                 <w:sz w:val="32"/>
               </w:rPr>
-              <w:t>Day 03</w:t>
+              <w:t>週末假日一</w:t>
             </w:r>
           </w:p>
         </w:tc>
@@ -1078,7 +1326,7 @@
                 <w:color w:val="1E293B"/>
                 <w:sz w:val="32"/>
               </w:rPr>
-              <w:t>10/07 (三)</w:t>
+              <w:t>10/17 (六) ~ 10/18 (日)</w:t>
             </w:r>
           </w:p>
         </w:tc>
@@ -1107,7 +1355,7 @@
                 <w:color w:val="1E293B"/>
                 <w:sz w:val="32"/>
               </w:rPr>
-              <w:t>在校集訓</w:t>
+              <w:t>假日自學增量</w:t>
             </w:r>
           </w:p>
         </w:tc>
@@ -1136,7 +1384,7 @@
                 <w:color w:val="1E293B"/>
                 <w:sz w:val="32"/>
               </w:rPr>
-              <w:t>四格骨架第二格【承】：情境鋪...</w:t>
+              <w:t>【週末自學增量 A】330 ...</w:t>
             </w:r>
           </w:p>
         </w:tc>
@@ -1165,7 +1413,7 @@
                 <w:color w:val="1E293B"/>
                 <w:sz w:val="32"/>
               </w:rPr>
-              <w:t>指導第二段【承】（約80-90字）：具體生活故事展開。題目一描寫「看見同學藏鉛筆盒，內心該不該說的掙扎」；題目二描寫「哆啦A夢對大雄永不放棄的真情陪伴」。細節要生動！</w:t>
+              <w:t>【週末自學指引】週末背稿增量任務：1. 運用四格心智圖脫稿背誦 8 遍；2. 在長輩面前完整背講 2 次；3. 錄製一次背誦音檔檢視流暢度。</w:t>
             </w:r>
           </w:p>
         </w:tc>
@@ -1194,7 +1442,7 @@
                 <w:color w:val="1E293B"/>
                 <w:sz w:val="32"/>
               </w:rPr>
-              <w:t>故事情節生動真實，細節描寫具體，能呈現心理對比與張力。</w:t>
+              <w:t>【特優】完全脫稿且如講故事般生動；【優等】基本脫稿但稍有停頓；【尚可】仍需看講稿。</w:t>
             </w:r>
           </w:p>
         </w:tc>
@@ -1255,7 +1503,7 @@
                 <w:color w:val="1E293B"/>
                 <w:sz w:val="32"/>
               </w:rPr>
-              <w:t>Day 04</w:t>
+              <w:t>Day 03</w:t>
             </w:r>
           </w:p>
         </w:tc>
@@ -1283,7 +1531,7 @@
                 <w:color w:val="1E293B"/>
                 <w:sz w:val="32"/>
               </w:rPr>
-              <w:t>10/08 (四)</w:t>
+              <w:t>10/19 (一)</w:t>
             </w:r>
           </w:p>
         </w:tc>
@@ -1339,7 +1587,7 @@
                 <w:color w:val="1E293B"/>
                 <w:sz w:val="32"/>
               </w:rPr>
-              <w:t>四格骨架第三格【轉】：勇敢行...</w:t>
+              <w:t>週一脫稿驗收 ＋ 三角掃視眼...</w:t>
             </w:r>
           </w:p>
         </w:tc>
@@ -1367,7 +1615,7 @@
                 <w:color w:val="1E293B"/>
                 <w:sz w:val="32"/>
               </w:rPr>
-              <w:t>指導第三段【轉】（約90-100字）：演說的高潮轉折點。題目一寫「深吸一口氣走上前，溫柔堅定勸阻同學，化解矛盾」；題目二寫「自己在學習遇到挫折時，想起卡通人物那句話重獲勇氣」。</w:t>
+              <w:t>週一晨間脫稿檢核。指導演說眼神技巧：「三角掃視法」（左邊評審 3 秒、中間評審 3 秒、右邊評審 3 秒）。切忌眼神飄忽看天花板或死盯地板。</w:t>
             </w:r>
           </w:p>
         </w:tc>
@@ -1395,7 +1643,7 @@
                 <w:color w:val="1E293B"/>
                 <w:sz w:val="32"/>
               </w:rPr>
-              <w:t>轉折自然深刻，能展現四年級學生的成長與真誠體悟。</w:t>
+              <w:t>眼神堅定大方，能落落大方掃視全場，展現親切真誠的目光交流。</w:t>
             </w:r>
           </w:p>
         </w:tc>
@@ -1456,7 +1704,7 @@
                 <w:color w:val="1E293B"/>
                 <w:sz w:val="32"/>
               </w:rPr>
-              <w:t>Day 05</w:t>
+              <w:t>Day 04</w:t>
             </w:r>
           </w:p>
         </w:tc>
@@ -1485,7 +1733,7 @@
                 <w:color w:val="1E293B"/>
                 <w:sz w:val="32"/>
               </w:rPr>
-              <w:t>10/09 (五)</w:t>
+              <w:t>10/20 (二)</w:t>
             </w:r>
           </w:p>
         </w:tc>
@@ -1543,7 +1791,7 @@
                 <w:color w:val="1E293B"/>
                 <w:sz w:val="32"/>
               </w:rPr>
-              <w:t>四格骨架第四格【合】：名言昇...</w:t>
+              <w:t>聲音表情雕琢：四段語調層次（...</w:t>
             </w:r>
           </w:p>
         </w:tc>
@@ -1572,7 +1820,7 @@
                 <w:color w:val="1E293B"/>
                 <w:sz w:val="32"/>
               </w:rPr>
-              <w:t>指導第四段【合】（約60-70字）：總結昇華 ＋ 呼籲共鳴 ＋ 禮貌致謝。用有力金句收束（如「做彼此生命中的良師益友」或「每個人都能成為生活中的小英雄」）。完成全篇 330 字定稿。</w:t>
+              <w:t>雕琢四段聲音層次：第一段「平常清亮音」、第二段「衝突緊繃音」、第三段「規勸溫柔音（放慢放輕）」、第四段「結尾金句激昂音（充滿力量）」。</w:t>
             </w:r>
           </w:p>
         </w:tc>
@@ -1601,7 +1849,7 @@
                 <w:color w:val="1E293B"/>
                 <w:sz w:val="32"/>
               </w:rPr>
-              <w:t>全篇講稿 320~350 字，結構完整（起承轉合），思想健康積極，合乎演說格式。</w:t>
+              <w:t>聲音抑揚頓挫分明，能透過語調變化傳遞人物心理與情感張力。</w:t>
             </w:r>
           </w:p>
         </w:tc>
@@ -1662,7 +1910,7 @@
                 <w:color w:val="1E293B"/>
                 <w:sz w:val="32"/>
               </w:rPr>
-              <w:t>週末假日一</w:t>
+              <w:t>Day 05</w:t>
             </w:r>
           </w:p>
         </w:tc>
@@ -1690,7 +1938,7 @@
                 <w:color w:val="1E293B"/>
                 <w:sz w:val="32"/>
               </w:rPr>
-              <w:t>10/10 (六) ~ 10/11 (日)</w:t>
+              <w:t>10/21 (三)</w:t>
             </w:r>
           </w:p>
         </w:tc>
@@ -1718,7 +1966,7 @@
                 <w:color w:val="1E293B"/>
                 <w:sz w:val="32"/>
               </w:rPr>
-              <w:t>假日自學增量</w:t>
+              <w:t>在校集訓</w:t>
             </w:r>
           </w:p>
         </w:tc>
@@ -1746,7 +1994,7 @@
                 <w:color w:val="1E293B"/>
                 <w:sz w:val="32"/>
               </w:rPr>
-              <w:t>【假日自主自學與演說增量 A...</w:t>
+              <w:t>黃金三大肢體手勢定位（交疊/...</w:t>
             </w:r>
           </w:p>
         </w:tc>
@@ -1774,7 +2022,7 @@
                 <w:color w:val="1E293B"/>
                 <w:sz w:val="32"/>
               </w:rPr>
-              <w:t>【週末自學指引】週末背稿增量任務：1. 畫出「四格心智圖」（起承轉合四個畫面）；2. 脫稿背誦 8 遍；3. 長輩面前完整背講 2 次。</w:t>
+              <w:t>建立專屬三大手勢：1. 起手式（雙手於腹前自然交疊，沉穩大方）；2. 轉折式（右手微伸真誠拉手，展現行動）；3. 昇華式（雙手由胸前向外舒展合抱全場，傳遞大愛）。切忌手勢碎動與插口袋。</w:t>
             </w:r>
           </w:p>
         </w:tc>
@@ -1802,7 +2050,7 @@
                 <w:color w:val="1E293B"/>
                 <w:sz w:val="32"/>
               </w:rPr>
-              <w:t>【特優】完全脫稿且如講故事般生動；【優等】基本脫稿但稍有停頓；【尚可】仍需偷看講稿。</w:t>
+              <w:t>手勢自然得體，不多不少，與演說內容完美契合，無多餘小動作。</w:t>
             </w:r>
           </w:p>
         </w:tc>
@@ -1892,7 +2140,7 @@
                 <w:color w:val="1E293B"/>
                 <w:sz w:val="32"/>
               </w:rPr>
-              <w:t>10/12 (一)</w:t>
+              <w:t>10/22 (四)</w:t>
             </w:r>
           </w:p>
         </w:tc>
@@ -1950,7 +2198,7 @@
                 <w:color w:val="1E293B"/>
                 <w:sz w:val="32"/>
               </w:rPr>
-              <w:t>破題眼神與「三角掃視法」：評...</w:t>
+              <w:t>上台步態與站姿儀態訓練（沉穩...</w:t>
             </w:r>
           </w:p>
         </w:tc>
@@ -1979,7 +2227,7 @@
                 <w:color w:val="1E293B"/>
                 <w:sz w:val="32"/>
               </w:rPr>
-              <w:t>指導演說眼神技巧：「三角掃視法」（左邊評審 3 秒、中間評審 3 秒、右邊評審 3 秒）。切忌眼神飄忽看天花板或死盯地板。開口第一句目光必須堅定正視正前方！</w:t>
+              <w:t>訓練完整上下台禮儀：1. 聞號沉穩步上講台（昂首挺胸、步履從容）；2. 站定講台正中央，雙腳微開與肩同寬；3. 停頓 2 秒，微笑環視評審；4. 鞠躬 15 度問好；5. 講完致謝鞠躬，從容退場。</w:t>
             </w:r>
           </w:p>
         </w:tc>
@@ -2008,7 +2256,7 @@
                 <w:color w:val="1E293B"/>
                 <w:sz w:val="32"/>
               </w:rPr>
-              <w:t>眼神堅定大方，落落大方掃視全場，有良好的目光交流感。</w:t>
+              <w:t>儀態端莊自信，步伐沉穩，鞠躬得體，站姿挺拔不晃動。</w:t>
             </w:r>
           </w:p>
         </w:tc>
@@ -2097,7 +2345,7 @@
                 <w:color w:val="1E293B"/>
                 <w:sz w:val="32"/>
               </w:rPr>
-              <w:t>10/13 (二)</w:t>
+              <w:t>10/23 (五)</w:t>
             </w:r>
           </w:p>
         </w:tc>
@@ -2153,7 +2401,7 @@
                 <w:color w:val="1E293B"/>
                 <w:sz w:val="32"/>
               </w:rPr>
-              <w:t>聲音表情雕琢：重音、語調起伏...</w:t>
+              <w:t>2 分鐘極限精準配速初探（控...</w:t>
             </w:r>
           </w:p>
         </w:tc>
@@ -2181,7 +2429,7 @@
                 <w:color w:val="1E293B"/>
                 <w:sz w:val="32"/>
               </w:rPr>
-              <w:t>指導聲音抑揚頓挫：疑問句語調上揚、故事緊張處語速略快、道理昇華處語調沉穩有力。在關鍵詞（如「真正的朋友」、「生活中的小英雄」）前稍作半秒停頓（懸念感）。</w:t>
+              <w:t>導入計時器與鈴聲規則：1 分 30 秒（結束前 30 秒）鈴聲一響，指示「講到第四段結尾，準備收尾」；目標在 1 分 45 秒至 1 分 55 秒之間優雅說完致謝！絕不超時聞二響鈴。</w:t>
             </w:r>
           </w:p>
         </w:tc>
@@ -2209,7 +2457,7 @@
                 <w:color w:val="1E293B"/>
                 <w:sz w:val="32"/>
               </w:rPr>
-              <w:t>聲音富有張力與感染力，抑揚頓挫分明，能隨情節牽動人心。</w:t>
+              <w:t>時間精確控制在 1 分 45 秒至 1 分 55 秒之間，聞一響鈴能從容收束。</w:t>
             </w:r>
           </w:p>
         </w:tc>
@@ -2270,7 +2518,7 @@
                 <w:color w:val="1E293B"/>
                 <w:sz w:val="32"/>
               </w:rPr>
-              <w:t>Day 08</w:t>
+              <w:t>週末假日二</w:t>
             </w:r>
           </w:p>
         </w:tc>
@@ -2299,7 +2547,7 @@
                 <w:color w:val="1E293B"/>
                 <w:sz w:val="32"/>
               </w:rPr>
-              <w:t>10/14 (三)</w:t>
+              <w:t>10/24 (六) ~ 10/25 (日)</w:t>
             </w:r>
           </w:p>
         </w:tc>
@@ -2328,7 +2576,7 @@
                 <w:color w:val="1E293B"/>
                 <w:sz w:val="32"/>
               </w:rPr>
-              <w:t>在校集訓</w:t>
+              <w:t>假日自學增量</w:t>
             </w:r>
           </w:p>
         </w:tc>
@@ -2357,7 +2605,7 @@
                 <w:color w:val="1E293B"/>
                 <w:sz w:val="32"/>
               </w:rPr>
-              <w:t>三大黃金肢體手勢：開篇引領、...</w:t>
+              <w:t>【週末自學增量 B】全篇對鏡...</w:t>
             </w:r>
           </w:p>
         </w:tc>
@@ -2386,7 +2634,7 @@
                 <w:color w:val="1E293B"/>
                 <w:sz w:val="32"/>
               </w:rPr>
-              <w:t>指導演說三大手勢：1. 開篇「誠懇引領手」（雙手微張掌心向上胸前微抬）；2. 中段「堅定強調手」（單手握拳或單掌由上而下有力下切）；3. 結尾「抱負昇華手」（雙手緩緩向外上方展開展現願景）。</w:t>
+              <w:t>【週末自學指引】週末高強度增量：1. 完整全篇計時錄影 5 遍；2. 與家人回看錄影，挑出「表情最棒的一刻」與「1 個微小卡頓點」；3. 長輩依評分標準（內容50%、語音40%、儀態10%）給予星等。</w:t>
             </w:r>
           </w:p>
         </w:tc>
@@ -2415,7 +2663,7 @@
                 <w:color w:val="1E293B"/>
                 <w:sz w:val="32"/>
               </w:rPr>
-              <w:t>肢體動作合宜自然，與講稿內容緊密融合，不僵硬、不做作。</w:t>
+              <w:t>【特優】氣場強大，肢體自如，具有極強感染力；【優等】流暢但感染力稍欠；【尚可】仍有小瑕疵。</w:t>
             </w:r>
           </w:p>
         </w:tc>
@@ -2476,7 +2724,7 @@
                 <w:color w:val="1E293B"/>
                 <w:sz w:val="32"/>
               </w:rPr>
-              <w:t>Day 09</w:t>
+              <w:t>Day 08</w:t>
             </w:r>
           </w:p>
         </w:tc>
@@ -2504,7 +2752,7 @@
                 <w:color w:val="1E293B"/>
                 <w:sz w:val="32"/>
               </w:rPr>
-              <w:t>10/15 (四)</w:t>
+              <w:t>10/26 (一)</w:t>
             </w:r>
           </w:p>
         </w:tc>
@@ -2560,7 +2808,7 @@
                 <w:color w:val="1E293B"/>
                 <w:sz w:val="32"/>
               </w:rPr>
-              <w:t>站姿站相與氣場塑造：立如松、...</w:t>
+              <w:t>大講堂全真舞台抗壓模擬（班級...</w:t>
             </w:r>
           </w:p>
         </w:tc>
@@ -2588,7 +2836,7 @@
                 <w:color w:val="1E293B"/>
                 <w:sz w:val="32"/>
               </w:rPr>
-              <w:t>儀態與台風塑造：雙腳與肩同寬、重心均勻、挺胸收腹、下巴微收。講話時身體不搖晃、不抖腿。展現四年級學生的陽光朝氣與自信氣場。</w:t>
+              <w:t>舞台抗壓實戰：帶領選手至大講堂或全班同學面前進行現場演出！感受數十雙眼睛注視的心理壓力。訓練「上台前深呼吸 3 次、上台後把所有人當成好朋友」的強大心理素質。</w:t>
             </w:r>
           </w:p>
         </w:tc>
@@ -2616,7 +2864,7 @@
                 <w:color w:val="1E293B"/>
                 <w:sz w:val="32"/>
               </w:rPr>
-              <w:t>站姿挺拔沉穩，氣質自信昂揚，展現大將之風。</w:t>
+              <w:t>在眾人注視下毫不怯場，聲音洪亮，眼神自信，颱風穩健。</w:t>
             </w:r>
           </w:p>
         </w:tc>
@@ -2677,7 +2925,7 @@
                 <w:color w:val="1E293B"/>
                 <w:sz w:val="32"/>
               </w:rPr>
-              <w:t>Day 10</w:t>
+              <w:t>Day 09</w:t>
             </w:r>
           </w:p>
         </w:tc>
@@ -2706,7 +2954,7 @@
                 <w:color w:val="1E293B"/>
                 <w:sz w:val="32"/>
               </w:rPr>
-              <w:t>10/16 (五)</w:t>
+              <w:t>10/27 (二)</w:t>
             </w:r>
           </w:p>
         </w:tc>
@@ -2764,7 +3012,7 @@
                 <w:color w:val="1E293B"/>
                 <w:sz w:val="32"/>
               </w:rPr>
-              <w:t>全篇脫稿初檢與第 2 週進度...</w:t>
+              <w:t>突發狀況應變訓練（忘詞 3 ...</w:t>
             </w:r>
           </w:p>
         </w:tc>
@@ -2793,7 +3041,7 @@
                 <w:color w:val="1E293B"/>
                 <w:sz w:val="32"/>
               </w:rPr>
-              <w:t>第 2 週總結大驗收：全篇 100% 脫稿演說。檢驗聲音、眼神、手勢的初步融合度。評定等第。</w:t>
+              <w:t>模擬突發狀況：1. 突然忘詞怎麼辦？教導「深呼吸、微笑停頓 2 秒，用過渡句『正因如此……』自然接回第四段」；2. 聲音沙啞破音怎麼辦？不慌張、不清喉嚨，用堅定眼神與微笑帶過。</w:t>
             </w:r>
           </w:p>
         </w:tc>
@@ -2822,7 +3070,7 @@
                 <w:color w:val="1E293B"/>
                 <w:sz w:val="32"/>
               </w:rPr>
-              <w:t>100% 流利脫稿，手勢自然，眼神能注視前方，無大段卡殼忘詞。</w:t>
+              <w:t>具備高超臨場應變力，遇任何突發狀況皆能面不改色、從容完篇。</w:t>
             </w:r>
           </w:p>
         </w:tc>
@@ -2883,7 +3131,7 @@
                 <w:color w:val="1E293B"/>
                 <w:sz w:val="32"/>
               </w:rPr>
-              <w:t>週末假日二</w:t>
+              <w:t>Day 10</w:t>
             </w:r>
           </w:p>
         </w:tc>
@@ -2911,7 +3159,7 @@
                 <w:color w:val="1E293B"/>
                 <w:sz w:val="32"/>
               </w:rPr>
-              <w:t>10/17 (六) ~ 10/18 (日)</w:t>
+              <w:t>10/28 (三)</w:t>
             </w:r>
           </w:p>
         </w:tc>
@@ -2939,7 +3187,7 @@
                 <w:color w:val="1E293B"/>
                 <w:sz w:val="32"/>
               </w:rPr>
-              <w:t>假日自學增量</w:t>
+              <w:t>在校集訓</w:t>
             </w:r>
           </w:p>
         </w:tc>
@@ -2967,7 +3215,7 @@
                 <w:color w:val="1E293B"/>
                 <w:sz w:val="32"/>
               </w:rPr>
-              <w:t>【假日自主自學與演說增量 B...</w:t>
+              <w:t>評審心理學與前 15 秒抓耳...</w:t>
             </w:r>
           </w:p>
         </w:tc>
@@ -2995,7 +3243,7 @@
                 <w:color w:val="1E293B"/>
                 <w:sz w:val="32"/>
               </w:rPr>
-              <w:t>【週末自學指引】週末時間調控增量：1. 碼表計時演練 8 遍，目標嚴格鎖定在 1分45秒 至 1分55秒；2. 模擬 1分30秒 鈴響一聲心理適應；3. 錄製演講影片。</w:t>
+              <w:t>評審評分關鍵在開場前 15 秒！精雕破題：「人非聖賢，孰能無過？」必須字字飽滿、中氣十足、直擊人心。讓評審在第一句就認定「這是一位特優級選手」！</w:t>
             </w:r>
           </w:p>
         </w:tc>
@@ -3023,7 +3271,7 @@
                 <w:color w:val="1E293B"/>
                 <w:sz w:val="32"/>
               </w:rPr>
-              <w:t>【特優】時間 1分45秒~1分52秒，從容自若；【優等】時間合格但語速偶有忽快忽慢；【尚可】少於 1分30秒 或超過 2分鐘。</w:t>
+              <w:t>前 15 秒極具震撼力與吸引力，吐字鏗鏘，氣場充沛。</w:t>
             </w:r>
           </w:p>
         </w:tc>
@@ -3113,7 +3361,7 @@
                 <w:color w:val="1E293B"/>
                 <w:sz w:val="32"/>
               </w:rPr>
-              <w:t>10/19 (一)</w:t>
+              <w:t>10/29 (四)</w:t>
             </w:r>
           </w:p>
         </w:tc>
@@ -3171,7 +3419,7 @@
                 <w:color w:val="1E293B"/>
                 <w:sz w:val="32"/>
               </w:rPr>
-              <w:t>鈴聲抗壓訓練：1分30秒一響...</w:t>
+              <w:t>連續計時 3 回極限精準配速...</w:t>
             </w:r>
           </w:p>
         </w:tc>
@@ -3200,7 +3448,7 @@
                 <w:color w:val="1E293B"/>
                 <w:sz w:val="32"/>
               </w:rPr>
-              <w:t>比賽鈴規與心理抗壓：結束前 30 秒（1分30秒）聞鈴聲一響，代表「準備結束」；2 分鐘整聞鈴聲二響，代表「時間到立即停止」。訓練學生聞一響鈴不慌亂、剛好講到第四段「讓我們……」之技巧。</w:t>
+              <w:t>極限時間控制：選手連續進行 3 次計時演講，目標三次時間全部精確落在 1分48秒至 1分52秒 之間！形成神經肌肉的「生理時鐘肌肉記憶」。</w:t>
             </w:r>
           </w:p>
         </w:tc>
@@ -3229,7 +3477,7 @@
                 <w:color w:val="1E293B"/>
                 <w:sz w:val="32"/>
               </w:rPr>
-              <w:t>聞鈴沉著穩定，能在 1分45秒~1分52秒 之間優雅完篇，絕不超時被扣分。</w:t>
+              <w:t>三次配速誤差小於 3 秒，時間掌握達到專業水準。</w:t>
             </w:r>
           </w:p>
         </w:tc>
@@ -3318,7 +3566,7 @@
                 <w:color w:val="1E293B"/>
                 <w:sz w:val="32"/>
               </w:rPr>
-              <w:t>10/20 (二)</w:t>
+              <w:t>10/30 (五)</w:t>
             </w:r>
           </w:p>
         </w:tc>
@@ -3374,7 +3622,7 @@
                 <w:color w:val="1E293B"/>
                 <w:sz w:val="32"/>
               </w:rPr>
-              <w:t>忘詞應急救援術：四格畫面跳接...</w:t>
+              <w:t>【集訓結訓驗收】出征誓師大演...</w:t>
             </w:r>
           </w:p>
         </w:tc>
@@ -3402,7 +3650,7 @@
                 <w:color w:val="1E293B"/>
                 <w:sz w:val="32"/>
               </w:rPr>
-              <w:t>演說突發狀況救援：如果不小心忘詞，嚴禁呆立沈默超過 3 秒！傳授三大救援句：「正如這件事情給我的啟發……」、「這讓我深深體會到……」、「更重要的是……」，直接跳接下一格畫面，評審完全看不出破綻！</w:t>
+              <w:t>結訓總結算與出征儀式：導師叮嚀競賽當天作息、服裝儀容與心理調節。頒發四年丙班出征幸運筆，全班同學共同為選手鼓掌加油，信心達到最高點！</w:t>
             </w:r>
           </w:p>
         </w:tc>
@@ -3430,7 +3678,7 @@
                 <w:color w:val="1E293B"/>
                 <w:sz w:val="32"/>
               </w:rPr>
-              <w:t>臨場應變力強，處變不驚，能在突發狀況下流暢自救完篇。</w:t>
+              <w:t>心理狀態與技術狀態均達頂峰，具備奪冠選手之強大實力與從容風度。</w:t>
             </w:r>
           </w:p>
         </w:tc>
@@ -3491,7 +3739,7 @@
                 <w:color w:val="1E293B"/>
                 <w:sz w:val="32"/>
               </w:rPr>
-              <w:t>Day 13</w:t>
+              <w:t>週末假日三</w:t>
             </w:r>
           </w:p>
         </w:tc>
@@ -3520,7 +3768,7 @@
                 <w:color w:val="1E293B"/>
                 <w:sz w:val="32"/>
               </w:rPr>
-              <w:t>10/21 (三)</w:t>
+              <w:t>10/31 (六) ~ 11/01 (日)</w:t>
             </w:r>
           </w:p>
         </w:tc>
@@ -3549,7 +3797,7 @@
                 <w:color w:val="1E293B"/>
                 <w:sz w:val="32"/>
               </w:rPr>
-              <w:t>在校集訓</w:t>
+              <w:t>假日自學增量</w:t>
             </w:r>
           </w:p>
         </w:tc>
@@ -3578,7 +3826,7 @@
                 <w:color w:val="1E293B"/>
                 <w:sz w:val="32"/>
               </w:rPr>
-              <w:t>微笑與親和力加分：面部表情的...</w:t>
+              <w:t>【賽前黃金週末自學增量 C】...</w:t>
             </w:r>
           </w:p>
         </w:tc>
@@ -3607,7 +3855,7 @@
                 <w:color w:val="1E293B"/>
                 <w:sz w:val="32"/>
               </w:rPr>
-              <w:t>指導面部表情：演說不僅靠嘴巴，更靠表情！開場微笑問候展現親和力；講到同伴藏鉛筆盒或挫折時眉頭微蹙展現同理心；結尾展望時目光炯炯神采飛揚。</w:t>
+              <w:t>【週末自學指引】比賽倒數階段：切忌大聲喊叫保護嗓音。轉為「意念演練（Mental Rehearsal）」：閉目在腦中完整演練 3 次；輕聲潤讀講稿 2 遍；充足睡眠 9 小時。</w:t>
             </w:r>
           </w:p>
         </w:tc>
@@ -3636,7 +3884,7 @@
                 <w:color w:val="1E293B"/>
                 <w:sz w:val="32"/>
               </w:rPr>
-              <w:t>表情靈動自然，富有親和力與感染力，極富觀眾緣。</w:t>
+              <w:t>【特優】神采奕奕、自信滿滿、做好萬全準備。</w:t>
             </w:r>
           </w:p>
         </w:tc>
@@ -3651,1834 +3899,6 @@
               <w:right w:w="50" w:type="dxa"/>
             </w:tcMar>
             <w:shd w:fill="F8FAFC"/>
-          </w:tcPr>
-          <w:p>
-            <w:pPr>
-              <w:spacing w:before="0" w:after="0"/>
-              <w:jc w:val="left"/>
-            </w:pPr>
-            <w:r>
-              <w:rPr>
-                <w:rFonts w:ascii="標楷體" w:hAnsi="標楷體" w:eastAsia="標楷體"/>
-                <w:b w:val="0"/>
-                <w:i w:val="0"/>
-                <w:color w:val="1E293B"/>
-                <w:sz w:val="32"/>
-              </w:rPr>
-              <w:t>［ ］優</w:t>
-              <w:br/>
-              <w:t>［ ］良</w:t>
-            </w:r>
-          </w:p>
-        </w:tc>
-      </w:tr>
-      <w:tr>
-        <w:tc>
-          <w:tcPr>
-            <w:tcW w:type="dxa" w:w="1152"/>
-            <w:vAlign w:val="center"/>
-            <w:tcMar>
-              <w:top w:w="50" w:type="dxa"/>
-              <w:bottom w:w="50" w:type="dxa"/>
-              <w:left w:w="50" w:type="dxa"/>
-              <w:right w:w="50" w:type="dxa"/>
-            </w:tcMar>
-          </w:tcPr>
-          <w:p>
-            <w:pPr>
-              <w:spacing w:before="0" w:after="0"/>
-              <w:jc w:val="center"/>
-            </w:pPr>
-            <w:r>
-              <w:rPr>
-                <w:rFonts w:ascii="標楷體" w:hAnsi="標楷體" w:eastAsia="標楷體"/>
-                <w:b/>
-                <w:i w:val="0"/>
-                <w:color w:val="1E293B"/>
-                <w:sz w:val="32"/>
-              </w:rPr>
-              <w:t>Day 14</w:t>
-            </w:r>
-          </w:p>
-        </w:tc>
-        <w:tc>
-          <w:tcPr>
-            <w:tcW w:type="dxa" w:w="1224"/>
-            <w:vAlign w:val="center"/>
-            <w:tcMar>
-              <w:top w:w="50" w:type="dxa"/>
-              <w:bottom w:w="50" w:type="dxa"/>
-              <w:left w:w="50" w:type="dxa"/>
-              <w:right w:w="50" w:type="dxa"/>
-            </w:tcMar>
-          </w:tcPr>
-          <w:p>
-            <w:pPr>
-              <w:spacing w:before="0" w:after="0"/>
-              <w:jc w:val="left"/>
-            </w:pPr>
-            <w:r>
-              <w:rPr>
-                <w:rFonts w:ascii="標楷體" w:hAnsi="標楷體" w:eastAsia="標楷體"/>
-                <w:b w:val="0"/>
-                <w:i w:val="0"/>
-                <w:color w:val="1E293B"/>
-                <w:sz w:val="32"/>
-              </w:rPr>
-              <w:t>10/22 (四)</w:t>
-            </w:r>
-          </w:p>
-        </w:tc>
-        <w:tc>
-          <w:tcPr>
-            <w:tcW w:type="dxa" w:w="936"/>
-            <w:vAlign w:val="center"/>
-            <w:tcMar>
-              <w:top w:w="50" w:type="dxa"/>
-              <w:bottom w:w="50" w:type="dxa"/>
-              <w:left w:w="50" w:type="dxa"/>
-              <w:right w:w="50" w:type="dxa"/>
-            </w:tcMar>
-          </w:tcPr>
-          <w:p>
-            <w:pPr>
-              <w:spacing w:before="0" w:after="0"/>
-              <w:jc w:val="left"/>
-            </w:pPr>
-            <w:r>
-              <w:rPr>
-                <w:rFonts w:ascii="標楷體" w:hAnsi="標楷體" w:eastAsia="標楷體"/>
-                <w:b w:val="0"/>
-                <w:i w:val="0"/>
-                <w:color w:val="1E293B"/>
-                <w:sz w:val="32"/>
-              </w:rPr>
-              <w:t>在校集訓</w:t>
-            </w:r>
-          </w:p>
-        </w:tc>
-        <w:tc>
-          <w:tcPr>
-            <w:tcW w:type="dxa" w:w="1872"/>
-            <w:vAlign w:val="center"/>
-            <w:tcMar>
-              <w:top w:w="50" w:type="dxa"/>
-              <w:bottom w:w="50" w:type="dxa"/>
-              <w:left w:w="50" w:type="dxa"/>
-              <w:right w:w="50" w:type="dxa"/>
-            </w:tcMar>
-          </w:tcPr>
-          <w:p>
-            <w:pPr>
-              <w:spacing w:before="0" w:after="0"/>
-              <w:jc w:val="left"/>
-            </w:pPr>
-            <w:r>
-              <w:rPr>
-                <w:rFonts w:ascii="標楷體" w:hAnsi="標楷體" w:eastAsia="標楷體"/>
-                <w:b w:val="0"/>
-                <w:i w:val="0"/>
-                <w:color w:val="1E293B"/>
-                <w:sz w:val="32"/>
-              </w:rPr>
-              <w:t>上下台走步與全套競賽禮儀實測...</w:t>
-            </w:r>
-          </w:p>
-        </w:tc>
-        <w:tc>
-          <w:tcPr>
-            <w:tcW w:type="dxa" w:w="3168"/>
-            <w:vAlign w:val="center"/>
-            <w:tcMar>
-              <w:top w:w="50" w:type="dxa"/>
-              <w:bottom w:w="50" w:type="dxa"/>
-              <w:left w:w="50" w:type="dxa"/>
-              <w:right w:w="50" w:type="dxa"/>
-            </w:tcMar>
-          </w:tcPr>
-          <w:p>
-            <w:pPr>
-              <w:spacing w:before="0" w:after="0"/>
-              <w:jc w:val="left"/>
-            </w:pPr>
-            <w:r>
-              <w:rPr>
-                <w:rFonts w:ascii="標楷體" w:hAnsi="標楷體" w:eastAsia="標楷體"/>
-                <w:b w:val="0"/>
-                <w:i w:val="0"/>
-                <w:color w:val="1E293B"/>
-                <w:sz w:val="32"/>
-              </w:rPr>
-              <w:t>完整上台禮儀規範：叫號「第○號請上台」→ 大步從容登台 → 站定講台正中央 → 眼神環視全場 → 鞠躬 30 度問好 → 報號報題 → 演說完畢立正鞠躬致謝 → 步伐穩健下台。</w:t>
-            </w:r>
-          </w:p>
-        </w:tc>
-        <w:tc>
-          <w:tcPr>
-            <w:tcW w:type="dxa" w:w="2160"/>
-            <w:vAlign w:val="center"/>
-            <w:tcMar>
-              <w:top w:w="50" w:type="dxa"/>
-              <w:bottom w:w="50" w:type="dxa"/>
-              <w:left w:w="50" w:type="dxa"/>
-              <w:right w:w="50" w:type="dxa"/>
-            </w:tcMar>
-          </w:tcPr>
-          <w:p>
-            <w:pPr>
-              <w:spacing w:before="0" w:after="0"/>
-              <w:jc w:val="left"/>
-            </w:pPr>
-            <w:r>
-              <w:rPr>
-                <w:rFonts w:ascii="標楷體" w:hAnsi="標楷體" w:eastAsia="標楷體"/>
-                <w:b w:val="0"/>
-                <w:i w:val="0"/>
-                <w:color w:val="1E293B"/>
-                <w:sz w:val="32"/>
-              </w:rPr>
-              <w:t>上下台儀態落落大方，步態穩健沉著，禮貌周全無瑕疵。</w:t>
-            </w:r>
-          </w:p>
-        </w:tc>
-        <w:tc>
-          <w:tcPr>
-            <w:tcW w:type="dxa" w:w="1008"/>
-            <w:vAlign w:val="center"/>
-            <w:tcMar>
-              <w:top w:w="50" w:type="dxa"/>
-              <w:bottom w:w="50" w:type="dxa"/>
-              <w:left w:w="50" w:type="dxa"/>
-              <w:right w:w="50" w:type="dxa"/>
-            </w:tcMar>
-          </w:tcPr>
-          <w:p>
-            <w:pPr>
-              <w:spacing w:before="0" w:after="0"/>
-              <w:jc w:val="left"/>
-            </w:pPr>
-            <w:r>
-              <w:rPr>
-                <w:rFonts w:ascii="標楷體" w:hAnsi="標楷體" w:eastAsia="標楷體"/>
-                <w:b w:val="0"/>
-                <w:i w:val="0"/>
-                <w:color w:val="1E293B"/>
-                <w:sz w:val="32"/>
-              </w:rPr>
-              <w:t>［ ］優</w:t>
-              <w:br/>
-              <w:t>［ ］良</w:t>
-            </w:r>
-          </w:p>
-        </w:tc>
-      </w:tr>
-      <w:tr>
-        <w:tc>
-          <w:tcPr>
-            <w:tcW w:type="dxa" w:w="1152"/>
-            <w:vAlign w:val="center"/>
-            <w:tcMar>
-              <w:top w:w="50" w:type="dxa"/>
-              <w:bottom w:w="50" w:type="dxa"/>
-              <w:left w:w="50" w:type="dxa"/>
-              <w:right w:w="50" w:type="dxa"/>
-            </w:tcMar>
-            <w:shd w:fill="F8FAFC"/>
-          </w:tcPr>
-          <w:p>
-            <w:pPr>
-              <w:spacing w:before="0" w:after="0"/>
-              <w:jc w:val="center"/>
-            </w:pPr>
-            <w:r>
-              <w:rPr>
-                <w:rFonts w:ascii="標楷體" w:hAnsi="標楷體" w:eastAsia="標楷體"/>
-                <w:b/>
-                <w:i w:val="0"/>
-                <w:color w:val="1E293B"/>
-                <w:sz w:val="32"/>
-              </w:rPr>
-              <w:t>Day 15</w:t>
-            </w:r>
-          </w:p>
-        </w:tc>
-        <w:tc>
-          <w:tcPr>
-            <w:tcW w:type="dxa" w:w="1224"/>
-            <w:vAlign w:val="center"/>
-            <w:tcMar>
-              <w:top w:w="50" w:type="dxa"/>
-              <w:bottom w:w="50" w:type="dxa"/>
-              <w:left w:w="50" w:type="dxa"/>
-              <w:right w:w="50" w:type="dxa"/>
-            </w:tcMar>
-            <w:shd w:fill="F8FAFC"/>
-          </w:tcPr>
-          <w:p>
-            <w:pPr>
-              <w:spacing w:before="0" w:after="0"/>
-              <w:jc w:val="left"/>
-            </w:pPr>
-            <w:r>
-              <w:rPr>
-                <w:rFonts w:ascii="標楷體" w:hAnsi="標楷體" w:eastAsia="標楷體"/>
-                <w:b w:val="0"/>
-                <w:i w:val="0"/>
-                <w:color w:val="1E293B"/>
-                <w:sz w:val="32"/>
-              </w:rPr>
-              <w:t>10/23 (五)</w:t>
-            </w:r>
-          </w:p>
-        </w:tc>
-        <w:tc>
-          <w:tcPr>
-            <w:tcW w:type="dxa" w:w="936"/>
-            <w:vAlign w:val="center"/>
-            <w:tcMar>
-              <w:top w:w="50" w:type="dxa"/>
-              <w:bottom w:w="50" w:type="dxa"/>
-              <w:left w:w="50" w:type="dxa"/>
-              <w:right w:w="50" w:type="dxa"/>
-            </w:tcMar>
-            <w:shd w:fill="F8FAFC"/>
-          </w:tcPr>
-          <w:p>
-            <w:pPr>
-              <w:spacing w:before="0" w:after="0"/>
-              <w:jc w:val="left"/>
-            </w:pPr>
-            <w:r>
-              <w:rPr>
-                <w:rFonts w:ascii="標楷體" w:hAnsi="標楷體" w:eastAsia="標楷體"/>
-                <w:b w:val="0"/>
-                <w:i w:val="0"/>
-                <w:color w:val="1E293B"/>
-                <w:sz w:val="32"/>
-              </w:rPr>
-              <w:t>在校集訓</w:t>
-            </w:r>
-          </w:p>
-        </w:tc>
-        <w:tc>
-          <w:tcPr>
-            <w:tcW w:type="dxa" w:w="1872"/>
-            <w:vAlign w:val="center"/>
-            <w:tcMar>
-              <w:top w:w="50" w:type="dxa"/>
-              <w:bottom w:w="50" w:type="dxa"/>
-              <w:left w:w="50" w:type="dxa"/>
-              <w:right w:w="50" w:type="dxa"/>
-            </w:tcMar>
-            <w:shd w:fill="F8FAFC"/>
-          </w:tcPr>
-          <w:p>
-            <w:pPr>
-              <w:spacing w:before="0" w:after="0"/>
-              <w:jc w:val="left"/>
-            </w:pPr>
-            <w:r>
-              <w:rPr>
-                <w:rFonts w:ascii="標楷體" w:hAnsi="標楷體" w:eastAsia="標楷體"/>
-                <w:b w:val="0"/>
-                <w:i w:val="0"/>
-                <w:color w:val="1E293B"/>
-                <w:sz w:val="32"/>
-              </w:rPr>
-              <w:t>全真綜合大模擬與第 3 週總...</w:t>
-            </w:r>
-          </w:p>
-        </w:tc>
-        <w:tc>
-          <w:tcPr>
-            <w:tcW w:type="dxa" w:w="3168"/>
-            <w:vAlign w:val="center"/>
-            <w:tcMar>
-              <w:top w:w="50" w:type="dxa"/>
-              <w:bottom w:w="50" w:type="dxa"/>
-              <w:left w:w="50" w:type="dxa"/>
-              <w:right w:w="50" w:type="dxa"/>
-            </w:tcMar>
-            <w:shd w:fill="F8FAFC"/>
-          </w:tcPr>
-          <w:p>
-            <w:pPr>
-              <w:spacing w:before="0" w:after="0"/>
-              <w:jc w:val="left"/>
-            </w:pPr>
-            <w:r>
-              <w:rPr>
-                <w:rFonts w:ascii="標楷體" w:hAnsi="標楷體" w:eastAsia="標楷體"/>
-                <w:b w:val="0"/>
-                <w:i w:val="0"/>
-                <w:color w:val="1E293B"/>
-                <w:sz w:val="32"/>
-              </w:rPr>
-              <w:t>第 3 週全真模擬競賽：完全按照正式比賽規格進行！報號、登台、計時按鈴、評審評分。嚴格評定特優、優等、尚可三個等第，頒發精進重點表。</w:t>
-            </w:r>
-          </w:p>
-        </w:tc>
-        <w:tc>
-          <w:tcPr>
-            <w:tcW w:type="dxa" w:w="2160"/>
-            <w:vAlign w:val="center"/>
-            <w:tcMar>
-              <w:top w:w="50" w:type="dxa"/>
-              <w:bottom w:w="50" w:type="dxa"/>
-              <w:left w:w="50" w:type="dxa"/>
-              <w:right w:w="50" w:type="dxa"/>
-            </w:tcMar>
-            <w:shd w:fill="F8FAFC"/>
-          </w:tcPr>
-          <w:p>
-            <w:pPr>
-              <w:spacing w:before="0" w:after="0"/>
-              <w:jc w:val="left"/>
-            </w:pPr>
-            <w:r>
-              <w:rPr>
-                <w:rFonts w:ascii="標楷體" w:hAnsi="標楷體" w:eastAsia="標楷體"/>
-                <w:b w:val="0"/>
-                <w:i w:val="0"/>
-                <w:color w:val="1E293B"/>
-                <w:sz w:val="32"/>
-              </w:rPr>
-              <w:t>具備校內競賽奪冠選手實力：時間精準（1分48秒）、颱風穩健、聲情動人。</w:t>
-            </w:r>
-          </w:p>
-        </w:tc>
-        <w:tc>
-          <w:tcPr>
-            <w:tcW w:type="dxa" w:w="1008"/>
-            <w:vAlign w:val="center"/>
-            <w:tcMar>
-              <w:top w:w="50" w:type="dxa"/>
-              <w:bottom w:w="50" w:type="dxa"/>
-              <w:left w:w="50" w:type="dxa"/>
-              <w:right w:w="50" w:type="dxa"/>
-            </w:tcMar>
-            <w:shd w:fill="F8FAFC"/>
-          </w:tcPr>
-          <w:p>
-            <w:pPr>
-              <w:spacing w:before="0" w:after="0"/>
-              <w:jc w:val="left"/>
-            </w:pPr>
-            <w:r>
-              <w:rPr>
-                <w:rFonts w:ascii="標楷體" w:hAnsi="標楷體" w:eastAsia="標楷體"/>
-                <w:b w:val="0"/>
-                <w:i w:val="0"/>
-                <w:color w:val="1E293B"/>
-                <w:sz w:val="32"/>
-              </w:rPr>
-              <w:t>［ ］優</w:t>
-              <w:br/>
-              <w:t>［ ］良</w:t>
-            </w:r>
-          </w:p>
-        </w:tc>
-      </w:tr>
-      <w:tr>
-        <w:tc>
-          <w:tcPr>
-            <w:tcW w:type="dxa" w:w="1152"/>
-            <w:vAlign w:val="center"/>
-            <w:tcMar>
-              <w:top w:w="50" w:type="dxa"/>
-              <w:bottom w:w="50" w:type="dxa"/>
-              <w:left w:w="50" w:type="dxa"/>
-              <w:right w:w="50" w:type="dxa"/>
-            </w:tcMar>
-          </w:tcPr>
-          <w:p>
-            <w:pPr>
-              <w:spacing w:before="0" w:after="0"/>
-              <w:jc w:val="center"/>
-            </w:pPr>
-            <w:r>
-              <w:rPr>
-                <w:rFonts w:ascii="標楷體" w:hAnsi="標楷體" w:eastAsia="標楷體"/>
-                <w:b/>
-                <w:i w:val="0"/>
-                <w:color w:val="1E293B"/>
-                <w:sz w:val="32"/>
-              </w:rPr>
-              <w:t>週末假日三</w:t>
-            </w:r>
-          </w:p>
-        </w:tc>
-        <w:tc>
-          <w:tcPr>
-            <w:tcW w:type="dxa" w:w="1224"/>
-            <w:vAlign w:val="center"/>
-            <w:tcMar>
-              <w:top w:w="50" w:type="dxa"/>
-              <w:bottom w:w="50" w:type="dxa"/>
-              <w:left w:w="50" w:type="dxa"/>
-              <w:right w:w="50" w:type="dxa"/>
-            </w:tcMar>
-          </w:tcPr>
-          <w:p>
-            <w:pPr>
-              <w:spacing w:before="0" w:after="0"/>
-              <w:jc w:val="left"/>
-            </w:pPr>
-            <w:r>
-              <w:rPr>
-                <w:rFonts w:ascii="標楷體" w:hAnsi="標楷體" w:eastAsia="標楷體"/>
-                <w:b w:val="0"/>
-                <w:i w:val="0"/>
-                <w:color w:val="1E293B"/>
-                <w:sz w:val="32"/>
-              </w:rPr>
-              <w:t>10/24 (六) ~ 10/25 (日)</w:t>
-            </w:r>
-          </w:p>
-        </w:tc>
-        <w:tc>
-          <w:tcPr>
-            <w:tcW w:type="dxa" w:w="936"/>
-            <w:vAlign w:val="center"/>
-            <w:tcMar>
-              <w:top w:w="50" w:type="dxa"/>
-              <w:bottom w:w="50" w:type="dxa"/>
-              <w:left w:w="50" w:type="dxa"/>
-              <w:right w:w="50" w:type="dxa"/>
-            </w:tcMar>
-          </w:tcPr>
-          <w:p>
-            <w:pPr>
-              <w:spacing w:before="0" w:after="0"/>
-              <w:jc w:val="left"/>
-            </w:pPr>
-            <w:r>
-              <w:rPr>
-                <w:rFonts w:ascii="標楷體" w:hAnsi="標楷體" w:eastAsia="標楷體"/>
-                <w:b w:val="0"/>
-                <w:i w:val="0"/>
-                <w:color w:val="1E293B"/>
-                <w:sz w:val="32"/>
-              </w:rPr>
-              <w:t>假日自學增量</w:t>
-            </w:r>
-          </w:p>
-        </w:tc>
-        <w:tc>
-          <w:tcPr>
-            <w:tcW w:type="dxa" w:w="1872"/>
-            <w:vAlign w:val="center"/>
-            <w:tcMar>
-              <w:top w:w="50" w:type="dxa"/>
-              <w:bottom w:w="50" w:type="dxa"/>
-              <w:left w:w="50" w:type="dxa"/>
-              <w:right w:w="50" w:type="dxa"/>
-            </w:tcMar>
-          </w:tcPr>
-          <w:p>
-            <w:pPr>
-              <w:spacing w:before="0" w:after="0"/>
-              <w:jc w:val="left"/>
-            </w:pPr>
-            <w:r>
-              <w:rPr>
-                <w:rFonts w:ascii="標楷體" w:hAnsi="標楷體" w:eastAsia="標楷體"/>
-                <w:b w:val="0"/>
-                <w:i w:val="0"/>
-                <w:color w:val="1E293B"/>
-                <w:sz w:val="32"/>
-              </w:rPr>
-              <w:t>【假日自主自學與演說增量 C...</w:t>
-            </w:r>
-          </w:p>
-        </w:tc>
-        <w:tc>
-          <w:tcPr>
-            <w:tcW w:type="dxa" w:w="3168"/>
-            <w:vAlign w:val="center"/>
-            <w:tcMar>
-              <w:top w:w="50" w:type="dxa"/>
-              <w:bottom w:w="50" w:type="dxa"/>
-              <w:left w:w="50" w:type="dxa"/>
-              <w:right w:w="50" w:type="dxa"/>
-            </w:tcMar>
-          </w:tcPr>
-          <w:p>
-            <w:pPr>
-              <w:spacing w:before="0" w:after="0"/>
-              <w:jc w:val="left"/>
-            </w:pPr>
-            <w:r>
-              <w:rPr>
-                <w:rFonts w:ascii="標楷體" w:hAnsi="標楷體" w:eastAsia="標楷體"/>
-                <w:b w:val="0"/>
-                <w:i w:val="0"/>
-                <w:color w:val="1E293B"/>
-                <w:sz w:val="32"/>
-              </w:rPr>
-              <w:t>【週末自學指引】週末高強度增量：1. 完整全篇計時演練 10 遍；2. 召開「家庭演說成果發表會」，邀請全家老小擔任評審打分；3. 錄製高清演講影片回放。</w:t>
-            </w:r>
-          </w:p>
-        </w:tc>
-        <w:tc>
-          <w:tcPr>
-            <w:tcW w:type="dxa" w:w="2160"/>
-            <w:vAlign w:val="center"/>
-            <w:tcMar>
-              <w:top w:w="50" w:type="dxa"/>
-              <w:bottom w:w="50" w:type="dxa"/>
-              <w:left w:w="50" w:type="dxa"/>
-              <w:right w:w="50" w:type="dxa"/>
-            </w:tcMar>
-          </w:tcPr>
-          <w:p>
-            <w:pPr>
-              <w:spacing w:before="0" w:after="0"/>
-              <w:jc w:val="left"/>
-            </w:pPr>
-            <w:r>
-              <w:rPr>
-                <w:rFonts w:ascii="標楷體" w:hAnsi="標楷體" w:eastAsia="標楷體"/>
-                <w:b w:val="0"/>
-                <w:i w:val="0"/>
-                <w:color w:val="1E293B"/>
-                <w:sz w:val="32"/>
-              </w:rPr>
-              <w:t>【特優】氣場強大，肢體自如，具有極強感染力；【優等】流暢但感染力稍欠；【尚可】仍有小瑕疵。</w:t>
-            </w:r>
-          </w:p>
-        </w:tc>
-        <w:tc>
-          <w:tcPr>
-            <w:tcW w:type="dxa" w:w="1008"/>
-            <w:vAlign w:val="center"/>
-            <w:tcMar>
-              <w:top w:w="50" w:type="dxa"/>
-              <w:bottom w:w="50" w:type="dxa"/>
-              <w:left w:w="50" w:type="dxa"/>
-              <w:right w:w="50" w:type="dxa"/>
-            </w:tcMar>
-          </w:tcPr>
-          <w:p>
-            <w:pPr>
-              <w:spacing w:before="0" w:after="0"/>
-              <w:jc w:val="left"/>
-            </w:pPr>
-            <w:r>
-              <w:rPr>
-                <w:rFonts w:ascii="標楷體" w:hAnsi="標楷體" w:eastAsia="標楷體"/>
-                <w:b w:val="0"/>
-                <w:i w:val="0"/>
-                <w:color w:val="1E293B"/>
-                <w:sz w:val="32"/>
-              </w:rPr>
-              <w:t>［ ］優</w:t>
-              <w:br/>
-              <w:t>［ ］良</w:t>
-            </w:r>
-          </w:p>
-        </w:tc>
-      </w:tr>
-      <w:tr>
-        <w:tc>
-          <w:tcPr>
-            <w:tcW w:type="dxa" w:w="1152"/>
-            <w:vAlign w:val="center"/>
-            <w:tcMar>
-              <w:top w:w="50" w:type="dxa"/>
-              <w:bottom w:w="50" w:type="dxa"/>
-              <w:left w:w="50" w:type="dxa"/>
-              <w:right w:w="50" w:type="dxa"/>
-            </w:tcMar>
-            <w:shd w:fill="F8FAFC"/>
-          </w:tcPr>
-          <w:p>
-            <w:pPr>
-              <w:spacing w:before="0" w:after="0"/>
-              <w:jc w:val="center"/>
-            </w:pPr>
-            <w:r>
-              <w:rPr>
-                <w:rFonts w:ascii="標楷體" w:hAnsi="標楷體" w:eastAsia="標楷體"/>
-                <w:b/>
-                <w:i w:val="0"/>
-                <w:color w:val="1E293B"/>
-                <w:sz w:val="32"/>
-              </w:rPr>
-              <w:t>Day 16</w:t>
-            </w:r>
-          </w:p>
-        </w:tc>
-        <w:tc>
-          <w:tcPr>
-            <w:tcW w:type="dxa" w:w="1224"/>
-            <w:vAlign w:val="center"/>
-            <w:tcMar>
-              <w:top w:w="50" w:type="dxa"/>
-              <w:bottom w:w="50" w:type="dxa"/>
-              <w:left w:w="50" w:type="dxa"/>
-              <w:right w:w="50" w:type="dxa"/>
-            </w:tcMar>
-            <w:shd w:fill="F8FAFC"/>
-          </w:tcPr>
-          <w:p>
-            <w:pPr>
-              <w:spacing w:before="0" w:after="0"/>
-              <w:jc w:val="left"/>
-            </w:pPr>
-            <w:r>
-              <w:rPr>
-                <w:rFonts w:ascii="標楷體" w:hAnsi="標楷體" w:eastAsia="標楷體"/>
-                <w:b w:val="0"/>
-                <w:i w:val="0"/>
-                <w:color w:val="1E293B"/>
-                <w:sz w:val="32"/>
-              </w:rPr>
-              <w:t>10/26 (一)</w:t>
-            </w:r>
-          </w:p>
-        </w:tc>
-        <w:tc>
-          <w:tcPr>
-            <w:tcW w:type="dxa" w:w="936"/>
-            <w:vAlign w:val="center"/>
-            <w:tcMar>
-              <w:top w:w="50" w:type="dxa"/>
-              <w:bottom w:w="50" w:type="dxa"/>
-              <w:left w:w="50" w:type="dxa"/>
-              <w:right w:w="50" w:type="dxa"/>
-            </w:tcMar>
-            <w:shd w:fill="F8FAFC"/>
-          </w:tcPr>
-          <w:p>
-            <w:pPr>
-              <w:spacing w:before="0" w:after="0"/>
-              <w:jc w:val="left"/>
-            </w:pPr>
-            <w:r>
-              <w:rPr>
-                <w:rFonts w:ascii="標楷體" w:hAnsi="標楷體" w:eastAsia="標楷體"/>
-                <w:b w:val="0"/>
-                <w:i w:val="0"/>
-                <w:color w:val="1E293B"/>
-                <w:sz w:val="32"/>
-              </w:rPr>
-              <w:t>在校集訓</w:t>
-            </w:r>
-          </w:p>
-        </w:tc>
-        <w:tc>
-          <w:tcPr>
-            <w:tcW w:type="dxa" w:w="1872"/>
-            <w:vAlign w:val="center"/>
-            <w:tcMar>
-              <w:top w:w="50" w:type="dxa"/>
-              <w:bottom w:w="50" w:type="dxa"/>
-              <w:left w:w="50" w:type="dxa"/>
-              <w:right w:w="50" w:type="dxa"/>
-            </w:tcMar>
-            <w:shd w:fill="F8FAFC"/>
-          </w:tcPr>
-          <w:p>
-            <w:pPr>
-              <w:spacing w:before="0" w:after="0"/>
-              <w:jc w:val="left"/>
-            </w:pPr>
-            <w:r>
-              <w:rPr>
-                <w:rFonts w:ascii="標楷體" w:hAnsi="標楷體" w:eastAsia="標楷體"/>
-                <w:b w:val="0"/>
-                <w:i w:val="0"/>
-                <w:color w:val="1E293B"/>
-                <w:sz w:val="32"/>
-              </w:rPr>
-              <w:t>語音與吐字精雕：聲調飽滿、發...</w:t>
-            </w:r>
-          </w:p>
-        </w:tc>
-        <w:tc>
-          <w:tcPr>
-            <w:tcW w:type="dxa" w:w="3168"/>
-            <w:vAlign w:val="center"/>
-            <w:tcMar>
-              <w:top w:w="50" w:type="dxa"/>
-              <w:bottom w:w="50" w:type="dxa"/>
-              <w:left w:w="50" w:type="dxa"/>
-              <w:right w:w="50" w:type="dxa"/>
-            </w:tcMar>
-            <w:shd w:fill="F8FAFC"/>
-          </w:tcPr>
-          <w:p>
-            <w:pPr>
-              <w:spacing w:before="0" w:after="0"/>
-              <w:jc w:val="left"/>
-            </w:pPr>
-            <w:r>
-              <w:rPr>
-                <w:rFonts w:ascii="標楷體" w:hAnsi="標楷體" w:eastAsia="標楷體"/>
-                <w:b w:val="0"/>
-                <w:i w:val="0"/>
-                <w:color w:val="1E293B"/>
-                <w:sz w:val="32"/>
-              </w:rPr>
-              <w:t>語音細節最後打磨：檢查講稿中所有容易含糊的字音（如「聖賢」、「同桌」、「包庇」、「英雄」、「百寶袋」）。要求字正腔圓、唇齒有力、字字送入評審耳中。</w:t>
-            </w:r>
-          </w:p>
-        </w:tc>
-        <w:tc>
-          <w:tcPr>
-            <w:tcW w:type="dxa" w:w="2160"/>
-            <w:vAlign w:val="center"/>
-            <w:tcMar>
-              <w:top w:w="50" w:type="dxa"/>
-              <w:bottom w:w="50" w:type="dxa"/>
-              <w:left w:w="50" w:type="dxa"/>
-              <w:right w:w="50" w:type="dxa"/>
-            </w:tcMar>
-            <w:shd w:fill="F8FAFC"/>
-          </w:tcPr>
-          <w:p>
-            <w:pPr>
-              <w:spacing w:before="0" w:after="0"/>
-              <w:jc w:val="left"/>
-            </w:pPr>
-            <w:r>
-              <w:rPr>
-                <w:rFonts w:ascii="標楷體" w:hAnsi="標楷體" w:eastAsia="標楷體"/>
-                <w:b w:val="0"/>
-                <w:i w:val="0"/>
-                <w:color w:val="1E293B"/>
-                <w:sz w:val="32"/>
-              </w:rPr>
-              <w:t>吐字清晰飽滿，發音無瑕疵，聲音清亮有穿透力。</w:t>
-            </w:r>
-          </w:p>
-        </w:tc>
-        <w:tc>
-          <w:tcPr>
-            <w:tcW w:type="dxa" w:w="1008"/>
-            <w:vAlign w:val="center"/>
-            <w:tcMar>
-              <w:top w:w="50" w:type="dxa"/>
-              <w:bottom w:w="50" w:type="dxa"/>
-              <w:left w:w="50" w:type="dxa"/>
-              <w:right w:w="50" w:type="dxa"/>
-            </w:tcMar>
-            <w:shd w:fill="F8FAFC"/>
-          </w:tcPr>
-          <w:p>
-            <w:pPr>
-              <w:spacing w:before="0" w:after="0"/>
-              <w:jc w:val="left"/>
-            </w:pPr>
-            <w:r>
-              <w:rPr>
-                <w:rFonts w:ascii="標楷體" w:hAnsi="標楷體" w:eastAsia="標楷體"/>
-                <w:b w:val="0"/>
-                <w:i w:val="0"/>
-                <w:color w:val="1E293B"/>
-                <w:sz w:val="32"/>
-              </w:rPr>
-              <w:t>［ ］優</w:t>
-              <w:br/>
-              <w:t>［ ］良</w:t>
-            </w:r>
-          </w:p>
-        </w:tc>
-      </w:tr>
-      <w:tr>
-        <w:tc>
-          <w:tcPr>
-            <w:tcW w:type="dxa" w:w="1152"/>
-            <w:vAlign w:val="center"/>
-            <w:tcMar>
-              <w:top w:w="50" w:type="dxa"/>
-              <w:bottom w:w="50" w:type="dxa"/>
-              <w:left w:w="50" w:type="dxa"/>
-              <w:right w:w="50" w:type="dxa"/>
-            </w:tcMar>
-          </w:tcPr>
-          <w:p>
-            <w:pPr>
-              <w:spacing w:before="0" w:after="0"/>
-              <w:jc w:val="center"/>
-            </w:pPr>
-            <w:r>
-              <w:rPr>
-                <w:rFonts w:ascii="標楷體" w:hAnsi="標楷體" w:eastAsia="標楷體"/>
-                <w:b/>
-                <w:i w:val="0"/>
-                <w:color w:val="1E293B"/>
-                <w:sz w:val="32"/>
-              </w:rPr>
-              <w:t>Day 17</w:t>
-            </w:r>
-          </w:p>
-        </w:tc>
-        <w:tc>
-          <w:tcPr>
-            <w:tcW w:type="dxa" w:w="1224"/>
-            <w:vAlign w:val="center"/>
-            <w:tcMar>
-              <w:top w:w="50" w:type="dxa"/>
-              <w:bottom w:w="50" w:type="dxa"/>
-              <w:left w:w="50" w:type="dxa"/>
-              <w:right w:w="50" w:type="dxa"/>
-            </w:tcMar>
-          </w:tcPr>
-          <w:p>
-            <w:pPr>
-              <w:spacing w:before="0" w:after="0"/>
-              <w:jc w:val="left"/>
-            </w:pPr>
-            <w:r>
-              <w:rPr>
-                <w:rFonts w:ascii="標楷體" w:hAnsi="標楷體" w:eastAsia="標楷體"/>
-                <w:b w:val="0"/>
-                <w:i w:val="0"/>
-                <w:color w:val="1E293B"/>
-                <w:sz w:val="32"/>
-              </w:rPr>
-              <w:t>10/27 (二)</w:t>
-            </w:r>
-          </w:p>
-        </w:tc>
-        <w:tc>
-          <w:tcPr>
-            <w:tcW w:type="dxa" w:w="936"/>
-            <w:vAlign w:val="center"/>
-            <w:tcMar>
-              <w:top w:w="50" w:type="dxa"/>
-              <w:bottom w:w="50" w:type="dxa"/>
-              <w:left w:w="50" w:type="dxa"/>
-              <w:right w:w="50" w:type="dxa"/>
-            </w:tcMar>
-          </w:tcPr>
-          <w:p>
-            <w:pPr>
-              <w:spacing w:before="0" w:after="0"/>
-              <w:jc w:val="left"/>
-            </w:pPr>
-            <w:r>
-              <w:rPr>
-                <w:rFonts w:ascii="標楷體" w:hAnsi="標楷體" w:eastAsia="標楷體"/>
-                <w:b w:val="0"/>
-                <w:i w:val="0"/>
-                <w:color w:val="1E293B"/>
-                <w:sz w:val="32"/>
-              </w:rPr>
-              <w:t>在校集訓</w:t>
-            </w:r>
-          </w:p>
-        </w:tc>
-        <w:tc>
-          <w:tcPr>
-            <w:tcW w:type="dxa" w:w="1872"/>
-            <w:vAlign w:val="center"/>
-            <w:tcMar>
-              <w:top w:w="50" w:type="dxa"/>
-              <w:bottom w:w="50" w:type="dxa"/>
-              <w:left w:w="50" w:type="dxa"/>
-              <w:right w:w="50" w:type="dxa"/>
-            </w:tcMar>
-          </w:tcPr>
-          <w:p>
-            <w:pPr>
-              <w:spacing w:before="0" w:after="0"/>
-              <w:jc w:val="left"/>
-            </w:pPr>
-            <w:r>
-              <w:rPr>
-                <w:rFonts w:ascii="標楷體" w:hAnsi="標楷體" w:eastAsia="標楷體"/>
-                <w:b w:val="0"/>
-                <w:i w:val="0"/>
-                <w:color w:val="1E293B"/>
-                <w:sz w:val="32"/>
-              </w:rPr>
-              <w:t>高壓干擾抗性訓練：噪音環境下...</w:t>
-            </w:r>
-          </w:p>
-        </w:tc>
-        <w:tc>
-          <w:tcPr>
-            <w:tcW w:type="dxa" w:w="3168"/>
-            <w:vAlign w:val="center"/>
-            <w:tcMar>
-              <w:top w:w="50" w:type="dxa"/>
-              <w:bottom w:w="50" w:type="dxa"/>
-              <w:left w:w="50" w:type="dxa"/>
-              <w:right w:w="50" w:type="dxa"/>
-            </w:tcMar>
-          </w:tcPr>
-          <w:p>
-            <w:pPr>
-              <w:spacing w:before="0" w:after="0"/>
-              <w:jc w:val="left"/>
-            </w:pPr>
-            <w:r>
-              <w:rPr>
-                <w:rFonts w:ascii="標楷體" w:hAnsi="標楷體" w:eastAsia="標楷體"/>
-                <w:b w:val="0"/>
-                <w:i w:val="0"/>
-                <w:color w:val="1E293B"/>
-                <w:sz w:val="32"/>
-              </w:rPr>
-              <w:t>極限抗干擾訓練：在演講時故意製造干擾（同學走動、書本掉落、鈴聲誤響），訓練選手「心如磐石、目不斜視」的強大專注力。任何干擾都不能中斷演講節奏！</w:t>
-            </w:r>
-          </w:p>
-        </w:tc>
-        <w:tc>
-          <w:tcPr>
-            <w:tcW w:type="dxa" w:w="2160"/>
-            <w:vAlign w:val="center"/>
-            <w:tcMar>
-              <w:top w:w="50" w:type="dxa"/>
-              <w:bottom w:w="50" w:type="dxa"/>
-              <w:left w:w="50" w:type="dxa"/>
-              <w:right w:w="50" w:type="dxa"/>
-            </w:tcMar>
-          </w:tcPr>
-          <w:p>
-            <w:pPr>
-              <w:spacing w:before="0" w:after="0"/>
-              <w:jc w:val="left"/>
-            </w:pPr>
-            <w:r>
-              <w:rPr>
-                <w:rFonts w:ascii="標楷體" w:hAnsi="標楷體" w:eastAsia="標楷體"/>
-                <w:b w:val="0"/>
-                <w:i w:val="0"/>
-                <w:color w:val="1E293B"/>
-                <w:sz w:val="32"/>
-              </w:rPr>
-              <w:t>抗干擾能力達到滿分，在任何意外情況下均能從容不迫完篇。</w:t>
-            </w:r>
-          </w:p>
-        </w:tc>
-        <w:tc>
-          <w:tcPr>
-            <w:tcW w:type="dxa" w:w="1008"/>
-            <w:vAlign w:val="center"/>
-            <w:tcMar>
-              <w:top w:w="50" w:type="dxa"/>
-              <w:bottom w:w="50" w:type="dxa"/>
-              <w:left w:w="50" w:type="dxa"/>
-              <w:right w:w="50" w:type="dxa"/>
-            </w:tcMar>
-          </w:tcPr>
-          <w:p>
-            <w:pPr>
-              <w:spacing w:before="0" w:after="0"/>
-              <w:jc w:val="left"/>
-            </w:pPr>
-            <w:r>
-              <w:rPr>
-                <w:rFonts w:ascii="標楷體" w:hAnsi="標楷體" w:eastAsia="標楷體"/>
-                <w:b w:val="0"/>
-                <w:i w:val="0"/>
-                <w:color w:val="1E293B"/>
-                <w:sz w:val="32"/>
-              </w:rPr>
-              <w:t>［ ］優</w:t>
-              <w:br/>
-              <w:t>［ ］良</w:t>
-            </w:r>
-          </w:p>
-        </w:tc>
-      </w:tr>
-      <w:tr>
-        <w:tc>
-          <w:tcPr>
-            <w:tcW w:type="dxa" w:w="1152"/>
-            <w:vAlign w:val="center"/>
-            <w:tcMar>
-              <w:top w:w="50" w:type="dxa"/>
-              <w:bottom w:w="50" w:type="dxa"/>
-              <w:left w:w="50" w:type="dxa"/>
-              <w:right w:w="50" w:type="dxa"/>
-            </w:tcMar>
-            <w:shd w:fill="F8FAFC"/>
-          </w:tcPr>
-          <w:p>
-            <w:pPr>
-              <w:spacing w:before="0" w:after="0"/>
-              <w:jc w:val="center"/>
-            </w:pPr>
-            <w:r>
-              <w:rPr>
-                <w:rFonts w:ascii="標楷體" w:hAnsi="標楷體" w:eastAsia="標楷體"/>
-                <w:b/>
-                <w:i w:val="0"/>
-                <w:color w:val="1E293B"/>
-                <w:sz w:val="32"/>
-              </w:rPr>
-              <w:t>Day 18</w:t>
-            </w:r>
-          </w:p>
-        </w:tc>
-        <w:tc>
-          <w:tcPr>
-            <w:tcW w:type="dxa" w:w="1224"/>
-            <w:vAlign w:val="center"/>
-            <w:tcMar>
-              <w:top w:w="50" w:type="dxa"/>
-              <w:bottom w:w="50" w:type="dxa"/>
-              <w:left w:w="50" w:type="dxa"/>
-              <w:right w:w="50" w:type="dxa"/>
-            </w:tcMar>
-            <w:shd w:fill="F8FAFC"/>
-          </w:tcPr>
-          <w:p>
-            <w:pPr>
-              <w:spacing w:before="0" w:after="0"/>
-              <w:jc w:val="left"/>
-            </w:pPr>
-            <w:r>
-              <w:rPr>
-                <w:rFonts w:ascii="標楷體" w:hAnsi="標楷體" w:eastAsia="標楷體"/>
-                <w:b w:val="0"/>
-                <w:i w:val="0"/>
-                <w:color w:val="1E293B"/>
-                <w:sz w:val="32"/>
-              </w:rPr>
-              <w:t>10/28 (三)</w:t>
-            </w:r>
-          </w:p>
-        </w:tc>
-        <w:tc>
-          <w:tcPr>
-            <w:tcW w:type="dxa" w:w="936"/>
-            <w:vAlign w:val="center"/>
-            <w:tcMar>
-              <w:top w:w="50" w:type="dxa"/>
-              <w:bottom w:w="50" w:type="dxa"/>
-              <w:left w:w="50" w:type="dxa"/>
-              <w:right w:w="50" w:type="dxa"/>
-            </w:tcMar>
-            <w:shd w:fill="F8FAFC"/>
-          </w:tcPr>
-          <w:p>
-            <w:pPr>
-              <w:spacing w:before="0" w:after="0"/>
-              <w:jc w:val="left"/>
-            </w:pPr>
-            <w:r>
-              <w:rPr>
-                <w:rFonts w:ascii="標楷體" w:hAnsi="標楷體" w:eastAsia="標楷體"/>
-                <w:b w:val="0"/>
-                <w:i w:val="0"/>
-                <w:color w:val="1E293B"/>
-                <w:sz w:val="32"/>
-              </w:rPr>
-              <w:t>在校集訓</w:t>
-            </w:r>
-          </w:p>
-        </w:tc>
-        <w:tc>
-          <w:tcPr>
-            <w:tcW w:type="dxa" w:w="1872"/>
-            <w:vAlign w:val="center"/>
-            <w:tcMar>
-              <w:top w:w="50" w:type="dxa"/>
-              <w:bottom w:w="50" w:type="dxa"/>
-              <w:left w:w="50" w:type="dxa"/>
-              <w:right w:w="50" w:type="dxa"/>
-            </w:tcMar>
-            <w:shd w:fill="F8FAFC"/>
-          </w:tcPr>
-          <w:p>
-            <w:pPr>
-              <w:spacing w:before="0" w:after="0"/>
-              <w:jc w:val="left"/>
-            </w:pPr>
-            <w:r>
-              <w:rPr>
-                <w:rFonts w:ascii="標楷體" w:hAnsi="標楷體" w:eastAsia="標楷體"/>
-                <w:b w:val="0"/>
-                <w:i w:val="0"/>
-                <w:color w:val="1E293B"/>
-                <w:sz w:val="32"/>
-              </w:rPr>
-              <w:t>活動中心簡報室實地場地走位演...</w:t>
-            </w:r>
-          </w:p>
-        </w:tc>
-        <w:tc>
-          <w:tcPr>
-            <w:tcW w:type="dxa" w:w="3168"/>
-            <w:vAlign w:val="center"/>
-            <w:tcMar>
-              <w:top w:w="50" w:type="dxa"/>
-              <w:bottom w:w="50" w:type="dxa"/>
-              <w:left w:w="50" w:type="dxa"/>
-              <w:right w:w="50" w:type="dxa"/>
-            </w:tcMar>
-            <w:shd w:fill="F8FAFC"/>
-          </w:tcPr>
-          <w:p>
-            <w:pPr>
-              <w:spacing w:before="0" w:after="0"/>
-              <w:jc w:val="left"/>
-            </w:pPr>
-            <w:r>
-              <w:rPr>
-                <w:rFonts w:ascii="標楷體" w:hAnsi="標楷體" w:eastAsia="標楷體"/>
-                <w:b w:val="0"/>
-                <w:i w:val="0"/>
-                <w:color w:val="1E293B"/>
-                <w:sz w:val="32"/>
-              </w:rPr>
-              <w:t>正式比賽場地實戰：前往活動中心簡報室（比賽場地）進行實地走位！站在正式比賽的講台位置，感受現場音場回音、光線照射與評審席距離。消除陌生感。</w:t>
-            </w:r>
-          </w:p>
-        </w:tc>
-        <w:tc>
-          <w:tcPr>
-            <w:tcW w:type="dxa" w:w="2160"/>
-            <w:vAlign w:val="center"/>
-            <w:tcMar>
-              <w:top w:w="50" w:type="dxa"/>
-              <w:bottom w:w="50" w:type="dxa"/>
-              <w:left w:w="50" w:type="dxa"/>
-              <w:right w:w="50" w:type="dxa"/>
-            </w:tcMar>
-            <w:shd w:fill="F8FAFC"/>
-          </w:tcPr>
-          <w:p>
-            <w:pPr>
-              <w:spacing w:before="0" w:after="0"/>
-              <w:jc w:val="left"/>
-            </w:pPr>
-            <w:r>
-              <w:rPr>
-                <w:rFonts w:ascii="標楷體" w:hAnsi="標楷體" w:eastAsia="標楷體"/>
-                <w:b w:val="0"/>
-                <w:i w:val="0"/>
-                <w:color w:val="1E293B"/>
-                <w:sz w:val="32"/>
-              </w:rPr>
-              <w:t>完全適應正式賽場環境，聲音覆蓋全場，颱風沈著穩健。</w:t>
-            </w:r>
-          </w:p>
-        </w:tc>
-        <w:tc>
-          <w:tcPr>
-            <w:tcW w:type="dxa" w:w="1008"/>
-            <w:vAlign w:val="center"/>
-            <w:tcMar>
-              <w:top w:w="50" w:type="dxa"/>
-              <w:bottom w:w="50" w:type="dxa"/>
-              <w:left w:w="50" w:type="dxa"/>
-              <w:right w:w="50" w:type="dxa"/>
-            </w:tcMar>
-            <w:shd w:fill="F8FAFC"/>
-          </w:tcPr>
-          <w:p>
-            <w:pPr>
-              <w:spacing w:before="0" w:after="0"/>
-              <w:jc w:val="left"/>
-            </w:pPr>
-            <w:r>
-              <w:rPr>
-                <w:rFonts w:ascii="標楷體" w:hAnsi="標楷體" w:eastAsia="標楷體"/>
-                <w:b w:val="0"/>
-                <w:i w:val="0"/>
-                <w:color w:val="1E293B"/>
-                <w:sz w:val="32"/>
-              </w:rPr>
-              <w:t>［ ］優</w:t>
-              <w:br/>
-              <w:t>［ ］良</w:t>
-            </w:r>
-          </w:p>
-        </w:tc>
-      </w:tr>
-      <w:tr>
-        <w:tc>
-          <w:tcPr>
-            <w:tcW w:type="dxa" w:w="1152"/>
-            <w:vAlign w:val="center"/>
-            <w:tcMar>
-              <w:top w:w="50" w:type="dxa"/>
-              <w:bottom w:w="50" w:type="dxa"/>
-              <w:left w:w="50" w:type="dxa"/>
-              <w:right w:w="50" w:type="dxa"/>
-            </w:tcMar>
-          </w:tcPr>
-          <w:p>
-            <w:pPr>
-              <w:spacing w:before="0" w:after="0"/>
-              <w:jc w:val="center"/>
-            </w:pPr>
-            <w:r>
-              <w:rPr>
-                <w:rFonts w:ascii="標楷體" w:hAnsi="標楷體" w:eastAsia="標楷體"/>
-                <w:b/>
-                <w:i w:val="0"/>
-                <w:color w:val="1E293B"/>
-                <w:sz w:val="32"/>
-              </w:rPr>
-              <w:t>Day 19</w:t>
-            </w:r>
-          </w:p>
-        </w:tc>
-        <w:tc>
-          <w:tcPr>
-            <w:tcW w:type="dxa" w:w="1224"/>
-            <w:vAlign w:val="center"/>
-            <w:tcMar>
-              <w:top w:w="50" w:type="dxa"/>
-              <w:bottom w:w="50" w:type="dxa"/>
-              <w:left w:w="50" w:type="dxa"/>
-              <w:right w:w="50" w:type="dxa"/>
-            </w:tcMar>
-          </w:tcPr>
-          <w:p>
-            <w:pPr>
-              <w:spacing w:before="0" w:after="0"/>
-              <w:jc w:val="left"/>
-            </w:pPr>
-            <w:r>
-              <w:rPr>
-                <w:rFonts w:ascii="標楷體" w:hAnsi="標楷體" w:eastAsia="標楷體"/>
-                <w:b w:val="0"/>
-                <w:i w:val="0"/>
-                <w:color w:val="1E293B"/>
-                <w:sz w:val="32"/>
-              </w:rPr>
-              <w:t>10/29 (四)</w:t>
-            </w:r>
-          </w:p>
-        </w:tc>
-        <w:tc>
-          <w:tcPr>
-            <w:tcW w:type="dxa" w:w="936"/>
-            <w:vAlign w:val="center"/>
-            <w:tcMar>
-              <w:top w:w="50" w:type="dxa"/>
-              <w:bottom w:w="50" w:type="dxa"/>
-              <w:left w:w="50" w:type="dxa"/>
-              <w:right w:w="50" w:type="dxa"/>
-            </w:tcMar>
-          </w:tcPr>
-          <w:p>
-            <w:pPr>
-              <w:spacing w:before="0" w:after="0"/>
-              <w:jc w:val="left"/>
-            </w:pPr>
-            <w:r>
-              <w:rPr>
-                <w:rFonts w:ascii="標楷體" w:hAnsi="標楷體" w:eastAsia="標楷體"/>
-                <w:b w:val="0"/>
-                <w:i w:val="0"/>
-                <w:color w:val="1E293B"/>
-                <w:sz w:val="32"/>
-              </w:rPr>
-              <w:t>在校集訓</w:t>
-            </w:r>
-          </w:p>
-        </w:tc>
-        <w:tc>
-          <w:tcPr>
-            <w:tcW w:type="dxa" w:w="1872"/>
-            <w:vAlign w:val="center"/>
-            <w:tcMar>
-              <w:top w:w="50" w:type="dxa"/>
-              <w:bottom w:w="50" w:type="dxa"/>
-              <w:left w:w="50" w:type="dxa"/>
-              <w:right w:w="50" w:type="dxa"/>
-            </w:tcMar>
-          </w:tcPr>
-          <w:p>
-            <w:pPr>
-              <w:spacing w:before="0" w:after="0"/>
-              <w:jc w:val="left"/>
-            </w:pPr>
-            <w:r>
-              <w:rPr>
-                <w:rFonts w:ascii="標楷體" w:hAnsi="標楷體" w:eastAsia="標楷體"/>
-                <w:b w:val="0"/>
-                <w:i w:val="0"/>
-                <w:color w:val="1E293B"/>
-                <w:sz w:val="32"/>
-              </w:rPr>
-              <w:t>終極微調與全班掌聲打氣...</w:t>
-            </w:r>
-          </w:p>
-        </w:tc>
-        <w:tc>
-          <w:tcPr>
-            <w:tcW w:type="dxa" w:w="3168"/>
-            <w:vAlign w:val="center"/>
-            <w:tcMar>
-              <w:top w:w="50" w:type="dxa"/>
-              <w:bottom w:w="50" w:type="dxa"/>
-              <w:left w:w="50" w:type="dxa"/>
-              <w:right w:w="50" w:type="dxa"/>
-            </w:tcMar>
-          </w:tcPr>
-          <w:p>
-            <w:pPr>
-              <w:spacing w:before="0" w:after="0"/>
-              <w:jc w:val="left"/>
-            </w:pPr>
-            <w:r>
-              <w:rPr>
-                <w:rFonts w:ascii="標楷體" w:hAnsi="標楷體" w:eastAsia="標楷體"/>
-                <w:b w:val="0"/>
-                <w:i w:val="0"/>
-                <w:color w:val="1E293B"/>
-                <w:sz w:val="32"/>
-              </w:rPr>
-              <w:t>全班觀摩打氣會：邀請四年丙班全班同學坐在台下，為選手進行最後一次集訓演出！感受同班同學的掌聲與喝采，將緊張感完全轉化為興奮與榮譽感！</w:t>
-            </w:r>
-          </w:p>
-        </w:tc>
-        <w:tc>
-          <w:tcPr>
-            <w:tcW w:type="dxa" w:w="2160"/>
-            <w:vAlign w:val="center"/>
-            <w:tcMar>
-              <w:top w:w="50" w:type="dxa"/>
-              <w:bottom w:w="50" w:type="dxa"/>
-              <w:left w:w="50" w:type="dxa"/>
-              <w:right w:w="50" w:type="dxa"/>
-            </w:tcMar>
-          </w:tcPr>
-          <w:p>
-            <w:pPr>
-              <w:spacing w:before="0" w:after="0"/>
-              <w:jc w:val="left"/>
-            </w:pPr>
-            <w:r>
-              <w:rPr>
-                <w:rFonts w:ascii="標楷體" w:hAnsi="標楷體" w:eastAsia="標楷體"/>
-                <w:b w:val="0"/>
-                <w:i w:val="0"/>
-                <w:color w:val="1E293B"/>
-                <w:sz w:val="32"/>
-              </w:rPr>
-              <w:t>心態完全放開，充滿表現慾與自信心，具備成熟競賽氣質。</w:t>
-            </w:r>
-          </w:p>
-        </w:tc>
-        <w:tc>
-          <w:tcPr>
-            <w:tcW w:type="dxa" w:w="1008"/>
-            <w:vAlign w:val="center"/>
-            <w:tcMar>
-              <w:top w:w="50" w:type="dxa"/>
-              <w:bottom w:w="50" w:type="dxa"/>
-              <w:left w:w="50" w:type="dxa"/>
-              <w:right w:w="50" w:type="dxa"/>
-            </w:tcMar>
-          </w:tcPr>
-          <w:p>
-            <w:pPr>
-              <w:spacing w:before="0" w:after="0"/>
-              <w:jc w:val="left"/>
-            </w:pPr>
-            <w:r>
-              <w:rPr>
-                <w:rFonts w:ascii="標楷體" w:hAnsi="標楷體" w:eastAsia="標楷體"/>
-                <w:b w:val="0"/>
-                <w:i w:val="0"/>
-                <w:color w:val="1E293B"/>
-                <w:sz w:val="32"/>
-              </w:rPr>
-              <w:t>［ ］優</w:t>
-              <w:br/>
-              <w:t>［ ］良</w:t>
-            </w:r>
-          </w:p>
-        </w:tc>
-      </w:tr>
-      <w:tr>
-        <w:tc>
-          <w:tcPr>
-            <w:tcW w:type="dxa" w:w="1152"/>
-            <w:vAlign w:val="center"/>
-            <w:tcMar>
-              <w:top w:w="50" w:type="dxa"/>
-              <w:bottom w:w="50" w:type="dxa"/>
-              <w:left w:w="50" w:type="dxa"/>
-              <w:right w:w="50" w:type="dxa"/>
-            </w:tcMar>
-            <w:shd w:fill="F8FAFC"/>
-          </w:tcPr>
-          <w:p>
-            <w:pPr>
-              <w:spacing w:before="0" w:after="0"/>
-              <w:jc w:val="center"/>
-            </w:pPr>
-            <w:r>
-              <w:rPr>
-                <w:rFonts w:ascii="標楷體" w:hAnsi="標楷體" w:eastAsia="標楷體"/>
-                <w:b/>
-                <w:i w:val="0"/>
-                <w:color w:val="1E293B"/>
-                <w:sz w:val="32"/>
-              </w:rPr>
-              <w:t>Day 20</w:t>
-            </w:r>
-          </w:p>
-        </w:tc>
-        <w:tc>
-          <w:tcPr>
-            <w:tcW w:type="dxa" w:w="1224"/>
-            <w:vAlign w:val="center"/>
-            <w:tcMar>
-              <w:top w:w="50" w:type="dxa"/>
-              <w:bottom w:w="50" w:type="dxa"/>
-              <w:left w:w="50" w:type="dxa"/>
-              <w:right w:w="50" w:type="dxa"/>
-            </w:tcMar>
-            <w:shd w:fill="F8FAFC"/>
-          </w:tcPr>
-          <w:p>
-            <w:pPr>
-              <w:spacing w:before="0" w:after="0"/>
-              <w:jc w:val="left"/>
-            </w:pPr>
-            <w:r>
-              <w:rPr>
-                <w:rFonts w:ascii="標楷體" w:hAnsi="標楷體" w:eastAsia="標楷體"/>
-                <w:b w:val="0"/>
-                <w:i w:val="0"/>
-                <w:color w:val="1E293B"/>
-                <w:sz w:val="32"/>
-              </w:rPr>
-              <w:t>10/30 (五)</w:t>
-            </w:r>
-          </w:p>
-        </w:tc>
-        <w:tc>
-          <w:tcPr>
-            <w:tcW w:type="dxa" w:w="936"/>
-            <w:vAlign w:val="center"/>
-            <w:tcMar>
-              <w:top w:w="50" w:type="dxa"/>
-              <w:bottom w:w="50" w:type="dxa"/>
-              <w:left w:w="50" w:type="dxa"/>
-              <w:right w:w="50" w:type="dxa"/>
-            </w:tcMar>
-            <w:shd w:fill="F8FAFC"/>
-          </w:tcPr>
-          <w:p>
-            <w:pPr>
-              <w:spacing w:before="0" w:after="0"/>
-              <w:jc w:val="left"/>
-            </w:pPr>
-            <w:r>
-              <w:rPr>
-                <w:rFonts w:ascii="標楷體" w:hAnsi="標楷體" w:eastAsia="標楷體"/>
-                <w:b w:val="0"/>
-                <w:i w:val="0"/>
-                <w:color w:val="1E293B"/>
-                <w:sz w:val="32"/>
-              </w:rPr>
-              <w:t>在校集訓</w:t>
-            </w:r>
-          </w:p>
-        </w:tc>
-        <w:tc>
-          <w:tcPr>
-            <w:tcW w:type="dxa" w:w="1872"/>
-            <w:vAlign w:val="center"/>
-            <w:tcMar>
-              <w:top w:w="50" w:type="dxa"/>
-              <w:bottom w:w="50" w:type="dxa"/>
-              <w:left w:w="50" w:type="dxa"/>
-              <w:right w:w="50" w:type="dxa"/>
-            </w:tcMar>
-            <w:shd w:fill="F8FAFC"/>
-          </w:tcPr>
-          <w:p>
-            <w:pPr>
-              <w:spacing w:before="0" w:after="0"/>
-              <w:jc w:val="left"/>
-            </w:pPr>
-            <w:r>
-              <w:rPr>
-                <w:rFonts w:ascii="標楷體" w:hAnsi="標楷體" w:eastAsia="標楷體"/>
-                <w:b w:val="0"/>
-                <w:i w:val="0"/>
-                <w:color w:val="1E293B"/>
-                <w:sz w:val="32"/>
-              </w:rPr>
-              <w:t>授旗出征、賽前心理賦能與作息...</w:t>
-            </w:r>
-          </w:p>
-        </w:tc>
-        <w:tc>
-          <w:tcPr>
-            <w:tcW w:type="dxa" w:w="3168"/>
-            <w:vAlign w:val="center"/>
-            <w:tcMar>
-              <w:top w:w="50" w:type="dxa"/>
-              <w:bottom w:w="50" w:type="dxa"/>
-              <w:left w:w="50" w:type="dxa"/>
-              <w:right w:w="50" w:type="dxa"/>
-            </w:tcMar>
-            <w:shd w:fill="F8FAFC"/>
-          </w:tcPr>
-          <w:p>
-            <w:pPr>
-              <w:spacing w:before="0" w:after="0"/>
-              <w:jc w:val="left"/>
-            </w:pPr>
-            <w:r>
-              <w:rPr>
-                <w:rFonts w:ascii="標楷體" w:hAnsi="標楷體" w:eastAsia="標楷體"/>
-                <w:b w:val="0"/>
-                <w:i w:val="0"/>
-                <w:color w:val="1E293B"/>
-                <w:sz w:val="32"/>
-              </w:rPr>
-              <w:t>出征授旗儀式：導師叮嚀競賽當天作息、飲食與心理調節：1. 賽前不吃油膩甜食；2. 隨身攜帶溫開水；3. 上台前深呼吸 3 次。給予選手最深切的肯定與祝福！</w:t>
-            </w:r>
-          </w:p>
-        </w:tc>
-        <w:tc>
-          <w:tcPr>
-            <w:tcW w:type="dxa" w:w="2160"/>
-            <w:vAlign w:val="center"/>
-            <w:tcMar>
-              <w:top w:w="50" w:type="dxa"/>
-              <w:bottom w:w="50" w:type="dxa"/>
-              <w:left w:w="50" w:type="dxa"/>
-              <w:right w:w="50" w:type="dxa"/>
-            </w:tcMar>
-            <w:shd w:fill="F8FAFC"/>
-          </w:tcPr>
-          <w:p>
-            <w:pPr>
-              <w:spacing w:before="0" w:after="0"/>
-              <w:jc w:val="left"/>
-            </w:pPr>
-            <w:r>
-              <w:rPr>
-                <w:rFonts w:ascii="標楷體" w:hAnsi="標楷體" w:eastAsia="標楷體"/>
-                <w:b w:val="0"/>
-                <w:i w:val="0"/>
-                <w:color w:val="1E293B"/>
-                <w:sz w:val="32"/>
-              </w:rPr>
-              <w:t>心理素質處於頂峰狀態，神采奕奕，整裝待發迎接決賽。</w:t>
-            </w:r>
-          </w:p>
-        </w:tc>
-        <w:tc>
-          <w:tcPr>
-            <w:tcW w:type="dxa" w:w="1008"/>
-            <w:vAlign w:val="center"/>
-            <w:tcMar>
-              <w:top w:w="50" w:type="dxa"/>
-              <w:bottom w:w="50" w:type="dxa"/>
-              <w:left w:w="50" w:type="dxa"/>
-              <w:right w:w="50" w:type="dxa"/>
-            </w:tcMar>
-            <w:shd w:fill="F8FAFC"/>
-          </w:tcPr>
-          <w:p>
-            <w:pPr>
-              <w:spacing w:before="0" w:after="0"/>
-              <w:jc w:val="left"/>
-            </w:pPr>
-            <w:r>
-              <w:rPr>
-                <w:rFonts w:ascii="標楷體" w:hAnsi="標楷體" w:eastAsia="標楷體"/>
-                <w:b w:val="0"/>
-                <w:i w:val="0"/>
-                <w:color w:val="1E293B"/>
-                <w:sz w:val="32"/>
-              </w:rPr>
-              <w:t>［ ］優</w:t>
-              <w:br/>
-              <w:t>［ ］良</w:t>
-            </w:r>
-          </w:p>
-        </w:tc>
-      </w:tr>
-      <w:tr>
-        <w:tc>
-          <w:tcPr>
-            <w:tcW w:type="dxa" w:w="1152"/>
-            <w:vAlign w:val="center"/>
-            <w:tcMar>
-              <w:top w:w="50" w:type="dxa"/>
-              <w:bottom w:w="50" w:type="dxa"/>
-              <w:left w:w="50" w:type="dxa"/>
-              <w:right w:w="50" w:type="dxa"/>
-            </w:tcMar>
-          </w:tcPr>
-          <w:p>
-            <w:pPr>
-              <w:spacing w:before="0" w:after="0"/>
-              <w:jc w:val="center"/>
-            </w:pPr>
-            <w:r>
-              <w:rPr>
-                <w:rFonts w:ascii="標楷體" w:hAnsi="標楷體" w:eastAsia="標楷體"/>
-                <w:b/>
-                <w:i w:val="0"/>
-                <w:color w:val="1E293B"/>
-                <w:sz w:val="32"/>
-              </w:rPr>
-              <w:t>週末假日四</w:t>
-            </w:r>
-          </w:p>
-        </w:tc>
-        <w:tc>
-          <w:tcPr>
-            <w:tcW w:type="dxa" w:w="1224"/>
-            <w:vAlign w:val="center"/>
-            <w:tcMar>
-              <w:top w:w="50" w:type="dxa"/>
-              <w:bottom w:w="50" w:type="dxa"/>
-              <w:left w:w="50" w:type="dxa"/>
-              <w:right w:w="50" w:type="dxa"/>
-            </w:tcMar>
-          </w:tcPr>
-          <w:p>
-            <w:pPr>
-              <w:spacing w:before="0" w:after="0"/>
-              <w:jc w:val="left"/>
-            </w:pPr>
-            <w:r>
-              <w:rPr>
-                <w:rFonts w:ascii="標楷體" w:hAnsi="標楷體" w:eastAsia="標楷體"/>
-                <w:b w:val="0"/>
-                <w:i w:val="0"/>
-                <w:color w:val="1E293B"/>
-                <w:sz w:val="32"/>
-              </w:rPr>
-              <w:t>10/31 (六) ~ 11/01 (日)</w:t>
-            </w:r>
-          </w:p>
-        </w:tc>
-        <w:tc>
-          <w:tcPr>
-            <w:tcW w:type="dxa" w:w="936"/>
-            <w:vAlign w:val="center"/>
-            <w:tcMar>
-              <w:top w:w="50" w:type="dxa"/>
-              <w:bottom w:w="50" w:type="dxa"/>
-              <w:left w:w="50" w:type="dxa"/>
-              <w:right w:w="50" w:type="dxa"/>
-            </w:tcMar>
-          </w:tcPr>
-          <w:p>
-            <w:pPr>
-              <w:spacing w:before="0" w:after="0"/>
-              <w:jc w:val="left"/>
-            </w:pPr>
-            <w:r>
-              <w:rPr>
-                <w:rFonts w:ascii="標楷體" w:hAnsi="標楷體" w:eastAsia="標楷體"/>
-                <w:b w:val="0"/>
-                <w:i w:val="0"/>
-                <w:color w:val="1E293B"/>
-                <w:sz w:val="32"/>
-              </w:rPr>
-              <w:t>假日自學增量</w:t>
-            </w:r>
-          </w:p>
-        </w:tc>
-        <w:tc>
-          <w:tcPr>
-            <w:tcW w:type="dxa" w:w="1872"/>
-            <w:vAlign w:val="center"/>
-            <w:tcMar>
-              <w:top w:w="50" w:type="dxa"/>
-              <w:bottom w:w="50" w:type="dxa"/>
-              <w:left w:w="50" w:type="dxa"/>
-              <w:right w:w="50" w:type="dxa"/>
-            </w:tcMar>
-          </w:tcPr>
-          <w:p>
-            <w:pPr>
-              <w:spacing w:before="0" w:after="0"/>
-              <w:jc w:val="left"/>
-            </w:pPr>
-            <w:r>
-              <w:rPr>
-                <w:rFonts w:ascii="標楷體" w:hAnsi="標楷體" w:eastAsia="標楷體"/>
-                <w:b w:val="0"/>
-                <w:i w:val="0"/>
-                <w:color w:val="1E293B"/>
-                <w:sz w:val="32"/>
-              </w:rPr>
-              <w:t>【假日自主自學與演說增量 D...</w:t>
-            </w:r>
-          </w:p>
-        </w:tc>
-        <w:tc>
-          <w:tcPr>
-            <w:tcW w:type="dxa" w:w="3168"/>
-            <w:vAlign w:val="center"/>
-            <w:tcMar>
-              <w:top w:w="50" w:type="dxa"/>
-              <w:bottom w:w="50" w:type="dxa"/>
-              <w:left w:w="50" w:type="dxa"/>
-              <w:right w:w="50" w:type="dxa"/>
-            </w:tcMar>
-          </w:tcPr>
-          <w:p>
-            <w:pPr>
-              <w:spacing w:before="0" w:after="0"/>
-              <w:jc w:val="left"/>
-            </w:pPr>
-            <w:r>
-              <w:rPr>
-                <w:rFonts w:ascii="標楷體" w:hAnsi="標楷體" w:eastAsia="標楷體"/>
-                <w:b w:val="0"/>
-                <w:i w:val="0"/>
-                <w:color w:val="1E293B"/>
-                <w:sz w:val="32"/>
-              </w:rPr>
-              <w:t>【週末自學指引】賽前最後週末：不宜過度大聲喊叫，轉為「意念演練（Mental Rehearsal）」：閉上眼睛在腦中完整演練 3 次；輕聲潤讀講稿 3 遍；充足睡眠。</w:t>
-            </w:r>
-          </w:p>
-        </w:tc>
-        <w:tc>
-          <w:tcPr>
-            <w:tcW w:type="dxa" w:w="2160"/>
-            <w:vAlign w:val="center"/>
-            <w:tcMar>
-              <w:top w:w="50" w:type="dxa"/>
-              <w:bottom w:w="50" w:type="dxa"/>
-              <w:left w:w="50" w:type="dxa"/>
-              <w:right w:w="50" w:type="dxa"/>
-            </w:tcMar>
-          </w:tcPr>
-          <w:p>
-            <w:pPr>
-              <w:spacing w:before="0" w:after="0"/>
-              <w:jc w:val="left"/>
-            </w:pPr>
-            <w:r>
-              <w:rPr>
-                <w:rFonts w:ascii="標楷體" w:hAnsi="標楷體" w:eastAsia="標楷體"/>
-                <w:b w:val="0"/>
-                <w:i w:val="0"/>
-                <w:color w:val="1E293B"/>
-                <w:sz w:val="32"/>
-              </w:rPr>
-              <w:t>【特優】神采奕奕、自信滿滿、做好萬全準備。</w:t>
-            </w:r>
-          </w:p>
-        </w:tc>
-        <w:tc>
-          <w:tcPr>
-            <w:tcW w:type="dxa" w:w="1008"/>
-            <w:vAlign w:val="center"/>
-            <w:tcMar>
-              <w:top w:w="50" w:type="dxa"/>
-              <w:bottom w:w="50" w:type="dxa"/>
-              <w:left w:w="50" w:type="dxa"/>
-              <w:right w:w="50" w:type="dxa"/>
-            </w:tcMar>
           </w:tcPr>
           <w:p>
             <w:pPr>
